--- a/klagomål/A 14999-2024 FSC-klagomål.docx
+++ b/klagomål/A 14999-2024 FSC-klagomål.docx
@@ -763,7 +763,7 @@
     <w:r>
       <w:tab/>
       <w:tab/>
-      <w:t>2025-11-15</w:t>
+      <w:t>2025-11-20</w:t>
       <w:br/>
       <w:br/>
     </w:r>

--- a/klagomål/A 14999-2024 FSC-klagomål.docx
+++ b/klagomål/A 14999-2024 FSC-klagomål.docx
@@ -763,7 +763,7 @@
     <w:r>
       <w:tab/>
       <w:tab/>
-      <w:t>2025-11-20</w:t>
+      <w:t>2025-11-21</w:t>
       <w:br/>
       <w:br/>
     </w:r>

--- a/klagomål/A 14999-2024 FSC-klagomål.docx
+++ b/klagomål/A 14999-2024 FSC-klagomål.docx
@@ -763,7 +763,7 @@
     <w:r>
       <w:tab/>
       <w:tab/>
-      <w:t>2025-11-21</w:t>
+      <w:t>2025-11-22</w:t>
       <w:br/>
       <w:br/>
     </w:r>

--- a/klagomål/A 14999-2024 FSC-klagomål.docx
+++ b/klagomål/A 14999-2024 FSC-klagomål.docx
@@ -763,7 +763,7 @@
     <w:r>
       <w:tab/>
       <w:tab/>
-      <w:t>2025-11-22</w:t>
+      <w:t>2025-11-23</w:t>
       <w:br/>
       <w:br/>
     </w:r>

--- a/klagomål/A 14999-2024 FSC-klagomål.docx
+++ b/klagomål/A 14999-2024 FSC-klagomål.docx
@@ -763,7 +763,7 @@
     <w:r>
       <w:tab/>
       <w:tab/>
-      <w:t>2025-11-23</w:t>
+      <w:t>2025-11-24</w:t>
       <w:br/>
       <w:br/>
     </w:r>

--- a/klagomål/A 14999-2024 FSC-klagomål.docx
+++ b/klagomål/A 14999-2024 FSC-klagomål.docx
@@ -763,7 +763,7 @@
     <w:r>
       <w:tab/>
       <w:tab/>
-      <w:t>2025-11-24</w:t>
+      <w:t>2025-11-25</w:t>
       <w:br/>
       <w:br/>
     </w:r>

--- a/klagomål/A 14999-2024 FSC-klagomål.docx
+++ b/klagomål/A 14999-2024 FSC-klagomål.docx
@@ -763,7 +763,7 @@
     <w:r>
       <w:tab/>
       <w:tab/>
-      <w:t>2025-11-25</w:t>
+      <w:t>2025-11-26</w:t>
       <w:br/>
       <w:br/>
     </w:r>

--- a/klagomål/A 14999-2024 FSC-klagomål.docx
+++ b/klagomål/A 14999-2024 FSC-klagomål.docx
@@ -763,7 +763,7 @@
     <w:r>
       <w:tab/>
       <w:tab/>
-      <w:t>2025-11-26</w:t>
+      <w:t>2025-11-27</w:t>
       <w:br/>
       <w:br/>
     </w:r>

--- a/klagomål/A 14999-2024 FSC-klagomål.docx
+++ b/klagomål/A 14999-2024 FSC-klagomål.docx
@@ -763,7 +763,7 @@
     <w:r>
       <w:tab/>
       <w:tab/>
-      <w:t>2025-11-27</w:t>
+      <w:t>2025-11-28</w:t>
       <w:br/>
       <w:br/>
     </w:r>

--- a/klagomål/A 14999-2024 FSC-klagomål.docx
+++ b/klagomål/A 14999-2024 FSC-klagomål.docx
@@ -763,7 +763,7 @@
     <w:r>
       <w:tab/>
       <w:tab/>
-      <w:t>2025-11-28</w:t>
+      <w:t>2025-11-29</w:t>
       <w:br/>
       <w:br/>
     </w:r>

--- a/klagomål/A 14999-2024 FSC-klagomål.docx
+++ b/klagomål/A 14999-2024 FSC-klagomål.docx
@@ -763,7 +763,7 @@
     <w:r>
       <w:tab/>
       <w:tab/>
-      <w:t>2025-11-29</w:t>
+      <w:t>2025-11-30</w:t>
       <w:br/>
       <w:br/>
     </w:r>

--- a/klagomål/A 14999-2024 FSC-klagomål.docx
+++ b/klagomål/A 14999-2024 FSC-klagomål.docx
@@ -763,7 +763,7 @@
     <w:r>
       <w:tab/>
       <w:tab/>
-      <w:t>2025-11-30</w:t>
+      <w:t>2025-12-01</w:t>
       <w:br/>
       <w:br/>
     </w:r>

--- a/klagomål/A 14999-2024 FSC-klagomål.docx
+++ b/klagomål/A 14999-2024 FSC-klagomål.docx
@@ -763,7 +763,7 @@
     <w:r>
       <w:tab/>
       <w:tab/>
-      <w:t>2025-12-01</w:t>
+      <w:t>2025-12-02</w:t>
       <w:br/>
       <w:br/>
     </w:r>

--- a/klagomål/A 14999-2024 FSC-klagomål.docx
+++ b/klagomål/A 14999-2024 FSC-klagomål.docx
@@ -763,7 +763,7 @@
     <w:r>
       <w:tab/>
       <w:tab/>
-      <w:t>2025-12-02</w:t>
+      <w:t>2025-12-03</w:t>
       <w:br/>
       <w:br/>
     </w:r>

--- a/klagomål/A 14999-2024 FSC-klagomål.docx
+++ b/klagomål/A 14999-2024 FSC-klagomål.docx
@@ -763,7 +763,7 @@
     <w:r>
       <w:tab/>
       <w:tab/>
-      <w:t>2025-12-03</w:t>
+      <w:t>2025-12-04</w:t>
       <w:br/>
       <w:br/>
     </w:r>

--- a/klagomål/A 14999-2024 FSC-klagomål.docx
+++ b/klagomål/A 14999-2024 FSC-klagomål.docx
@@ -763,7 +763,7 @@
     <w:r>
       <w:tab/>
       <w:tab/>
-      <w:t>2025-12-04</w:t>
+      <w:t>2025-12-05</w:t>
       <w:br/>
       <w:br/>
     </w:r>

--- a/klagomål/A 14999-2024 FSC-klagomål.docx
+++ b/klagomål/A 14999-2024 FSC-klagomål.docx
@@ -763,7 +763,7 @@
     <w:r>
       <w:tab/>
       <w:tab/>
-      <w:t>2025-12-05</w:t>
+      <w:t>2025-12-06</w:t>
       <w:br/>
       <w:br/>
     </w:r>

--- a/klagomål/A 14999-2024 FSC-klagomål.docx
+++ b/klagomål/A 14999-2024 FSC-klagomål.docx
@@ -763,7 +763,7 @@
     <w:r>
       <w:tab/>
       <w:tab/>
-      <w:t>2025-12-06</w:t>
+      <w:t>2025-12-07</w:t>
       <w:br/>
       <w:br/>
     </w:r>

--- a/klagomål/A 14999-2024 FSC-klagomål.docx
+++ b/klagomål/A 14999-2024 FSC-klagomål.docx
@@ -763,7 +763,7 @@
     <w:r>
       <w:tab/>
       <w:tab/>
-      <w:t>2025-12-07</w:t>
+      <w:t>2025-12-08</w:t>
       <w:br/>
       <w:br/>
     </w:r>

--- a/klagomål/A 14999-2024 FSC-klagomål.docx
+++ b/klagomål/A 14999-2024 FSC-klagomål.docx
@@ -763,7 +763,7 @@
     <w:r>
       <w:tab/>
       <w:tab/>
-      <w:t>2025-12-08</w:t>
+      <w:t>2025-12-09</w:t>
       <w:br/>
       <w:br/>
     </w:r>

--- a/klagomål/A 14999-2024 FSC-klagomål.docx
+++ b/klagomål/A 14999-2024 FSC-klagomål.docx
@@ -763,7 +763,7 @@
     <w:r>
       <w:tab/>
       <w:tab/>
-      <w:t>2025-12-09</w:t>
+      <w:t>2025-12-10</w:t>
       <w:br/>
       <w:br/>
     </w:r>

--- a/klagomål/A 14999-2024 FSC-klagomål.docx
+++ b/klagomål/A 14999-2024 FSC-klagomål.docx
@@ -763,7 +763,7 @@
     <w:r>
       <w:tab/>
       <w:tab/>
-      <w:t>2025-12-10</w:t>
+      <w:t>2025-12-11</w:t>
       <w:br/>
       <w:br/>
     </w:r>

--- a/klagomål/A 14999-2024 FSC-klagomål.docx
+++ b/klagomål/A 14999-2024 FSC-klagomål.docx
@@ -763,7 +763,7 @@
     <w:r>
       <w:tab/>
       <w:tab/>
-      <w:t>2025-12-11</w:t>
+      <w:t>2025-12-12</w:t>
       <w:br/>
       <w:br/>
     </w:r>

--- a/klagomål/A 14999-2024 FSC-klagomål.docx
+++ b/klagomål/A 14999-2024 FSC-klagomål.docx
@@ -763,7 +763,7 @@
     <w:r>
       <w:tab/>
       <w:tab/>
-      <w:t>2025-12-12</w:t>
+      <w:t>2025-12-13</w:t>
       <w:br/>
       <w:br/>
     </w:r>

--- a/klagomål/A 14999-2024 FSC-klagomål.docx
+++ b/klagomål/A 14999-2024 FSC-klagomål.docx
@@ -191,7 +191,7 @@
     </w:p>
     <w:p>
       <w:r>
-        <w:t>I avverkningsanmälan har följande 1 naturvårdsarter hittats: järpe (NT, §4). Av dessa är 1 rödlistade. För rödlistade arter har rödlistekategorin angivits inom parentes. För fridlysta arter anges även paragrafen i Artskyddsförordningen som arten är fridlyst enligt.</w:t>
+        <w:t>I avverkningsanmälan har följande 10 naturvårdsarter hittats: garnlav (NT), granticka (NT), järpe (NT, §4), talltaggsvamp (NT), mörk husmossa (S), norrlandslav (S), plattlummer (S, §9), skogshakmossa (S), ögonpyrola (S) och revlummer (§9). Av dessa är 4 rödlistade. För rödlistade arter har rödlistekategorin angivits inom parentes. Arter som är signalarter enligt Skogsstyrelsen har markerats med (S). För fridlysta arter anges även paragrafen i Artskyddsförordningen som arten är fridlyst enligt.</w:t>
       </w:r>
     </w:p>
     <w:p>
@@ -247,6 +247,61 @@
       </w:r>
     </w:p>
     <w:p>
+      <w:r>
+        <w:rPr>
+          <w:b/>
+        </w:rPr>
+        <w:t>Garnlav (NT)</w:t>
+      </w:r>
+      <w:r>
+        <w:t xml:space="preserve"> är en utpräglad barrskogsart som ibland kan drapera träden i norrländska grannaturskogar med hög luftfuktighet. Den förekommer även i talldominerade bestånd där den, förutom i trädens grenverk, påträffas hängande över ojämnheter i tallbarken. Arten har minskat starkt i södra och mellersta Sverige och den minskar även i sitt nordliga utbredningsområde. Orsaken till tillbakagången beror främst på slutavverkningar av naturskogsartade skogar. Bestånd med riklig förekomst bör regelmässigt sparas. Garnlav är värdväxt för den mycket sällsynta och akut hotade fjärilen barrskogslavfly (CR) som hör hemma i boreala barrskogar med riklig förekomst av värdväxten. Tidigare kunde arten konstateras årligen på flera platser vid Dala-Floda i Dalarna innan lokalerna kalavverkades. Senaste fyndet i landet av barrskogslavfly är från år 2000 då den påträffades vid Högberget i Sollefteå kommun (SLU Artdatabanken, 2024).</w:t>
+      </w:r>
+    </w:p>
+    <w:p>
+      <w:r>
+        <w:rPr>
+          <w:b/>
+        </w:rPr>
+        <w:t>Granticka (NT)</w:t>
+      </w:r>
+      <w:r>
+        <w:t xml:space="preserve"> förekommer främst i äldre skogar med naturskogskaraktär, liksom i dimensionsavverkade och plockhuggna skogar. I äldre grannaturskog i norra Sverige är den alltjämt en förhållandevis vanlig karaktärsart, medan den längre söderut blir allt mer sällsynt. I Götaland och delar av Svealand är den en god signalart för skyddsvärda granskogsmiljöer. Arten bedöms ha minskat starkt under senare år på grund av skogsavverkningar, då den framför allt växer i äldre granskog med långvarig grankontinuitet. I urskogsliknande bestånd i norra Sverige kan ibland påträffas den mycket sällsynta tickan grantickeporing (VU), som lever på döda grantickor (SLU Artdatabanken, 2024; Nitare &amp; Skogsstyrelsen, 2019).</w:t>
+      </w:r>
+    </w:p>
+    <w:p>
+      <w:r>
+        <w:rPr>
+          <w:b/>
+        </w:rPr>
+        <w:t xml:space="preserve">Mörk husmossa </w:t>
+      </w:r>
+      <w:r>
+        <w:t>är en mycket bra signalart i södra och mellersta Sverige. Den är sannolikt svårspridd och växer huvudsakligen i skog med lång skoglig kontinuitet i områden med konstant hög luftfuktighet. Den är känslig för större avverkningar, men tål plockhuggning som lämnar ett tätare trädskikt och ett obrutet, fukthållande mosstäcke på marken. Ett par studier har klart visat att artens tillväxt försämras när skogen huggs ner intill växtplatsen, och att ett kalhygges påverkan på mörk husmossa avtar både med avståndet från kalhygget och ju fuktigare växtplatsen är (SLU Artdatabanken, 2024; Nitare &amp; Skogsstyrelsen, 2019).</w:t>
+      </w:r>
+    </w:p>
+    <w:p>
+      <w:r>
+        <w:rPr>
+          <w:b/>
+        </w:rPr>
+        <w:t xml:space="preserve">Talltaggsvamp (NT) </w:t>
+      </w:r>
+      <w:r>
+        <w:t>förekommer främst i tallnaturskogar eller tallskogar av kontinuitetsskogskaraktär där den bildar mykorrhiza med tall. Särskilt frekvent är den i sandtallskogar med inslag av gamla träd, t.ex. på grusåsar, stränder och sandhedar. Arten hotas främst av skogsavverkning och tycks försvinna efter slutavverkning, markberedning och plantering. Talltaggsvamp är globalt rödlistad som nära hotad (NT) vilket innebär att Sverige har ett internationellt ansvar för arten (IUCN, 2025; SLU Artdatabanken, 2024).</w:t>
+      </w:r>
+    </w:p>
+    <w:p>
+      <w:r>
+        <w:rPr>
+          <w:b/>
+        </w:rPr>
+        <w:t xml:space="preserve">Ögonpyrola </w:t>
+      </w:r>
+      <w:r>
+        <w:t>är normalt en bra signalart som visar på områden med höga naturvärden och stabila förhållanden, särskilt inom näringsfattiga trakter. Växten är mycket känslig för markskador och försvinner snabbt efter slutavverkning. Den hotas också av skogsgödsling och markavvattning (Nitare &amp; Skogsstyrelsen, 2019).</w:t>
+      </w:r>
+    </w:p>
+    <w:p>
       <w:pPr>
         <w:pStyle w:val="Heading1"/>
       </w:pPr>
@@ -256,7 +311,7 @@
     </w:p>
     <w:p>
       <w:r>
-        <w:t>Följande fridlysta arter har sina livsmiljöer och växtplatser i den avverkningsanmälda skogen: järpe (NT, §4).</w:t>
+        <w:t>Följande fridlysta arter har sina livsmiljöer och växtplatser i den avverkningsanmälda skogen: järpe (NT, §4), plattlummer (S, §9) och revlummer (§9).</w:t>
       </w:r>
     </w:p>
     <w:p>
@@ -395,7 +450,7 @@
         <w:rPr>
           <w:i/>
         </w:rPr>
-        <w:t>I det avverkningsanmälda skogsområdet har 1 naturvårdsarter varav 1 rödlistade arter sina livsmiljöer och växtplatser.</w:t>
+        <w:t>I det avverkningsanmälda skogsområdet har 10 naturvårdsarter varav 4 rödlistade arter sina livsmiljöer och växtplatser.</w:t>
       </w:r>
     </w:p>
     <w:p>
@@ -763,7 +818,7 @@
     <w:r>
       <w:tab/>
       <w:tab/>
-      <w:t>2025-12-19</w:t>
+      <w:t>2025-12-20</w:t>
       <w:br/>
       <w:br/>
     </w:r>

--- a/klagomål/A 14999-2024 FSC-klagomål.docx
+++ b/klagomål/A 14999-2024 FSC-klagomål.docx
@@ -818,7 +818,7 @@
     <w:r>
       <w:tab/>
       <w:tab/>
-      <w:t>2025-12-20</w:t>
+      <w:t>2025-12-21</w:t>
       <w:br/>
       <w:br/>
     </w:r>

--- a/klagomål/A 14999-2024 FSC-klagomål.docx
+++ b/klagomål/A 14999-2024 FSC-klagomål.docx
@@ -818,7 +818,7 @@
     <w:r>
       <w:tab/>
       <w:tab/>
-      <w:t>2025-12-21</w:t>
+      <w:t>2025-12-22</w:t>
       <w:br/>
       <w:br/>
     </w:r>

--- a/klagomål/A 14999-2024 FSC-klagomål.docx
+++ b/klagomål/A 14999-2024 FSC-klagomål.docx
@@ -818,7 +818,7 @@
     <w:r>
       <w:tab/>
       <w:tab/>
-      <w:t>2025-12-22</w:t>
+      <w:t>2025-12-26</w:t>
       <w:br/>
       <w:br/>
     </w:r>

--- a/klagomål/A 14999-2024 FSC-klagomål.docx
+++ b/klagomål/A 14999-2024 FSC-klagomål.docx
@@ -336,7 +336,7 @@
         <w:t>Järpe (NT, §4)</w:t>
       </w:r>
       <w:r>
-        <w:t>, rödlistad som nära hotad och prioriterad art i Skogsvårdslagen har häckningsrevir i avverkningsanmälan. Arten har minskat med 25 (10–40) % under de senaste 12 åren och är mycket stationär inom sitt revir som är minst 25 hektar stort. Dess livsmiljöer utgörs av tät barrskog med inblandning av lövträd och en väl utvecklad flerskiktad struktur med bärris och yngre eller undertryckta, täta granar i ett lägre skikt, ofta utmed bäckar och åar inne i den skyddande granskogen. Järpen överlever inte om dess livsmiljö kalavverkas och är även känslig för röjning, gallring och avverkning där unga granar och lövträd inte sparas i tillräcklig omfattning (SLU Artdatabanken, 2022).</w:t>
+        <w:t>, som är rödlistad som nära hotad och upptagen i bilaga 1 och 2 EU:s fågeldirektiv, har häckningsrevir i avverkningsanmälan. Arten har minskat med 25 (10–40) % under de senaste 12 åren och är mycket stationär inom sitt revir som är minst 25 hektar stort. Dess livsmiljöer utgörs av tät barrskog med inblandning av lövträd och en väl utvecklad flerskiktad struktur med bärris och yngre eller undertryckta, täta granar i ett lägre skikt, ofta utmed bäckar och åar inne i den skyddande granskogen. Järpen överlever inte om dess livsmiljö kalavverkas och är även känslig för röjning, gallring och avverkning där unga granar och lövträd inte sparas i tillräcklig omfattning. Minskningstakten för den svenska populationen bedöms vara nära gränsvärdet för Sårbar (VU). (A2b)  (SLU Artdatabanken, 2022).</w:t>
       </w:r>
     </w:p>
     <w:p>
@@ -660,12 +660,12 @@
     </w:p>
     <w:p>
       <w:r>
-        <w:t>Järpe är rödlistad som nära hotad (NT), fridlyst enligt 4§ Artskyddsförordningen och prioriterad art i Skogsvårdslagen. Järpen, som minskat med 25 (10–40) % under de senaste 12 åren, har sina livsmiljöer i tät barrskog med inblandning av lövträd och en väl utvecklad flerskiktad struktur med bärris och yngre eller undertryckta, täta granar i ett lägre skikt, ofta utmed bäckar och åar inne i den skyddande granskogen.</w:t>
+        <w:t>Järpe är rödlistad som nära hotad (NT), fridlyst enligt 4§ Artskyddsförordningen och upptagen i bilaga 1 och 2 EU:s fågeldirektiv. Järpen, som minskat med 25 (10–40) % under de senaste 12 åren, har sina livsmiljöer i tät barrskog med inblandning av lövträd och en väl utvecklad flerskiktad struktur med bärris och yngre eller undertryckta, täta granar i ett lägre skikt, ofta utmed bäckar och åar inne i den skyddande granskogen (SLU Artdatabanken, 2022).</w:t>
       </w:r>
     </w:p>
     <w:p>
       <w:r>
-        <w:t>Arten behöver lämpliga skogsbestånd om sammanlagt minst 25 hektar. Den är mycket stationär inom sitt revir och när ett par etablerat sig stannar de så länge miljön är intakt. Den undviker öppen mark och förﬂyttar sig sällan över större öppna myrar eller åkermark, och är därför känslig för fragmentering. Järpen överlever inte om dess livsmiljö kalavverkas och är även känslig för röjning, gallring och avverkning där unga granar och lövträd inte sparas i tillräcklig omfattning (SLU Artdatabanken, 2022).</w:t>
+        <w:t>Arten behöver lämpliga skogsbestånd om sammanlagt minst 25 hektar. Den är mycket stationär inom sitt revir och när ett par etablerat sig stannar de så länge miljön är intakt. Den undviker öppen mark och förﬂyttar sig sällan över större öppna myrar eller åkermark, och är därför känslig för fragmentering. Järpen överlever inte om dess livsmiljö kalavverkas och är även känslig för röjning, gallring och avverkning där unga granar och lövträd inte sparas i tillräcklig omfattning. Minskningstakten för den svenska populationen bedöms vara nära gränsvärdet för Sårbar (VU). (A2b)  (SLU Artdatabanken, 2022).</w:t>
       </w:r>
     </w:p>
     <w:p>
@@ -818,7 +818,7 @@
     <w:r>
       <w:tab/>
       <w:tab/>
-      <w:t>2026-01-03</w:t>
+      <w:t>2026-01-04</w:t>
       <w:br/>
       <w:br/>
     </w:r>

--- a/klagomål/A 14999-2024 FSC-klagomål.docx
+++ b/klagomål/A 14999-2024 FSC-klagomål.docx
@@ -818,7 +818,7 @@
     <w:r>
       <w:tab/>
       <w:tab/>
-      <w:t>2026-01-07</w:t>
+      <w:t>2026-01-08</w:t>
       <w:br/>
       <w:br/>
     </w:r>

--- a/klagomål/A 14999-2024 FSC-klagomål.docx
+++ b/klagomål/A 14999-2024 FSC-klagomål.docx
@@ -818,7 +818,7 @@
     <w:r>
       <w:tab/>
       <w:tab/>
-      <w:t>2026-01-08</w:t>
+      <w:t>2026-01-09</w:t>
       <w:br/>
       <w:br/>
     </w:r>

--- a/klagomål/A 14999-2024 FSC-klagomål.docx
+++ b/klagomål/A 14999-2024 FSC-klagomål.docx
@@ -818,7 +818,7 @@
     <w:r>
       <w:tab/>
       <w:tab/>
-      <w:t>2026-01-09</w:t>
+      <w:t>2026-01-10</w:t>
       <w:br/>
       <w:br/>
     </w:r>

--- a/klagomål/A 14999-2024 FSC-klagomål.docx
+++ b/klagomål/A 14999-2024 FSC-klagomål.docx
@@ -818,7 +818,7 @@
     <w:r>
       <w:tab/>
       <w:tab/>
-      <w:t>2026-01-10</w:t>
+      <w:t>2026-01-11</w:t>
       <w:br/>
       <w:br/>
     </w:r>

--- a/klagomål/A 14999-2024 FSC-klagomål.docx
+++ b/klagomål/A 14999-2024 FSC-klagomål.docx
@@ -818,7 +818,7 @@
     <w:r>
       <w:tab/>
       <w:tab/>
-      <w:t>2026-01-11</w:t>
+      <w:t>2026-01-12</w:t>
       <w:br/>
       <w:br/>
     </w:r>

--- a/klagomål/A 14999-2024 FSC-klagomål.docx
+++ b/klagomål/A 14999-2024 FSC-klagomål.docx
@@ -818,7 +818,7 @@
     <w:r>
       <w:tab/>
       <w:tab/>
-      <w:t>2026-01-12</w:t>
+      <w:t>2026-01-13</w:t>
       <w:br/>
       <w:br/>
     </w:r>

--- a/klagomål/A 14999-2024 FSC-klagomål.docx
+++ b/klagomål/A 14999-2024 FSC-klagomål.docx
@@ -818,7 +818,7 @@
     <w:r>
       <w:tab/>
       <w:tab/>
-      <w:t>2026-01-13</w:t>
+      <w:t>2026-01-14</w:t>
       <w:br/>
       <w:br/>
     </w:r>

--- a/klagomål/A 14999-2024 FSC-klagomål.docx
+++ b/klagomål/A 14999-2024 FSC-klagomål.docx
@@ -818,7 +818,7 @@
     <w:r>
       <w:tab/>
       <w:tab/>
-      <w:t>2026-01-14</w:t>
+      <w:t>2026-01-15</w:t>
       <w:br/>
       <w:br/>
     </w:r>

--- a/klagomål/A 14999-2024 FSC-klagomål.docx
+++ b/klagomål/A 14999-2024 FSC-klagomål.docx
@@ -818,7 +818,7 @@
     <w:r>
       <w:tab/>
       <w:tab/>
-      <w:t>2026-01-15</w:t>
+      <w:t>2026-01-16</w:t>
       <w:br/>
       <w:br/>
     </w:r>

--- a/klagomål/A 14999-2024 FSC-klagomål.docx
+++ b/klagomål/A 14999-2024 FSC-klagomål.docx
@@ -818,7 +818,7 @@
     <w:r>
       <w:tab/>
       <w:tab/>
-      <w:t>2026-01-16</w:t>
+      <w:t>2026-01-17</w:t>
       <w:br/>
       <w:br/>
     </w:r>

--- a/klagomål/A 14999-2024 FSC-klagomål.docx
+++ b/klagomål/A 14999-2024 FSC-klagomål.docx
@@ -818,7 +818,7 @@
     <w:r>
       <w:tab/>
       <w:tab/>
-      <w:t>2026-01-17</w:t>
+      <w:t>2026-01-18</w:t>
       <w:br/>
       <w:br/>
     </w:r>

--- a/klagomål/A 14999-2024 FSC-klagomål.docx
+++ b/klagomål/A 14999-2024 FSC-klagomål.docx
@@ -818,7 +818,7 @@
     <w:r>
       <w:tab/>
       <w:tab/>
-      <w:t>2026-01-18</w:t>
+      <w:t>2026-01-19</w:t>
       <w:br/>
       <w:br/>
     </w:r>

--- a/klagomål/A 14999-2024 FSC-klagomål.docx
+++ b/klagomål/A 14999-2024 FSC-klagomål.docx
@@ -818,7 +818,7 @@
     <w:r>
       <w:tab/>
       <w:tab/>
-      <w:t>2026-01-19</w:t>
+      <w:t>2026-01-20</w:t>
       <w:br/>
       <w:br/>
     </w:r>

--- a/klagomål/A 14999-2024 FSC-klagomål.docx
+++ b/klagomål/A 14999-2024 FSC-klagomål.docx
@@ -818,7 +818,7 @@
     <w:r>
       <w:tab/>
       <w:tab/>
-      <w:t>2026-01-20</w:t>
+      <w:t>2026-01-21</w:t>
       <w:br/>
       <w:br/>
     </w:r>

--- a/klagomål/A 14999-2024 FSC-klagomål.docx
+++ b/klagomål/A 14999-2024 FSC-klagomål.docx
@@ -818,7 +818,7 @@
     <w:r>
       <w:tab/>
       <w:tab/>
-      <w:t>2026-01-21</w:t>
+      <w:t>2026-01-23</w:t>
       <w:br/>
       <w:br/>
     </w:r>

--- a/klagomål/A 14999-2024 FSC-klagomål.docx
+++ b/klagomål/A 14999-2024 FSC-klagomål.docx
@@ -818,7 +818,7 @@
     <w:r>
       <w:tab/>
       <w:tab/>
-      <w:t>2026-01-23</w:t>
+      <w:t>2026-01-24</w:t>
       <w:br/>
       <w:br/>
     </w:r>

--- a/klagomål/A 14999-2024 FSC-klagomål.docx
+++ b/klagomål/A 14999-2024 FSC-klagomål.docx
@@ -818,7 +818,7 @@
     <w:r>
       <w:tab/>
       <w:tab/>
-      <w:t>2026-01-24</w:t>
+      <w:t>2026-01-25</w:t>
       <w:br/>
       <w:br/>
     </w:r>

--- a/klagomål/A 14999-2024 FSC-klagomål.docx
+++ b/klagomål/A 14999-2024 FSC-klagomål.docx
@@ -818,7 +818,7 @@
     <w:r>
       <w:tab/>
       <w:tab/>
-      <w:t>2026-01-25</w:t>
+      <w:t>2026-01-26</w:t>
       <w:br/>
       <w:br/>
     </w:r>

--- a/klagomål/A 14999-2024 FSC-klagomål.docx
+++ b/klagomål/A 14999-2024 FSC-klagomål.docx
@@ -818,7 +818,7 @@
     <w:r>
       <w:tab/>
       <w:tab/>
-      <w:t>2026-01-26</w:t>
+      <w:t>2026-01-27</w:t>
       <w:br/>
       <w:br/>
     </w:r>

--- a/klagomål/A 14999-2024 FSC-klagomål.docx
+++ b/klagomål/A 14999-2024 FSC-klagomål.docx
@@ -818,7 +818,7 @@
     <w:r>
       <w:tab/>
       <w:tab/>
-      <w:t>2026-01-27</w:t>
+      <w:t>2026-01-28</w:t>
       <w:br/>
       <w:br/>
     </w:r>

--- a/klagomål/A 14999-2024 FSC-klagomål.docx
+++ b/klagomål/A 14999-2024 FSC-klagomål.docx
@@ -1022,7 +1022,7 @@
     <w:r>
       <w:tab/>
       <w:tab/>
-      <w:t>2026-05-16</w:t>
+      <w:t>2026-05-17</w:t>
       <w:br/>
       <w:br/>
     </w:r>

--- a/klagomål/A 14999-2024 FSC-klagomål.docx
+++ b/klagomål/A 14999-2024 FSC-klagomål.docx
@@ -1022,7 +1022,7 @@
     <w:r>
       <w:tab/>
       <w:tab/>
-      <w:t>2026-05-17</w:t>
+      <w:t>2026-05-18</w:t>
       <w:br/>
       <w:br/>
     </w:r>

--- a/klagomål/A 14999-2024 FSC-klagomål.docx
+++ b/klagomål/A 14999-2024 FSC-klagomål.docx
@@ -1022,7 +1022,7 @@
     <w:r>
       <w:tab/>
       <w:tab/>
-      <w:t>2026-05-18</w:t>
+      <w:t>2026-05-19</w:t>
       <w:br/>
       <w:br/>
     </w:r>

--- a/klagomål/A 14999-2024 FSC-klagomål.docx
+++ b/klagomål/A 14999-2024 FSC-klagomål.docx
@@ -1022,7 +1022,7 @@
     <w:r>
       <w:tab/>
       <w:tab/>
-      <w:t>2026-05-19</w:t>
+      <w:t>2026-05-20</w:t>
       <w:br/>
       <w:br/>
     </w:r>

--- a/klagomål/A 14999-2024 FSC-klagomål.docx
+++ b/klagomål/A 14999-2024 FSC-klagomål.docx
@@ -1022,7 +1022,7 @@
     <w:r>
       <w:tab/>
       <w:tab/>
-      <w:t>2026-05-20</w:t>
+      <w:t>2026-05-21</w:t>
       <w:br/>
       <w:br/>
     </w:r>

--- a/klagomål/A 14999-2024 FSC-klagomål.docx
+++ b/klagomål/A 14999-2024 FSC-klagomål.docx
@@ -1022,7 +1022,7 @@
     <w:r>
       <w:tab/>
       <w:tab/>
-      <w:t>2026-05-21</w:t>
+      <w:t>2026-05-22</w:t>
       <w:br/>
       <w:br/>
     </w:r>

--- a/klagomål/A 14999-2024 FSC-klagomål.docx
+++ b/klagomål/A 14999-2024 FSC-klagomål.docx
@@ -1022,7 +1022,7 @@
     <w:r>
       <w:tab/>
       <w:tab/>
-      <w:t>2026-05-22</w:t>
+      <w:t>2026-05-23</w:t>
       <w:br/>
       <w:br/>
     </w:r>

--- a/klagomål/A 14999-2024 FSC-klagomål.docx
+++ b/klagomål/A 14999-2024 FSC-klagomål.docx
@@ -1022,7 +1022,7 @@
     <w:r>
       <w:tab/>
       <w:tab/>
-      <w:t>2026-05-23</w:t>
+      <w:t>2026-05-24</w:t>
       <w:br/>
       <w:br/>
     </w:r>

--- a/klagomål/A 14999-2024 FSC-klagomål.docx
+++ b/klagomål/A 14999-2024 FSC-klagomål.docx
@@ -1022,7 +1022,7 @@
     <w:r>
       <w:tab/>
       <w:tab/>
-      <w:t>2026-05-24</w:t>
+      <w:t>2026-05-25</w:t>
       <w:br/>
       <w:br/>
     </w:r>

--- a/klagomål/A 14999-2024 FSC-klagomål.docx
+++ b/klagomål/A 14999-2024 FSC-klagomål.docx
@@ -1022,7 +1022,7 @@
     <w:r>
       <w:tab/>
       <w:tab/>
-      <w:t>2026-05-25</w:t>
+      <w:t>2026-05-26</w:t>
       <w:br/>
       <w:br/>
     </w:r>

--- a/klagomål/A 14999-2024 FSC-klagomål.docx
+++ b/klagomål/A 14999-2024 FSC-klagomål.docx
@@ -1022,7 +1022,7 @@
     <w:r>
       <w:tab/>
       <w:tab/>
-      <w:t>2026-05-26</w:t>
+      <w:t>2026-05-27</w:t>
       <w:br/>
       <w:br/>
     </w:r>

--- a/klagomål/A 14999-2024 FSC-klagomål.docx
+++ b/klagomål/A 14999-2024 FSC-klagomål.docx
@@ -1022,7 +1022,7 @@
     <w:r>
       <w:tab/>
       <w:tab/>
-      <w:t>2026-05-27</w:t>
+      <w:t>2026-05-28</w:t>
       <w:br/>
       <w:br/>
     </w:r>

--- a/klagomål/A 14999-2024 FSC-klagomål.docx
+++ b/klagomål/A 14999-2024 FSC-klagomål.docx
@@ -1022,7 +1022,7 @@
     <w:r>
       <w:tab/>
       <w:tab/>
-      <w:t>2026-05-28</w:t>
+      <w:t>2026-05-29</w:t>
       <w:br/>
       <w:br/>
     </w:r>

--- a/klagomål/A 14999-2024 FSC-klagomål.docx
+++ b/klagomål/A 14999-2024 FSC-klagomål.docx
@@ -1022,7 +1022,7 @@
     <w:r>
       <w:tab/>
       <w:tab/>
-      <w:t>2026-05-29</w:t>
+      <w:t>2026-05-30</w:t>
       <w:br/>
       <w:br/>
     </w:r>

--- a/klagomål/A 14999-2024 FSC-klagomål.docx
+++ b/klagomål/A 14999-2024 FSC-klagomål.docx
@@ -1022,7 +1022,7 @@
     <w:r>
       <w:tab/>
       <w:tab/>
-      <w:t>2026-05-30</w:t>
+      <w:t>2026-05-31</w:t>
       <w:br/>
       <w:br/>
     </w:r>

--- a/klagomål/A 14999-2024 FSC-klagomål.docx
+++ b/klagomål/A 14999-2024 FSC-klagomål.docx
@@ -1022,7 +1022,7 @@
     <w:r>
       <w:tab/>
       <w:tab/>
-      <w:t>2026-05-31</w:t>
+      <w:t>2026-06-01</w:t>
       <w:br/>
       <w:br/>
     </w:r>

--- a/klagomål/A 14999-2024 FSC-klagomål.docx
+++ b/klagomål/A 14999-2024 FSC-klagomål.docx
@@ -1022,7 +1022,7 @@
     <w:r>
       <w:tab/>
       <w:tab/>
-      <w:t>2026-06-01</w:t>
+      <w:t>2026-06-02</w:t>
       <w:br/>
       <w:br/>
     </w:r>

--- a/klagomål/A 14999-2024 FSC-klagomål.docx
+++ b/klagomål/A 14999-2024 FSC-klagomål.docx
@@ -1022,7 +1022,7 @@
     <w:r>
       <w:tab/>
       <w:tab/>
-      <w:t>2026-06-02</w:t>
+      <w:t>2026-06-03</w:t>
       <w:br/>
       <w:br/>
     </w:r>

--- a/klagomål/A 14999-2024 FSC-klagomål.docx
+++ b/klagomål/A 14999-2024 FSC-klagomål.docx
@@ -1022,7 +1022,7 @@
     <w:r>
       <w:tab/>
       <w:tab/>
-      <w:t>2026-06-03</w:t>
+      <w:t>2026-06-04</w:t>
       <w:br/>
       <w:br/>
     </w:r>

--- a/klagomål/A 14999-2024 FSC-klagomål.docx
+++ b/klagomål/A 14999-2024 FSC-klagomål.docx
@@ -1022,7 +1022,7 @@
     <w:r>
       <w:tab/>
       <w:tab/>
-      <w:t>2026-06-04</w:t>
+      <w:t>2026-06-05</w:t>
       <w:br/>
       <w:br/>
     </w:r>

--- a/klagomål/A 14999-2024 FSC-klagomål.docx
+++ b/klagomål/A 14999-2024 FSC-klagomål.docx
@@ -1022,7 +1022,7 @@
     <w:r>
       <w:tab/>
       <w:tab/>
-      <w:t>2026-06-05</w:t>
+      <w:t>2026-06-06</w:t>
       <w:br/>
       <w:br/>
     </w:r>

--- a/klagomål/A 14999-2024 FSC-klagomål.docx
+++ b/klagomål/A 14999-2024 FSC-klagomål.docx
@@ -1022,7 +1022,7 @@
     <w:r>
       <w:tab/>
       <w:tab/>
-      <w:t>2026-06-06</w:t>
+      <w:t>2026-06-07</w:t>
       <w:br/>
       <w:br/>
     </w:r>

--- a/klagomål/A 14999-2024 FSC-klagomål.docx
+++ b/klagomål/A 14999-2024 FSC-klagomål.docx
@@ -1022,7 +1022,7 @@
     <w:r>
       <w:tab/>
       <w:tab/>
-      <w:t>2026-06-07</w:t>
+      <w:t>2026-06-08</w:t>
       <w:br/>
       <w:br/>
     </w:r>

--- a/klagomål/A 14999-2024 FSC-klagomål.docx
+++ b/klagomål/A 14999-2024 FSC-klagomål.docx
@@ -1022,7 +1022,7 @@
     <w:r>
       <w:tab/>
       <w:tab/>
-      <w:t>2026-06-08</w:t>
+      <w:t>2026-06-09</w:t>
       <w:br/>
       <w:br/>
     </w:r>

--- a/klagomål/A 14999-2024 FSC-klagomål.docx
+++ b/klagomål/A 14999-2024 FSC-klagomål.docx
@@ -1022,7 +1022,7 @@
     <w:r>
       <w:tab/>
       <w:tab/>
-      <w:t>2026-06-09</w:t>
+      <w:t>2026-06-10</w:t>
       <w:br/>
       <w:br/>
     </w:r>

--- a/klagomål/A 14999-2024 FSC-klagomål.docx
+++ b/klagomål/A 14999-2024 FSC-klagomål.docx
@@ -1022,7 +1022,7 @@
     <w:r>
       <w:tab/>
       <w:tab/>
-      <w:t>2026-06-10</w:t>
+      <w:t>2026-06-11</w:t>
       <w:br/>
       <w:br/>
     </w:r>

--- a/klagomål/A 14999-2024 FSC-klagomål.docx
+++ b/klagomål/A 14999-2024 FSC-klagomål.docx
@@ -1022,7 +1022,7 @@
     <w:r>
       <w:tab/>
       <w:tab/>
-      <w:t>2026-06-11</w:t>
+      <w:t>2026-06-12</w:t>
       <w:br/>
       <w:br/>
     </w:r>

--- a/klagomål/A 14999-2024 FSC-klagomål.docx
+++ b/klagomål/A 14999-2024 FSC-klagomål.docx
@@ -1022,7 +1022,7 @@
     <w:r>
       <w:tab/>
       <w:tab/>
-      <w:t>2026-06-12</w:t>
+      <w:t>2026-06-13</w:t>
       <w:br/>
       <w:br/>
     </w:r>

--- a/klagomål/A 14999-2024 FSC-klagomål.docx
+++ b/klagomål/A 14999-2024 FSC-klagomål.docx
@@ -1022,7 +1022,7 @@
     <w:r>
       <w:tab/>
       <w:tab/>
-      <w:t>2026-06-13</w:t>
+      <w:t>2026-06-14</w:t>
       <w:br/>
       <w:br/>
     </w:r>

--- a/klagomål/A 14999-2024 FSC-klagomål.docx
+++ b/klagomål/A 14999-2024 FSC-klagomål.docx
@@ -1022,7 +1022,7 @@
     <w:r>
       <w:tab/>
       <w:tab/>
-      <w:t>2026-06-15</w:t>
+      <w:t>2026-06-16</w:t>
       <w:br/>
       <w:br/>
     </w:r>

--- a/klagomål/A 14999-2024 FSC-klagomål.docx
+++ b/klagomål/A 14999-2024 FSC-klagomål.docx
@@ -1022,7 +1022,7 @@
     <w:r>
       <w:tab/>
       <w:tab/>
-      <w:t>2026-06-16</w:t>
+      <w:t>2026-06-17</w:t>
       <w:br/>
       <w:br/>
     </w:r>

--- a/klagomål/A 14999-2024 FSC-klagomål.docx
+++ b/klagomål/A 14999-2024 FSC-klagomål.docx
@@ -1,6 +1,6 @@
 
 <file path=word/document.xml><?xml version="1.0" encoding="utf-8"?>
-<w:document xmlns:wpc="http://schemas.microsoft.com/office/word/2010/wordprocessingCanvas" xmlns:cx="http://schemas.microsoft.com/office/drawing/2014/chartex" xmlns:cx1="http://schemas.microsoft.com/office/drawing/2015/9/8/chartex" xmlns:cx2="http://schemas.microsoft.com/office/drawing/2015/10/21/chartex" xmlns:cx3="http://schemas.microsoft.com/office/drawing/2016/5/9/chartex" xmlns:cx4="http://schemas.microsoft.com/office/drawing/2016/5/10/chartex" xmlns:cx5="http://schemas.microsoft.com/office/drawing/2016/5/11/chartex" xmlns:cx6="http://schemas.microsoft.com/office/drawing/2016/5/12/chartex" xmlns:cx7="http://schemas.microsoft.com/office/drawing/2016/5/13/chartex" xmlns:cx8="http://schemas.microsoft.com/office/drawing/2016/5/14/chartex" xmlns:mc="http://schemas.openxmlformats.org/markup-compatibility/2006" xmlns:aink="http://schemas.microsoft.com/office/drawing/2016/ink" xmlns:am3d="http://schemas.microsoft.com/office/drawing/2017/model3d" xmlns:o="urn:schemas-microsoft-com:office:office" xmlns:oel="http://schemas.microsoft.com/office/2019/extlst" xmlns:r="http://schemas.openxmlformats.org/officeDocument/2006/relationships" xmlns:m="http://schemas.openxmlformats.org/officeDocument/2006/math" xmlns:v="urn:schemas-microsoft-com:vml" xmlns:wp14="http://schemas.microsoft.com/office/word/2010/wordprocessingDrawing" xmlns:wp="http://schemas.openxmlformats.org/drawingml/2006/wordprocessingDrawing" xmlns:w10="urn:schemas-microsoft-com:office:word" xmlns:w="http://schemas.openxmlformats.org/wordprocessingml/2006/main" xmlns:w14="http://schemas.microsoft.com/office/word/2010/wordml" xmlns:w15="http://schemas.microsoft.com/office/word/2012/wordml" xmlns:w16cex="http://schemas.microsoft.com/office/word/2018/wordml/cex" xmlns:w16cid="http://schemas.microsoft.com/office/word/2016/wordml/cid" xmlns:w16="http://schemas.microsoft.com/office/word/2018/wordml" xmlns:w16sdtdh="http://schemas.microsoft.com/office/word/2020/wordml/sdtdatahash" xmlns:w16se="http://schemas.microsoft.com/office/word/2015/wordml/symex" xmlns:wpg="http://schemas.microsoft.com/office/word/2010/wordprocessingGroup" xmlns:wpi="http://schemas.microsoft.com/office/word/2010/wordprocessingInk" xmlns:wne="http://schemas.microsoft.com/office/word/2006/wordml" xmlns:wps="http://schemas.microsoft.com/office/word/2010/wordprocessingShape" mc:Ignorable="w14 w15 w16se w16cid w16 w16cex w16sdtdh wp14">
+<w:document xmlns:wpc="http://schemas.microsoft.com/office/word/2010/wordprocessingCanvas" xmlns:cx="http://schemas.microsoft.com/office/drawing/2014/chartex" xmlns:cx1="http://schemas.microsoft.com/office/drawing/2015/9/8/chartex" xmlns:cx2="http://schemas.microsoft.com/office/drawing/2015/10/21/chartex" xmlns:cx3="http://schemas.microsoft.com/office/drawing/2016/5/9/chartex" xmlns:cx4="http://schemas.microsoft.com/office/drawing/2016/5/10/chartex" xmlns:cx5="http://schemas.microsoft.com/office/drawing/2016/5/11/chartex" xmlns:cx6="http://schemas.microsoft.com/office/drawing/2016/5/12/chartex" xmlns:cx7="http://schemas.microsoft.com/office/drawing/2016/5/13/chartex" xmlns:cx8="http://schemas.microsoft.com/office/drawing/2016/5/14/chartex" xmlns:mc="http://schemas.openxmlformats.org/markup-compatibility/2006" xmlns:aink="http://schemas.microsoft.com/office/drawing/2016/ink" xmlns:am3d="http://schemas.microsoft.com/office/drawing/2017/model3d" xmlns:o="urn:schemas-microsoft-com:office:office" xmlns:oel="http://schemas.microsoft.com/office/2019/extlst" xmlns:r="http://schemas.openxmlformats.org/officeDocument/2006/relationships" xmlns:m="http://schemas.openxmlformats.org/officeDocument/2006/math" xmlns:v="urn:schemas-microsoft-com:vml" xmlns:wp14="http://schemas.microsoft.com/office/word/2010/wordprocessingDrawing" xmlns:wp="http://schemas.openxmlformats.org/drawingml/2006/wordprocessingDrawing" xmlns:w10="urn:schemas-microsoft-com:office:word" xmlns:w="http://schemas.openxmlformats.org/wordprocessingml/2006/main" xmlns:w14="http://schemas.microsoft.com/office/word/2010/wordml" xmlns:w15="http://schemas.microsoft.com/office/word/2012/wordml" xmlns:w16cex="http://schemas.microsoft.com/office/word/2018/wordml/cex" xmlns:w16cid="http://schemas.microsoft.com/office/word/2016/wordml/cid" xmlns:w16="http://schemas.microsoft.com/office/word/2018/wordml" xmlns:w16du="http://schemas.microsoft.com/office/word/2023/wordml/word16du" xmlns:w16sdtdh="http://schemas.microsoft.com/office/word/2020/wordml/sdtdatahash" xmlns:w16sdtfl="http://schemas.microsoft.com/office/word/2024/wordml/sdtformatlock" xmlns:w16se="http://schemas.microsoft.com/office/word/2015/wordml/symex" xmlns:wpg="http://schemas.microsoft.com/office/word/2010/wordprocessingGroup" xmlns:wpi="http://schemas.microsoft.com/office/word/2010/wordprocessingInk" xmlns:wne="http://schemas.microsoft.com/office/word/2006/wordml" xmlns:wps="http://schemas.microsoft.com/office/word/2010/wordprocessingShape" mc:Ignorable="w14 w15 w16se w16cid w16 w16cex w16sdtdh w16sdtfl w16du wp14">
   <w:body>
     <w:p>
       <w:r>
@@ -168,7 +168,7 @@
     </w:p>
     <w:p>
       <w:r>
-        <w:t>Detta dokument behandlar höga naturvärden i avverkningsanmälan A 14999-2024 i Gällivare kommun. Denna avverkningsanmälan inkom 2024-04-17 00:00:00 och omfattar 12,5 ha.</w:t>
+        <w:t>Detta dokument behandlar höga naturvärden i avverkningsanmälan A 14999-2024 i Gällivare kommun som inkom 2024-04-17 och omfattar 12,5 ha.</w:t>
       </w:r>
     </w:p>
     <w:p>
@@ -191,12 +191,15 @@
     </w:p>
     <w:p>
       <w:r>
-        <w:t>I avverkningsanmälan har följande 10 naturvårdsarter hittats: garnlav (NT), granticka (NT), järpe (NT, §4), talltaggsvamp (NT), mörk husmossa (S), norrlandslav (S), plattlummer (S, §9), skogshakmossa (S), ögonpyrola (S) och revlummer (§9). Av dessa är 4 rödlistade. För rödlistade arter har rödlistekategorin angivits inom parentes. Arter som är signalarter enligt Skogsstyrelsen har markerats med (S). För fridlysta arter anges även paragrafen i Artskyddsförordningen som arten är fridlyst enligt.</w:t>
+        <w:t>I och inom 22 meter från avverkningsanmälan har följande 11 naturvårdsarter hittats: garnlav (VU, T), talltaggsvamp (NT), äggvaxskivling (NT), lappranunkel (S, T, §7), mörk husmossa (S, T), norrlandslav (S, T), plattlummer (S, T, §9), skogshakmossa (S, T), ögonpyrola (S, T), järpe (T, §4) och revlummer (§9). Av dessa är 3 rödlistade. För rödlistade arter har rödlistekategorin angivits inom parentes. Arter som är signalarter enligt Skogsstyrelsen har markerats med (S). Typiska arter inom Natura 2000 som är kopplade till skogsekosystem har markerats med (T). För fridlysta arter anges även paragrafen i Artskyddsförordningen som arten är fridlyst enligt.</w:t>
       </w:r>
     </w:p>
     <w:p>
       <w:r>
-        <w:t>De påträffade naturvårdsarterna är ett tydligt kvitto på att detta rör sig om en skog med höga naturvärden. I Figur 1 visas en karta över det avverkningsanmälda området, där samtliga fyndplatser för naturvårdsarter som finns registrerade på Artportalen har markerats.</w:t>
+        <w:t>De påträffade naturvårdsarterna är ett tydligt kvitto på att det rör sig om en skog med höga naturvärden.</w:t>
+      </w:r>
+      <w:r>
+        <w:t xml:space="preserve"> I Figur 1 visas fyndplatser för naturvårdsarter i området, som finns registrerade på Artportalen.</w:t>
       </w:r>
     </w:p>
     <w:p>
@@ -206,7 +209,7 @@
       <w:r>
         <w:drawing>
           <wp:inline xmlns:a="http://schemas.openxmlformats.org/drawingml/2006/main" xmlns:pic="http://schemas.openxmlformats.org/drawingml/2006/picture">
-            <wp:extent cx="5486400" cy="3567330"/>
+            <wp:extent cx="5486400" cy="4615363"/>
             <wp:docPr id="1" name="Picture 1"/>
             <wp:cNvGraphicFramePr>
               <a:graphicFrameLocks noChangeAspect="1"/>
@@ -227,7 +230,7 @@
                   <pic:spPr>
                     <a:xfrm>
                       <a:off x="0" y="0"/>
-                      <a:ext cx="5486400" cy="3567330"/>
+                      <a:ext cx="5486400" cy="4615363"/>
                     </a:xfrm>
                     <a:prstGeom prst="rect"/>
                   </pic:spPr>
@@ -241,9 +244,137 @@
     <w:p>
       <w:pPr>
         <w:pStyle w:val="Caption"/>
+        <w:spacing w:after="240"/>
       </w:pPr>
       <w:r>
-        <w:t>Figur 1. Fyndplatser för naturvårdsarter i det avverkningsanmälda området (röd linje). Markörer utan svart kant är placerade på fyndplatsen. Markörer med svart kant är placerade vid sidan av fyndplatsen och har ett svart streck som visar fyndplatsens exakta position. Kartans mittpunktskoordinat är N 7456049, E 747823 i SWEREF 99 TM.</w:t>
+        <w:t>Figur 1. Fyndplatser för naturvårdsarter i och inom 22 meter från avverkningsanmälan (röd linje). Markörer utan svart kant är placerade på fyndplatsen. Markörer med svart kant är placerade vid sidan av fyndplatsen och har ett svart streck som visar fyndplatsens exakta position. Kartans mittpunktskoordinat är N 7456049, E 747823 i SWEREF 99 TM.</w:t>
+      </w:r>
+    </w:p>
+    <w:p>
+      <w:pPr>
+        <w:pStyle w:val="Heading2"/>
+      </w:pPr>
+      <w:r>
+        <w:t>Fridlysta arter</w:t>
+      </w:r>
+    </w:p>
+    <w:p>
+      <w:r>
+        <w:t>Följande fridlysta arter har sina livsmiljöer och växtplatser i den avverkningsanmälda skogen: lappranunkel (S, T, §7), plattlummer (S, T, §9), järpe (T, §4) och revlummer (§9).</w:t>
+      </w:r>
+    </w:p>
+    <w:p>
+      <w:r>
+        <w:t xml:space="preserve">Observera att medlemsländerna är skyldiga att agera i enlighet med EU:s fågeldirektiv där det uttryckligen står att direktivet gäller för fåglar samt för deras ägg, bon och </w:t>
+      </w:r>
+      <w:r>
+        <w:rPr>
+          <w:b/>
+        </w:rPr>
+        <w:t xml:space="preserve">livsmiljöer </w:t>
+      </w:r>
+      <w:r>
+        <w:t>(artikel 1). Vidare att de åtgärder som vidtas inte får leda till en försämring av den nuvarande situationen beträffande bevarandet av de fågelarter som avses i artikel 1 (artikel 13). Fågeldirektivet är styrande för tillsynsansvariga myndigheters ärendehantering, ställningstaganden och beslutsfattande.</w:t>
+      </w:r>
+    </w:p>
+    <w:p>
+      <w:r>
+        <w:rPr>
+          <w:b/>
+        </w:rPr>
+        <w:t>Järpe (§4)</w:t>
+      </w:r>
+      <w:r>
+        <w:t xml:space="preserve">, som är upptagen i bilaga 1 och 2 EU:s fågeldirektiv, är mycket stationär inom sitt revir som är minst 25 hektar stort. Livsmiljöerna utgörs av tät barrskog med inblandning av lövträd och en väl utvecklad flerskiktad struktur med bärris och yngre eller undertryckta, täta granar i ett lägre skikt, ofta utmed bäckar och åar inne i den skyddande granskogen. Den överlever inte om dess livsmiljö kalavverkas och är även känslig för röjning, gallring och avverkning där unga granar och lövträd inte sparas i tillräcklig omfattning. Arten finns i sammanhängande grandominerad skog över hela Sverige men förekomsterna är betydligt glesare i Götaland än i övriga landet. Järpe är typisk art för </w:t>
+      </w:r>
+      <w:r>
+        <w:rPr>
+          <w:i/>
+        </w:rPr>
+        <w:t xml:space="preserve">9010 Taiga, 9080 Lövsumpskog </w:t>
+      </w:r>
+      <w:r>
+        <w:t xml:space="preserve">och </w:t>
+      </w:r>
+      <w:r>
+        <w:rPr>
+          <w:i/>
+        </w:rPr>
+        <w:t xml:space="preserve">9740 Skogsbevuxen myr </w:t>
+      </w:r>
+      <w:r>
+        <w:t>(SLU Artdatabanken, 2026).</w:t>
+      </w:r>
+    </w:p>
+    <w:p>
+      <w:r>
+        <w:rPr>
+          <w:b/>
+        </w:rPr>
+        <w:t>Lappranunkel (§7)</w:t>
+      </w:r>
+      <w:r>
+        <w:t xml:space="preserve"> omfattas av EU:s art- och habitatdirektiv och är fridlyst enligt 7 § artskyddsförordningen vilket innebär att artens livsmiljöer inte får förstöras. Den är knuten till granskogsmiljöer med ytligt liggande markvatten och konstant hög luftfuktighet. Arten är känslig för kalavverkning och markskador men kan kortvarigt står kvar en tid i fuktsvackor efter en avverkning. Lokaler med lappranunkel får inte avverkas. Lappranunkel är typisk art för </w:t>
+      </w:r>
+      <w:r>
+        <w:rPr>
+          <w:i/>
+        </w:rPr>
+        <w:t xml:space="preserve">9010 Taiga, 7160 Källor och källkärr </w:t>
+      </w:r>
+      <w:r>
+        <w:t>och</w:t>
+      </w:r>
+      <w:r>
+        <w:rPr>
+          <w:i/>
+        </w:rPr>
+        <w:t xml:space="preserve"> 9050 Näringsrik granskog</w:t>
+      </w:r>
+      <w:r>
+        <w:t xml:space="preserve"> (Nitare &amp; Skogsstyrelsen, 2019; SLU Artdatabanken, 2024).</w:t>
+      </w:r>
+    </w:p>
+    <w:p>
+      <w:r>
+        <w:rPr>
+          <w:b/>
+        </w:rPr>
+        <w:t>Plattlummer (§9)</w:t>
+      </w:r>
+      <w:r>
+        <w:t xml:space="preserve"> växer främst i ljusöppna sandtallskogar eller annan gles, torr och brandpräglad hedbarrskog. Den är mest frekvent i olika typer av naturskogar och kontinuitetsskogar och missgynnas markant av slutavverkning och maskinell markberedning. Söder ut i landet förekommer de närstående arterna cypresslummer (VU, §8) och mellanlummer (VU, §9), vilka båda omfattas av EU:s art- och habitatdirektiv. Plattlummer är typisk art för </w:t>
+      </w:r>
+      <w:r>
+        <w:rPr>
+          <w:i/>
+        </w:rPr>
+        <w:t xml:space="preserve">9010 Taiga </w:t>
+      </w:r>
+      <w:r>
+        <w:t>och</w:t>
+      </w:r>
+      <w:r>
+        <w:rPr>
+          <w:i/>
+        </w:rPr>
+        <w:t xml:space="preserve"> 2320 Rissandhedar </w:t>
+      </w:r>
+      <w:r>
+        <w:t>(Nitare &amp; Skogsstyrelsen, 2019; SLU Artdatabanken, 2025).</w:t>
+      </w:r>
+    </w:p>
+    <w:p>
+      <w:r>
+        <w:t>I BILAGA 1 finns mer detaljerad information om ekologi samt krav på livsmiljö hos fridlysta arter.</w:t>
+      </w:r>
+    </w:p>
+    <w:p>
+      <w:pPr>
+        <w:pStyle w:val="Heading2"/>
+      </w:pPr>
+      <w:r>
+        <w:t>Övriga naturvårdsarter</w:t>
       </w:r>
     </w:p>
     <w:p>
@@ -280,44 +411,6 @@
         <w:rPr>
           <w:b/>
         </w:rPr>
-        <w:t>Granticka</w:t>
-      </w:r>
-      <w:r>
-        <w:t xml:space="preserve"> förekommer främst i äldre skogar med naturskogskaraktär, liksom i dimensionsavverkade och plockhuggna skogar. I äldre grannaturskog i norra Sverige är den alltjämt en förhållandevis vanlig karaktärsart, medan den längre söderut blir allt mer sällsynt. I Götaland och delar av Svealand är den en god signalart för skyddsvärda granskogsmiljöer. Arten bedöms ha minskat starkt under senare år på grund av skogsavverkningar, då den framför allt växer i äldre granskog med långvarig grankontinuitet. I urskogsliknande bestånd i norra Sverige kan ibland påträffas den mycket sällsynta tickan grantickeporing (VU), som lever på döda grantickor. Det som tidigare inbegripit grantickan har visat sig röra sig om två arter; tajgagranticka </w:t>
-      </w:r>
-      <w:r>
-        <w:rPr>
-          <w:i/>
-        </w:rPr>
-        <w:t>Porodaedalea abietis</w:t>
-      </w:r>
-      <w:r>
-        <w:t xml:space="preserve"> (LC) och </w:t>
-      </w:r>
-      <w:r>
-        <w:rPr>
-          <w:i/>
-        </w:rPr>
-        <w:t>Porodaedalea chrysoloma</w:t>
-      </w:r>
-      <w:r>
-        <w:t xml:space="preserve"> (DD). Den nordligare arten, tajgagranticka, bildar större fruktkroppar och har sin främsta förekomst i norra Sverige, medan den mer tunnköttiga arten, </w:t>
-      </w:r>
-      <w:r>
-        <w:rPr>
-          <w:i/>
-        </w:rPr>
-        <w:t>P. chrysoloma</w:t>
-      </w:r>
-      <w:r>
-        <w:t>, förekommer i sydöstra Sverige och på Gotland (SLU Artdatabanken, 2026; Nitare &amp; Skogsstyrelsen, 2019).</w:t>
-      </w:r>
-    </w:p>
-    <w:p>
-      <w:r>
-        <w:rPr>
-          <w:b/>
-        </w:rPr>
         <w:t xml:space="preserve">Mörk husmossa </w:t>
       </w:r>
       <w:r>
@@ -409,6 +502,17 @@
       </w:r>
       <w:r>
         <w:t>förekommer främst i tallnaturskogar eller tallskogar av kontinuitetsskogskaraktär där den bildar mykorrhiza med tall. Särskilt frekvent är den i sandtallskogar med inslag av gamla träd, t.ex. på grusåsar, stränder och sandhedar. Arten hotas främst av skogsavverkning och tycks försvinna efter slutavverkning, markberedning och plantering. Talltaggsvamp är globalt rödlistad som nära hotad (NT) vilket innebär att Sverige har ett internationellt ansvar för arten (IUCN, 2025; SLU Artdatabanken, 2024).</w:t>
+      </w:r>
+    </w:p>
+    <w:p>
+      <w:r>
+        <w:rPr>
+          <w:b/>
+        </w:rPr>
+        <w:t>Äggvaxskivling (NT)</w:t>
+      </w:r>
+      <w:r>
+        <w:t xml:space="preserve"> bildar mykorrhiza med gran och förekommer huvudsakligen i äldre blåbärsgranskog. Har i Sverige en nordlig utbredningsbild och är relativt vanlig i norra Sverige. Total population i landet bedöms ha minskat kraftigt och fortgående att minska p.g.a. slutavverkningar av kontinuitetsskogar. Skogar med rik förekomst av äggvaxskivling brukar ha en artrik flora av mykorrhizasvampar och kan betraktas som nyckelbiotoper (SLU Artdatabanken, 2024).</w:t>
       </w:r>
     </w:p>
     <w:p>
@@ -445,26 +549,26 @@
         <w:pStyle w:val="Heading1"/>
       </w:pPr>
       <w:r>
-        <w:t>Fridlysta arter</w:t>
+        <w:t>Certifiering</w:t>
       </w:r>
     </w:p>
     <w:p>
-      <w:r>
-        <w:t>Följande fridlysta arter har sina livsmiljöer och växtplatser i den avverkningsanmälda skogen: järpe (NT, §4), plattlummer (S, §9) och revlummer (§9).</w:t>
+      <w:pPr>
+        <w:pStyle w:val="Heading2"/>
+      </w:pPr>
+      <w:r>
+        <w:t>Ur FSC-standarden</w:t>
       </w:r>
     </w:p>
     <w:p>
-      <w:r>
-        <w:t xml:space="preserve">Observera att medlemsländerna är skyldiga att agera i enlighet med EU:s fågeldirektiv där det uttryckligen står att direktivet gäller för fåglar samt för deras ägg, bon och </w:t>
-      </w:r>
       <w:r>
         <w:rPr>
           <w:b/>
         </w:rPr>
-        <w:t xml:space="preserve">livsmiljöer </w:t>
-      </w:r>
-      <w:r>
-        <w:t>(artikel 1). Vidare att de åtgärder som vidtas inte får leda till en försämring av den nuvarande situationen beträffande bevarandet av de fågelarter som avses i artikel 1 (artikel 13). Fågeldirektivet är styrande för tillsynsansvariga myndigheters ärendehantering, ställningstaganden och beslutsfattande.</w:t>
+        <w:t xml:space="preserve">PRINCIP 1: LAGEFTERLEVNAD: </w:t>
+      </w:r>
+      <w:r>
+        <w:t>Certifikatsinnehavaren ska följa alla tillämpliga lagar, förordningar och nationellt ratificerade internationella avtal, konventioner och överenskommelser.</w:t>
       </w:r>
     </w:p>
     <w:p>
@@ -472,28 +576,89 @@
         <w:rPr>
           <w:b/>
         </w:rPr>
-        <w:t>Järpe (§4)</w:t>
-      </w:r>
-      <w:r>
-        <w:t xml:space="preserve">, som är upptagen i bilaga 1 och 2 EU:s fågeldirektiv, är mycket stationär inom sitt revir som är minst 25 hektar stort. Livsmiljöerna utgörs av tät barrskog med inblandning av lövträd och en väl utvecklad flerskiktad struktur med bärris och yngre eller undertryckta, täta granar i ett lägre skikt, ofta utmed bäckar och åar inne i den skyddande granskogen. Den överlever inte om dess livsmiljö kalavverkas och är även känslig för röjning, gallring och avverkning där unga granar och lövträd inte sparas i tillräcklig omfattning. Arten finns i sammanhängande grandominerad skog över hela Sverige men förekomsterna är betydligt glesare i Götaland än i övriga landet. Järpe är typisk art för </w:t>
+        <w:t xml:space="preserve">1.3.1 </w:t>
+      </w:r>
+      <w:r>
+        <w:t>Tillämpliga lagar och föreskrifter för brukandet av skogen följs.</w:t>
+      </w:r>
+    </w:p>
+    <w:p>
+      <w:pPr>
+        <w:pStyle w:val="ListBullet"/>
+      </w:pPr>
+      <w:r>
+        <w:rPr>
+          <w:b/>
+          <w:i/>
+        </w:rPr>
+        <w:t xml:space="preserve">Kommentar: </w:t>
+      </w:r>
+      <w:r>
+        <w:t>I den avverkningsanmälda skogen har fridlysta arter sina livsmiljöer och växtplatser. Att skada de fridlysta arternas livsmiljöer, växtplatser eller ekologiska funktion är inte tillåtet enligt artskyddsförordningen.</w:t>
       </w:r>
       <w:r>
         <w:rPr>
           <w:i/>
         </w:rPr>
-        <w:t xml:space="preserve">9010 Taiga, 9080 Lövsumpskog </w:t>
-      </w:r>
-      <w:r>
-        <w:t xml:space="preserve">och </w:t>
+        <w:t xml:space="preserve"> EU:s medlemsländer och skogsbolag är skyldiga att agera i enlighet med EU:s fågeldirektiv där det uttryckligen står att direktivet gäller för fåglar samt för deras ägg, bon och </w:t>
+      </w:r>
+      <w:r>
+        <w:rPr>
+          <w:b/>
+          <w:i/>
+        </w:rPr>
+        <w:t xml:space="preserve">livsmiljöer </w:t>
+      </w:r>
+      <w:r>
+        <w:t>(artikel 1). Vidare att de åtgärder som vidtas inte får leda till en försämring av den nuvarande situationen beträffande bevarandet av de fågelarter som avses i artikel 1 (artikel 13).</w:t>
+      </w:r>
+    </w:p>
+    <w:p>
+      <w:r>
+        <w:rPr>
+          <w:b/>
+        </w:rPr>
+        <w:t xml:space="preserve">6.4 </w:t>
+      </w:r>
+      <w:r>
+        <w:t>Certifikatsinnehavaren ska skydda sällsynta arter och hotade arter samt deras livsmiljöer inom skogsbruksenheten. Det ska ske genom avsättningar, andra skyddade områden och genom att skapa konnektivitet och/eller genom andra direkta åtgärder som gynnar dessa arters överlevnad och livskraft. Åtgärderna ska stå i förhållande till brukandets skala, intensitet och risk, samt till sällsynta och hotade arters bevarandestatus och ekologiska krav. Certifikatsinnehavaren ska beakta den geografiska spridningen och ekologiska krav hos sällsynta och hotade arter utanför skogsbruksenhetens gränser när beslut om åtgärder inom skogsbruksenheten ska fattas.</w:t>
+      </w:r>
+    </w:p>
+    <w:p>
+      <w:r>
+        <w:rPr>
+          <w:b/>
+        </w:rPr>
+        <w:t xml:space="preserve">6.4.3 </w:t>
+      </w:r>
+      <w:r>
+        <w:t>Bevarandeåtgärder genomförs för de kända förekomster av rödlistade arter som påverkas av skogsbruk.</w:t>
+      </w:r>
+    </w:p>
+    <w:p>
+      <w:pPr>
+        <w:pStyle w:val="ListBullet"/>
+      </w:pPr>
+      <w:r>
+        <w:rPr>
+          <w:b/>
+          <w:i/>
+        </w:rPr>
+        <w:t xml:space="preserve">Kommentar: </w:t>
       </w:r>
       <w:r>
         <w:rPr>
           <w:i/>
         </w:rPr>
-        <w:t xml:space="preserve">9740 Skogsbevuxen myr </w:t>
-      </w:r>
-      <w:r>
-        <w:t>(SLU Artdatabanken, 2026).</w:t>
+        <w:t>I det avverkningsanmälda skogsområdet har 11 naturvårdsarter varav 3 rödlistade arter sina livsmiljöer och växtplatser.</w:t>
+      </w:r>
+    </w:p>
+    <w:p>
+      <w:pPr>
+        <w:pStyle w:val="Heading2"/>
+      </w:pPr>
+      <w:r>
+        <w:t>Ur Chain of Custody Certification (FSC-STD-40-004 ver 3.0)</w:t>
       </w:r>
     </w:p>
     <w:p>
@@ -501,33 +666,144 @@
         <w:rPr>
           <w:b/>
         </w:rPr>
-        <w:t>Plattlummer (§9)</w:t>
-      </w:r>
-      <w:r>
-        <w:t xml:space="preserve"> växer främst i ljusöppna sandtallskogar eller annan gles, torr och brandpräglad hedbarrskog. Den är mest frekvent i olika typer av naturskogar och kontinuitetsskogar och missgynnas markant av slutavverkning och maskinell markberedning. Söder ut i landet förekommer de närstående arterna cypresslummer (VU, §8) och mellanlummer (VU, §9), vilka båda omfattas av EU:s art- och habitatdirektiv. Plattlummer är typisk art för </w:t>
+        <w:t xml:space="preserve">1.3 </w:t>
+      </w:r>
+      <w:r>
+        <w:t xml:space="preserve">The organization shall commit to the FSC values as defined in FSC-POL-01-004 Policy for the Association of Organizations with FSC. </w:t>
+      </w:r>
+    </w:p>
+    <w:p>
+      <w:pPr>
+        <w:pStyle w:val="Heading2"/>
+      </w:pPr>
+      <w:r>
+        <w:t>Ur FSC:s policy för associerade organisationer (FSC-POL-01-004)</w:t>
+      </w:r>
+    </w:p>
+    <w:p>
+      <w:r>
+        <w:t xml:space="preserve">Som “Chain of Custody”-certifierad organisation är skogsbolaget bunden av de fastställda reglerna i Del 1 Punkt 1 c) i Policy för organisationer associerade med FSC (FSC-POL-01-004 V2-0 EN + SVE version 2012-03-02): </w:t>
+      </w:r>
+    </w:p>
+    <w:p>
+      <w:pPr>
+        <w:pStyle w:val="ListNumber"/>
+      </w:pPr>
+      <w:r>
+        <w:t>De organisationer FSC kan acceptera association med får inte direkt eller indirekt ha några kopplingar till nedanstående, oacceptabla aktiviteter:</w:t>
+      </w:r>
+    </w:p>
+    <w:p>
+      <w:pPr>
+        <w:ind w:left="357"/>
+      </w:pPr>
+      <w:r>
+        <w:t>a) Olaglig skogsavverkning och handel med olagligt avverkat virke eller skogsprodukter</w:t>
+      </w:r>
+    </w:p>
+    <w:p>
+      <w:pPr>
+        <w:ind w:left="357"/>
+      </w:pPr>
+      <w:r>
+        <w:t>...</w:t>
+      </w:r>
+    </w:p>
+    <w:p>
+      <w:pPr>
+        <w:ind w:left="357"/>
+      </w:pPr>
+      <w:r>
+        <w:t>c) Skogsbruk som förstör höga naturvärden</w:t>
+      </w:r>
+    </w:p>
+    <w:p>
+      <w:pPr>
+        <w:ind w:left="357"/>
+      </w:pPr>
+      <w:r>
+        <w:t>d) Betydande omvandling av skog till plantager eller annan, icke skoglig, markanvändning</w:t>
+      </w:r>
+    </w:p>
+    <w:p>
+      <w:pPr>
+        <w:pStyle w:val="ListBullet"/>
+      </w:pPr>
+      <w:r>
+        <w:rPr>
+          <w:b/>
+          <w:i/>
+        </w:rPr>
+        <w:t xml:space="preserve">Kommentar: </w:t>
       </w:r>
       <w:r>
         <w:rPr>
           <w:i/>
         </w:rPr>
-        <w:t xml:space="preserve">9010 Taiga </w:t>
-      </w:r>
-      <w:r>
-        <w:t>och</w:t>
+        <w:t>Avverkning av skog med höga naturvärden samt skada på fridlysta arter strider både mot FSC Controlled Wood-standarden och FSC:s policy for associerade organisationer.</w:t>
+      </w:r>
+    </w:p>
+    <w:p>
+      <w:pPr>
+        <w:pStyle w:val="Heading2"/>
+      </w:pPr>
+      <w:r>
+        <w:t>Ur FSC Controlled Wood (FSC-STD-40-005)</w:t>
+      </w:r>
+    </w:p>
+    <w:p>
+      <w:r>
+        <w:t>Virke som inte accepteras i FSC-märkta produkter (oacceptabelt ursprung) enligt FSC Controlled Wood (FSC-STD-40-005):</w:t>
+      </w:r>
+    </w:p>
+    <w:p>
+      <w:pPr>
+        <w:pStyle w:val="ListNumber"/>
+      </w:pPr>
+      <w:r>
+        <w:t>Illegalt avverkat virke.</w:t>
+      </w:r>
+    </w:p>
+    <w:p>
+      <w:pPr>
+        <w:pStyle w:val="ListNumber"/>
+      </w:pPr>
+      <w:r>
+        <w:t>...</w:t>
+      </w:r>
+    </w:p>
+    <w:p>
+      <w:pPr>
+        <w:pStyle w:val="ListNumber"/>
+      </w:pPr>
+      <w:r>
+        <w:t>Virke från avverkningar som hotar höga naturvärden.</w:t>
+      </w:r>
+    </w:p>
+    <w:p>
+      <w:pPr>
+        <w:pStyle w:val="ListNumber"/>
+      </w:pPr>
+      <w:r>
+        <w:t>Virke från skog som konverteras till plantager eller icke-skogligt bruk.</w:t>
+      </w:r>
+    </w:p>
+    <w:p>
+      <w:pPr>
+        <w:pStyle w:val="ListBullet"/>
+      </w:pPr>
+      <w:r>
+        <w:rPr>
+          <w:b/>
+          <w:i/>
+        </w:rPr>
+        <w:t xml:space="preserve">Kommentar: </w:t>
       </w:r>
       <w:r>
         <w:rPr>
           <w:i/>
         </w:rPr>
-        <w:t xml:space="preserve"> 2320 Rissandhedar </w:t>
-      </w:r>
-      <w:r>
-        <w:t>(Nitare &amp; Skogsstyrelsen, 2019; SLU Artdatabanken, 2025).</w:t>
-      </w:r>
-    </w:p>
-    <w:p>
-      <w:r>
-        <w:t>I BILAGA 1 finns mer detaljerad information om ekologi samt krav på livsmiljö hos fridlysta arter.</w:t>
+        <w:t>Avverkning av skog med höga naturvärden samt skada på fridlysta arter strider både mot FSC Controlled Wood-standarden och FSC:s policy for associerade organisationer.</w:t>
       </w:r>
     </w:p>
     <w:p>
@@ -535,7 +811,79 @@
         <w:pStyle w:val="Heading1"/>
       </w:pPr>
       <w:r>
-        <w:t>Certifiering</w:t>
+        <w:t>Ur PEFC-standarden gällande lagefterlevnad</w:t>
+      </w:r>
+    </w:p>
+    <w:p>
+      <w:r>
+        <w:t>PEFC-standarden förutsätter att tillämplig svensk lagstiftning följs. Det är utsedd tillsynsmyndighet som ansvarar för tillsyn av lagens efterlevnad. PEFC-standarden återger innehållet i vissa certifieringskritiska lag- och föreskriftskrav vilka ska ingå i granskning av PEFC-systemets efterlevnad.</w:t>
+      </w:r>
+    </w:p>
+    <w:p>
+      <w:pPr>
+        <w:pStyle w:val="ListBullet"/>
+      </w:pPr>
+      <w:r>
+        <w:rPr>
+          <w:b/>
+          <w:i/>
+        </w:rPr>
+        <w:t xml:space="preserve">Kommentar: </w:t>
+      </w:r>
+      <w:r>
+        <w:rPr>
+          <w:i/>
+        </w:rPr>
+        <w:t>I den avverkningsanmälda skogen har fridlysta arter sina livsmiljöer och växtplatser. Att skada de fridlysta arternas livsmiljöer, växtplatser eller ekologiska funktion är inte tillåtet enligt artskyddsförordningen</w:t>
+      </w:r>
+    </w:p>
+    <w:p>
+      <w:r>
+        <w:br w:type="page"/>
+      </w:r>
+    </w:p>
+    <w:p>
+      <w:pPr>
+        <w:pStyle w:val="Title"/>
+      </w:pPr>
+      <w:r>
+        <w:t>BILAGA 1 – Fridlysta arter</w:t>
+      </w:r>
+    </w:p>
+    <w:p>
+      <w:pPr>
+        <w:pStyle w:val="Heading1"/>
+      </w:pPr>
+      <w:r>
+        <w:t>Järpe – ekologi samt krav på livsmiljön</w:t>
+      </w:r>
+    </w:p>
+    <w:p>
+      <w:r>
+        <w:t>Järpe är fridlyst enligt 4§ artskyddsförordningen och upptagen i bilaga 1 och 2 EU:s fågeldirektiv. Den finns i sammanhängande grandominerad skog över hela Sverige men förekomsterna är betydligt glesare i Götaland än i övriga landet. Järpen har sina livsmiljöer i tät barrskog med inblandning av lövträd och en väl utvecklad flerskiktad struktur med bärris och yngre eller undertryckta, täta granar i ett lägre skikt, ofta utmed bäckar och åar inne i den skyddande granskogen (SLU Artdatabanken, 2026).</w:t>
+      </w:r>
+    </w:p>
+    <w:p>
+      <w:r>
+        <w:t xml:space="preserve">Arten behöver lämpliga skogsbestånd om sammanlagt minst 25 hektar. Den är mycket stationär inom sitt revir och när ett par etablerat sig stannar de så länge miljön är intakt. Den undviker öppen mark och förﬂyttar sig sällan över större öppna myrar eller åkermark, och är därför känslig för fragmentering. Järpen överlever inte om dess livsmiljö kalavverkas och är även känslig för röjning, gallring och avverkning där unga granar och lövträd inte sparas i tillräcklig omfattning.  Järpe är typisk art för </w:t>
+      </w:r>
+      <w:r>
+        <w:rPr>
+          <w:i/>
+        </w:rPr>
+        <w:t>9010 Taiga, 9740 Skogsbevuxen myr</w:t>
+      </w:r>
+      <w:r>
+        <w:t xml:space="preserve"> och </w:t>
+      </w:r>
+      <w:r>
+        <w:rPr>
+          <w:i/>
+        </w:rPr>
+        <w:t>9080 Lövsumpskog</w:t>
+      </w:r>
+      <w:r>
+        <w:t xml:space="preserve"> (SLU Artdatabanken, 2026).</w:t>
       </w:r>
     </w:p>
     <w:p>
@@ -543,29 +891,34 @@
         <w:pStyle w:val="Heading2"/>
       </w:pPr>
       <w:r>
-        <w:t>Ur FSC-standarden</w:t>
+        <w:t>Referenser – järpe</w:t>
       </w:r>
     </w:p>
     <w:p>
       <w:r>
+        <w:t xml:space="preserve">SLU Artdatabanken, 2026. </w:t>
+      </w:r>
+      <w:r>
         <w:rPr>
-          <w:b/>
+          <w:i/>
         </w:rPr>
-        <w:t xml:space="preserve">PRINCIP 1: LAGEFTERLEVNAD: </w:t>
-      </w:r>
-      <w:r>
-        <w:t>Certifikatsinnehavaren ska följa alla tillämpliga lagar, förordningar och nationellt ratificerade internationella avtal, konventioner och överenskommelser.</w:t>
+        <w:t xml:space="preserve">Artfaktablad. Naturvård – artfakta. </w:t>
+      </w:r>
+      <w:r>
+        <w:t>SLU Artdatabanken, Uppsala</w:t>
       </w:r>
     </w:p>
     <w:p>
-      <w:r>
-        <w:rPr>
-          <w:b/>
-        </w:rPr>
-        <w:t xml:space="preserve">1.3.1 </w:t>
-      </w:r>
-      <w:r>
-        <w:t>Tillämpliga lagar och föreskrifter för brukandet av skogen följs.</w:t>
+      <w:pPr>
+        <w:pStyle w:val="Heading1"/>
+      </w:pPr>
+      <w:r>
+        <w:t>Lappranunkel – ekologi samt krav på livsmiljön</w:t>
+      </w:r>
+    </w:p>
+    <w:p>
+      <w:r>
+        <w:t>Lappranunkel (§7) omfattas av EU:s art- och habitatdirektiv och fridlyst enligt 7 § artskyddsförordningen vilket innebär att artens livsmiljöer inte får förstöras.</w:t>
       </w:r>
     </w:p>
     <w:p>
@@ -573,70 +926,36 @@
         <w:pStyle w:val="ListBullet"/>
       </w:pPr>
       <w:r>
-        <w:rPr>
-          <w:b/>
-          <w:i/>
-        </w:rPr>
-        <w:t xml:space="preserve">Kommentar: </w:t>
-      </w:r>
-      <w:r>
-        <w:t>I den avverkningsanmälda skogen har fridlysta arter sina livsmiljöer och växtplatser. Att skada de fridlysta arternas livsmiljöer, växtplatser eller ekologiska funktion är inte tillåtet enligt artskyddsförordningen.</w:t>
+        <w:t xml:space="preserve">7 § </w:t>
       </w:r>
       <w:r>
         <w:rPr>
           <w:i/>
         </w:rPr>
-        <w:t xml:space="preserve"> EU:s medlemsländer och skogsbolag är skyldiga att agera i enlighet med EU:s fågeldirektiv där det uttryckligen står att direktivet gäller för fåglar samt för deras ägg, bon och </w:t>
-      </w:r>
-      <w:r>
-        <w:rPr>
-          <w:b/>
-          <w:i/>
-        </w:rPr>
-        <w:t xml:space="preserve">livsmiljöer </w:t>
-      </w:r>
-      <w:r>
-        <w:t>(artikel 1). Vidare att de åtgärder som vidtas inte får leda till en försämring av den nuvarande situationen beträffande bevarandet av de fågelarter som avses i artikel 1 (artikel 13).</w:t>
+        <w:t>I fråga om sådana växtarter som i bilaga 1 till denna förordning har markerats med N är det förbjudet att avsiktligt plocka, samla in, skära av, dra upp med rötterna eller förstöra växter i deras naturliga utbredningsområde i naturen. Förbudet gäller alla stadier i växternas biologiska cykel.</w:t>
       </w:r>
     </w:p>
     <w:p>
       <w:r>
-        <w:rPr>
-          <w:b/>
-        </w:rPr>
-        <w:t xml:space="preserve">6.4 </w:t>
-      </w:r>
-      <w:r>
-        <w:t>Certifikatsinnehavaren ska skydda sällsynta arter och hotade arter samt deras livsmiljöer inom skogsbruksenheten. Det ska ske genom avsättningar, andra skyddade områden och genom att skapa konnektivitet och/eller genom andra direkta åtgärder som gynnar dessa arters överlevnad och livskraft. Åtgärderna ska stå i förhållande till brukandets skala, intensitet och risk, samt till sällsynta och hotade arters bevarandestatus och ekologiska krav. Certifikatsinnehavaren ska beakta den geografiska spridningen och ekologiska krav hos sällsynta och hotade arter utanför skogsbruksenhetens gränser när beslut om åtgärder inom skogsbruksenheten ska fattas.</w:t>
-      </w:r>
-    </w:p>
-    <w:p>
-      <w:r>
-        <w:rPr>
-          <w:b/>
-        </w:rPr>
-        <w:t xml:space="preserve">6.4.3 </w:t>
-      </w:r>
-      <w:r>
-        <w:t>Bevarandeåtgärder genomförs för de kända förekomster av rödlistade arter som påverkas av skogsbruk.</w:t>
-      </w:r>
-    </w:p>
-    <w:p>
-      <w:pPr>
-        <w:pStyle w:val="ListBullet"/>
-      </w:pPr>
-      <w:r>
-        <w:rPr>
-          <w:b/>
-          <w:i/>
-        </w:rPr>
-        <w:t xml:space="preserve">Kommentar: </w:t>
+        <w:t xml:space="preserve">Lappranunkel är knuten till granskogsmiljöer med ytligt liggande markvatten och konstant hög luftfuktighet. Arten är känslig för kalavverkning och markskador men kan kortvarigt står kvar en tid i fuktsvackor efter en avverkning. Dikade lokaler bör restaureras hydrologiskt. Lokaler med lappranunkel får inte avverkas. Lappranunkel är typisk art för </w:t>
       </w:r>
       <w:r>
         <w:rPr>
           <w:i/>
         </w:rPr>
-        <w:t>I det avverkningsanmälda skogsområdet har 10 naturvårdsarter varav 4 rödlistade arter sina livsmiljöer och växtplatser.</w:t>
+        <w:t xml:space="preserve">9010 Taiga, 7160 Källor och källkärr </w:t>
+      </w:r>
+      <w:r>
+        <w:t>och</w:t>
+      </w:r>
+      <w:r>
+        <w:rPr>
+          <w:i/>
+        </w:rPr>
+        <w:t xml:space="preserve"> 9050 Näringsrik granskog</w:t>
+      </w:r>
+      <w:r>
+        <w:t xml:space="preserve"> (Nitare &amp; Skogsstyrelsen, 2019; SLU Artdatabanken, 2024).</w:t>
       </w:r>
     </w:p>
     <w:p>
@@ -644,245 +963,26 @@
         <w:pStyle w:val="Heading2"/>
       </w:pPr>
       <w:r>
-        <w:t>Ur Chain of Custody Certification (FSC-STD-40-004 ver 3.0)</w:t>
+        <w:t>Referenser – lappranunkel</w:t>
       </w:r>
     </w:p>
     <w:p>
       <w:r>
-        <w:rPr>
-          <w:b/>
-        </w:rPr>
-        <w:t xml:space="preserve">1.3 </w:t>
-      </w:r>
-      <w:r>
-        <w:t xml:space="preserve">The organization shall commit to the FSC values as defined in FSC-POL-01-004 Policy for the Association of Organizations with FSC. </w:t>
-      </w:r>
-    </w:p>
-    <w:p>
-      <w:pPr>
-        <w:pStyle w:val="Heading2"/>
-      </w:pPr>
-      <w:r>
-        <w:t>Ur FSC:s policy för associerade organisationer (FSC-POL-01-004)</w:t>
-      </w:r>
-    </w:p>
-    <w:p>
-      <w:r>
-        <w:t xml:space="preserve">Som “Chain of Custody”-certifierad organisation är skogsbolaget bunden av de fastställda reglerna i Del 1 Punkt 1 c) i Policy för organisationer associerade med FSC (FSC-POL-01-004 V2-0 EN + SVE version 2012-03-02): </w:t>
-      </w:r>
-    </w:p>
-    <w:p>
-      <w:pPr>
-        <w:pStyle w:val="ListNumber"/>
-      </w:pPr>
-      <w:r>
-        <w:t>De organisationer FSC kan acceptera association med får inte direkt eller indirekt ha några kopplingar till nedanstående, oacceptabla aktiviteter:</w:t>
-      </w:r>
-    </w:p>
-    <w:p>
-      <w:pPr>
-        <w:ind w:left="357"/>
-      </w:pPr>
-      <w:r>
-        <w:t>a) Olaglig skogsavverkning och handel med olagligt avverkat virke eller skogsprodukter</w:t>
-      </w:r>
-    </w:p>
-    <w:p>
-      <w:pPr>
-        <w:ind w:left="357"/>
-      </w:pPr>
-      <w:r>
-        <w:t>...</w:t>
-      </w:r>
-    </w:p>
-    <w:p>
-      <w:pPr>
-        <w:ind w:left="357"/>
-      </w:pPr>
-      <w:r>
-        <w:t>c) Skogsbruk som förstör höga naturvärden</w:t>
-      </w:r>
-    </w:p>
-    <w:p>
-      <w:pPr>
-        <w:ind w:left="357"/>
-      </w:pPr>
-      <w:r>
-        <w:t>d) Betydande omvandling av skog till plantager eller annan, icke skoglig, markanvändning</w:t>
-      </w:r>
-    </w:p>
-    <w:p>
-      <w:pPr>
-        <w:pStyle w:val="ListBullet"/>
-      </w:pPr>
-      <w:r>
-        <w:rPr>
-          <w:b/>
-          <w:i/>
-        </w:rPr>
-        <w:t xml:space="preserve">Kommentar: </w:t>
+        <w:t xml:space="preserve">Nitare, J. &amp; Skogsstyrelsen, 2019. </w:t>
       </w:r>
       <w:r>
         <w:rPr>
           <w:i/>
         </w:rPr>
-        <w:t>Avverkning av skog med höga naturvärden samt skada på fridlysta arter strider både mot FSC Controlled Wood-standarden och FSC:s policy for associerade organisationer.</w:t>
+        <w:t xml:space="preserve">Skyddsvärd skog – Naturvårdsarter och andra kriterier för naturvärdesbedömning. </w:t>
+      </w:r>
+      <w:r>
+        <w:t>Skogsstyrelsen.</w:t>
       </w:r>
     </w:p>
     <w:p>
-      <w:pPr>
-        <w:pStyle w:val="Heading2"/>
-      </w:pPr>
-      <w:r>
-        <w:t>Ur FSC Controlled Wood (FSC-STD-40-005)</w:t>
-      </w:r>
-    </w:p>
-    <w:p>
-      <w:r>
-        <w:t>Virke som inte accepteras i FSC-märkta produkter (oacceptabelt ursprung) enligt FSC Controlled Wood (FSC-STD-40-005):</w:t>
-      </w:r>
-    </w:p>
-    <w:p>
-      <w:pPr>
-        <w:pStyle w:val="ListNumber"/>
-      </w:pPr>
-      <w:r>
-        <w:t>Illegalt avverkat virke.</w:t>
-      </w:r>
-    </w:p>
-    <w:p>
-      <w:pPr>
-        <w:pStyle w:val="ListNumber"/>
-      </w:pPr>
-      <w:r>
-        <w:t>...</w:t>
-      </w:r>
-    </w:p>
-    <w:p>
-      <w:pPr>
-        <w:pStyle w:val="ListNumber"/>
-      </w:pPr>
-      <w:r>
-        <w:t>Virke från avverkningar som hotar höga naturvärden.</w:t>
-      </w:r>
-    </w:p>
-    <w:p>
-      <w:pPr>
-        <w:pStyle w:val="ListNumber"/>
-      </w:pPr>
-      <w:r>
-        <w:t>Virke från skog som konverteras till plantager eller icke-skogligt bruk.</w:t>
-      </w:r>
-    </w:p>
-    <w:p>
-      <w:pPr>
-        <w:pStyle w:val="ListBullet"/>
-      </w:pPr>
-      <w:r>
-        <w:rPr>
-          <w:b/>
-          <w:i/>
-        </w:rPr>
-        <w:t xml:space="preserve">Kommentar: </w:t>
-      </w:r>
-      <w:r>
-        <w:rPr>
-          <w:i/>
-        </w:rPr>
-        <w:t>Avverkning av skog med höga naturvärden samt skada på fridlysta arter strider både mot FSC Controlled Wood-standarden och FSC:s policy for associerade organisationer.</w:t>
-      </w:r>
-    </w:p>
-    <w:p>
-      <w:pPr>
-        <w:pStyle w:val="Heading1"/>
-      </w:pPr>
-      <w:r>
-        <w:t>Ur PEFC-standarden gällande lagefterlevnad</w:t>
-      </w:r>
-    </w:p>
-    <w:p>
-      <w:r>
-        <w:t>PEFC-standarden förutsätter att tillämplig svensk lagstiftning följs. Det är utsedd tillsynsmyndighet som ansvarar för tillsyn av lagens efterlevnad. PEFC-standarden återger innehållet i vissa certifieringskritiska lag- och föreskriftskrav vilka ska ingå i granskning av PEFC-systemets efterlevnad.</w:t>
-      </w:r>
-    </w:p>
-    <w:p>
-      <w:pPr>
-        <w:pStyle w:val="ListBullet"/>
-      </w:pPr>
-      <w:r>
-        <w:rPr>
-          <w:b/>
-          <w:i/>
-        </w:rPr>
-        <w:t xml:space="preserve">Kommentar: </w:t>
-      </w:r>
-      <w:r>
-        <w:rPr>
-          <w:i/>
-        </w:rPr>
-        <w:t>I den avverkningsanmälda skogen har fridlysta arter sina livsmiljöer och växtplatser. Att skada de fridlysta arternas livsmiljöer, växtplatser eller ekologiska funktion är inte tillåtet enligt artskyddsförordningen</w:t>
-      </w:r>
-    </w:p>
-    <w:p>
-      <w:r>
-        <w:br w:type="page"/>
-      </w:r>
-    </w:p>
-    <w:p>
-      <w:pPr>
-        <w:pStyle w:val="Title"/>
-      </w:pPr>
-      <w:r>
-        <w:t>BILAGA 1 – Fridlysta arter</w:t>
-      </w:r>
-    </w:p>
-    <w:p>
-      <w:pPr>
-        <w:pStyle w:val="Heading1"/>
-      </w:pPr>
-      <w:r>
-        <w:t>Järpe – ekologi samt krav på livsmiljön</w:t>
-      </w:r>
-    </w:p>
-    <w:p>
-      <w:r>
-        <w:t>Järpe är fridlyst enligt 4§ artskyddsförordningen och upptagen i bilaga 1 och 2 EU:s fågeldirektiv. Den finns i sammanhängande grandominerad skog över hela Sverige men förekomsterna är betydligt glesare i Götaland än i övriga landet. Järpen har sina livsmiljöer i tät barrskog med inblandning av lövträd och en väl utvecklad flerskiktad struktur med bärris och yngre eller undertryckta, täta granar i ett lägre skikt, ofta utmed bäckar och åar inne i den skyddande granskogen (SLU Artdatabanken, 2026).</w:t>
-      </w:r>
-    </w:p>
-    <w:p>
-      <w:r>
-        <w:t xml:space="preserve">Arten behöver lämpliga skogsbestånd om sammanlagt minst 25 hektar. Den är mycket stationär inom sitt revir och när ett par etablerat sig stannar de så länge miljön är intakt. Den undviker öppen mark och förﬂyttar sig sällan över större öppna myrar eller åkermark, och är därför känslig för fragmentering. Järpen överlever inte om dess livsmiljö kalavverkas och är även känslig för röjning, gallring och avverkning där unga granar och lövträd inte sparas i tillräcklig omfattning.  Järpe är typisk art för </w:t>
-      </w:r>
-      <w:r>
-        <w:rPr>
-          <w:i/>
-        </w:rPr>
-        <w:t>9010 Taiga, 9740 Skogsbevuxen myr</w:t>
-      </w:r>
-      <w:r>
-        <w:t xml:space="preserve"> och </w:t>
-      </w:r>
-      <w:r>
-        <w:rPr>
-          <w:i/>
-        </w:rPr>
-        <w:t>9080 Lövsumpskog</w:t>
-      </w:r>
-      <w:r>
-        <w:t xml:space="preserve"> (SLU Artdatabanken, 2026).</w:t>
-      </w:r>
-    </w:p>
-    <w:p>
-      <w:pPr>
-        <w:pStyle w:val="Heading2"/>
-      </w:pPr>
-      <w:r>
-        <w:t>Referenser – järpe</w:t>
-      </w:r>
-    </w:p>
-    <w:p>
-      <w:r>
-        <w:t xml:space="preserve">SLU Artdatabanken, 2026. </w:t>
+      <w:r>
+        <w:t xml:space="preserve">SLU Artdatabanken, 2024. </w:t>
       </w:r>
       <w:r>
         <w:rPr>
@@ -912,7 +1012,7 @@
 </file>
 
 <file path=word/endnotes.xml><?xml version="1.0" encoding="utf-8"?>
-<w:endnotes xmlns:wpc="http://schemas.microsoft.com/office/word/2010/wordprocessingCanvas" xmlns:cx="http://schemas.microsoft.com/office/drawing/2014/chartex" xmlns:cx1="http://schemas.microsoft.com/office/drawing/2015/9/8/chartex" xmlns:cx2="http://schemas.microsoft.com/office/drawing/2015/10/21/chartex" xmlns:cx3="http://schemas.microsoft.com/office/drawing/2016/5/9/chartex" xmlns:cx4="http://schemas.microsoft.com/office/drawing/2016/5/10/chartex" xmlns:cx5="http://schemas.microsoft.com/office/drawing/2016/5/11/chartex" xmlns:cx6="http://schemas.microsoft.com/office/drawing/2016/5/12/chartex" xmlns:cx7="http://schemas.microsoft.com/office/drawing/2016/5/13/chartex" xmlns:cx8="http://schemas.microsoft.com/office/drawing/2016/5/14/chartex" xmlns:mc="http://schemas.openxmlformats.org/markup-compatibility/2006" xmlns:aink="http://schemas.microsoft.com/office/drawing/2016/ink" xmlns:am3d="http://schemas.microsoft.com/office/drawing/2017/model3d" xmlns:o="urn:schemas-microsoft-com:office:office" xmlns:oel="http://schemas.microsoft.com/office/2019/extlst" xmlns:r="http://schemas.openxmlformats.org/officeDocument/2006/relationships" xmlns:m="http://schemas.openxmlformats.org/officeDocument/2006/math" xmlns:v="urn:schemas-microsoft-com:vml" xmlns:wp14="http://schemas.microsoft.com/office/word/2010/wordprocessingDrawing" xmlns:wp="http://schemas.openxmlformats.org/drawingml/2006/wordprocessingDrawing" xmlns:w10="urn:schemas-microsoft-com:office:word" xmlns:w="http://schemas.openxmlformats.org/wordprocessingml/2006/main" xmlns:w14="http://schemas.microsoft.com/office/word/2010/wordml" xmlns:w15="http://schemas.microsoft.com/office/word/2012/wordml" xmlns:w16cex="http://schemas.microsoft.com/office/word/2018/wordml/cex" xmlns:w16cid="http://schemas.microsoft.com/office/word/2016/wordml/cid" xmlns:w16="http://schemas.microsoft.com/office/word/2018/wordml" xmlns:w16sdtdh="http://schemas.microsoft.com/office/word/2020/wordml/sdtdatahash" xmlns:w16se="http://schemas.microsoft.com/office/word/2015/wordml/symex" xmlns:wpg="http://schemas.microsoft.com/office/word/2010/wordprocessingGroup" xmlns:wpi="http://schemas.microsoft.com/office/word/2010/wordprocessingInk" xmlns:wne="http://schemas.microsoft.com/office/word/2006/wordml" xmlns:wps="http://schemas.microsoft.com/office/word/2010/wordprocessingShape" mc:Ignorable="w14 w15 w16se w16cid w16 w16cex w16sdtdh wp14">
+<w:endnotes xmlns:wpc="http://schemas.microsoft.com/office/word/2010/wordprocessingCanvas" xmlns:cx="http://schemas.microsoft.com/office/drawing/2014/chartex" xmlns:cx1="http://schemas.microsoft.com/office/drawing/2015/9/8/chartex" xmlns:cx2="http://schemas.microsoft.com/office/drawing/2015/10/21/chartex" xmlns:cx3="http://schemas.microsoft.com/office/drawing/2016/5/9/chartex" xmlns:cx4="http://schemas.microsoft.com/office/drawing/2016/5/10/chartex" xmlns:cx5="http://schemas.microsoft.com/office/drawing/2016/5/11/chartex" xmlns:cx6="http://schemas.microsoft.com/office/drawing/2016/5/12/chartex" xmlns:cx7="http://schemas.microsoft.com/office/drawing/2016/5/13/chartex" xmlns:cx8="http://schemas.microsoft.com/office/drawing/2016/5/14/chartex" xmlns:mc="http://schemas.openxmlformats.org/markup-compatibility/2006" xmlns:aink="http://schemas.microsoft.com/office/drawing/2016/ink" xmlns:am3d="http://schemas.microsoft.com/office/drawing/2017/model3d" xmlns:o="urn:schemas-microsoft-com:office:office" xmlns:oel="http://schemas.microsoft.com/office/2019/extlst" xmlns:r="http://schemas.openxmlformats.org/officeDocument/2006/relationships" xmlns:m="http://schemas.openxmlformats.org/officeDocument/2006/math" xmlns:v="urn:schemas-microsoft-com:vml" xmlns:wp14="http://schemas.microsoft.com/office/word/2010/wordprocessingDrawing" xmlns:wp="http://schemas.openxmlformats.org/drawingml/2006/wordprocessingDrawing" xmlns:w10="urn:schemas-microsoft-com:office:word" xmlns:w="http://schemas.openxmlformats.org/wordprocessingml/2006/main" xmlns:w14="http://schemas.microsoft.com/office/word/2010/wordml" xmlns:w15="http://schemas.microsoft.com/office/word/2012/wordml" xmlns:w16cex="http://schemas.microsoft.com/office/word/2018/wordml/cex" xmlns:w16cid="http://schemas.microsoft.com/office/word/2016/wordml/cid" xmlns:w16="http://schemas.microsoft.com/office/word/2018/wordml" xmlns:w16du="http://schemas.microsoft.com/office/word/2023/wordml/word16du" xmlns:w16sdtdh="http://schemas.microsoft.com/office/word/2020/wordml/sdtdatahash" xmlns:w16sdtfl="http://schemas.microsoft.com/office/word/2024/wordml/sdtformatlock" xmlns:w16se="http://schemas.microsoft.com/office/word/2015/wordml/symex" xmlns:wpg="http://schemas.microsoft.com/office/word/2010/wordprocessingGroup" xmlns:wpi="http://schemas.microsoft.com/office/word/2010/wordprocessingInk" xmlns:wne="http://schemas.microsoft.com/office/word/2006/wordml" xmlns:wps="http://schemas.microsoft.com/office/word/2010/wordprocessingShape" mc:Ignorable="w14 w15 w16se w16cid w16 w16cex w16sdtdh w16sdtfl w16du wp14">
   <w:endnote w:type="separator" w:id="-1">
     <w:p>
       <w:pPr>
@@ -937,7 +1037,7 @@
 </file>
 
 <file path=word/footer1.xml><?xml version="1.0" encoding="utf-8"?>
-<w:ftr xmlns:wpc="http://schemas.microsoft.com/office/word/2010/wordprocessingCanvas" xmlns:cx="http://schemas.microsoft.com/office/drawing/2014/chartex" xmlns:cx1="http://schemas.microsoft.com/office/drawing/2015/9/8/chartex" xmlns:cx2="http://schemas.microsoft.com/office/drawing/2015/10/21/chartex" xmlns:cx3="http://schemas.microsoft.com/office/drawing/2016/5/9/chartex" xmlns:cx4="http://schemas.microsoft.com/office/drawing/2016/5/10/chartex" xmlns:cx5="http://schemas.microsoft.com/office/drawing/2016/5/11/chartex" xmlns:cx6="http://schemas.microsoft.com/office/drawing/2016/5/12/chartex" xmlns:cx7="http://schemas.microsoft.com/office/drawing/2016/5/13/chartex" xmlns:cx8="http://schemas.microsoft.com/office/drawing/2016/5/14/chartex" xmlns:mc="http://schemas.openxmlformats.org/markup-compatibility/2006" xmlns:aink="http://schemas.microsoft.com/office/drawing/2016/ink" xmlns:am3d="http://schemas.microsoft.com/office/drawing/2017/model3d" xmlns:o="urn:schemas-microsoft-com:office:office" xmlns:oel="http://schemas.microsoft.com/office/2019/extlst" xmlns:r="http://schemas.openxmlformats.org/officeDocument/2006/relationships" xmlns:m="http://schemas.openxmlformats.org/officeDocument/2006/math" xmlns:v="urn:schemas-microsoft-com:vml" xmlns:wp14="http://schemas.microsoft.com/office/word/2010/wordprocessingDrawing" xmlns:wp="http://schemas.openxmlformats.org/drawingml/2006/wordprocessingDrawing" xmlns:w10="urn:schemas-microsoft-com:office:word" xmlns:w="http://schemas.openxmlformats.org/wordprocessingml/2006/main" xmlns:w14="http://schemas.microsoft.com/office/word/2010/wordml" xmlns:w15="http://schemas.microsoft.com/office/word/2012/wordml" xmlns:w16cex="http://schemas.microsoft.com/office/word/2018/wordml/cex" xmlns:w16cid="http://schemas.microsoft.com/office/word/2016/wordml/cid" xmlns:w16="http://schemas.microsoft.com/office/word/2018/wordml" xmlns:w16sdtdh="http://schemas.microsoft.com/office/word/2020/wordml/sdtdatahash" xmlns:w16se="http://schemas.microsoft.com/office/word/2015/wordml/symex" xmlns:wpg="http://schemas.microsoft.com/office/word/2010/wordprocessingGroup" xmlns:wpi="http://schemas.microsoft.com/office/word/2010/wordprocessingInk" xmlns:wne="http://schemas.microsoft.com/office/word/2006/wordml" xmlns:wps="http://schemas.microsoft.com/office/word/2010/wordprocessingShape" mc:Ignorable="w14 w15 w16se w16cid w16 w16cex w16sdtdh wp14">
+<w:ftr xmlns:wpc="http://schemas.microsoft.com/office/word/2010/wordprocessingCanvas" xmlns:cx="http://schemas.microsoft.com/office/drawing/2014/chartex" xmlns:cx1="http://schemas.microsoft.com/office/drawing/2015/9/8/chartex" xmlns:cx2="http://schemas.microsoft.com/office/drawing/2015/10/21/chartex" xmlns:cx3="http://schemas.microsoft.com/office/drawing/2016/5/9/chartex" xmlns:cx4="http://schemas.microsoft.com/office/drawing/2016/5/10/chartex" xmlns:cx5="http://schemas.microsoft.com/office/drawing/2016/5/11/chartex" xmlns:cx6="http://schemas.microsoft.com/office/drawing/2016/5/12/chartex" xmlns:cx7="http://schemas.microsoft.com/office/drawing/2016/5/13/chartex" xmlns:cx8="http://schemas.microsoft.com/office/drawing/2016/5/14/chartex" xmlns:mc="http://schemas.openxmlformats.org/markup-compatibility/2006" xmlns:aink="http://schemas.microsoft.com/office/drawing/2016/ink" xmlns:am3d="http://schemas.microsoft.com/office/drawing/2017/model3d" xmlns:o="urn:schemas-microsoft-com:office:office" xmlns:oel="http://schemas.microsoft.com/office/2019/extlst" xmlns:r="http://schemas.openxmlformats.org/officeDocument/2006/relationships" xmlns:m="http://schemas.openxmlformats.org/officeDocument/2006/math" xmlns:v="urn:schemas-microsoft-com:vml" xmlns:wp14="http://schemas.microsoft.com/office/word/2010/wordprocessingDrawing" xmlns:wp="http://schemas.openxmlformats.org/drawingml/2006/wordprocessingDrawing" xmlns:w10="urn:schemas-microsoft-com:office:word" xmlns:w="http://schemas.openxmlformats.org/wordprocessingml/2006/main" xmlns:w14="http://schemas.microsoft.com/office/word/2010/wordml" xmlns:w15="http://schemas.microsoft.com/office/word/2012/wordml" xmlns:w16cex="http://schemas.microsoft.com/office/word/2018/wordml/cex" xmlns:w16cid="http://schemas.microsoft.com/office/word/2016/wordml/cid" xmlns:w16="http://schemas.microsoft.com/office/word/2018/wordml" xmlns:w16du="http://schemas.microsoft.com/office/word/2023/wordml/word16du" xmlns:w16sdtdh="http://schemas.microsoft.com/office/word/2020/wordml/sdtdatahash" xmlns:w16sdtfl="http://schemas.microsoft.com/office/word/2024/wordml/sdtformatlock" xmlns:w16se="http://schemas.microsoft.com/office/word/2015/wordml/symex" xmlns:wpg="http://schemas.microsoft.com/office/word/2010/wordprocessingGroup" xmlns:wpi="http://schemas.microsoft.com/office/word/2010/wordprocessingInk" xmlns:wne="http://schemas.microsoft.com/office/word/2006/wordml" xmlns:wps="http://schemas.microsoft.com/office/word/2010/wordprocessingShape" mc:Ignorable="w14 w15 w16se w16cid w16 w16cex w16sdtdh w16sdtfl w16du wp14">
   <w:p>
     <w:pPr>
       <w:pStyle w:val="Footer"/>
@@ -947,7 +1047,7 @@
 </file>
 
 <file path=word/footer2.xml><?xml version="1.0" encoding="utf-8"?>
-<w:ftr xmlns:wpc="http://schemas.microsoft.com/office/word/2010/wordprocessingCanvas" xmlns:cx="http://schemas.microsoft.com/office/drawing/2014/chartex" xmlns:cx1="http://schemas.microsoft.com/office/drawing/2015/9/8/chartex" xmlns:cx2="http://schemas.microsoft.com/office/drawing/2015/10/21/chartex" xmlns:cx3="http://schemas.microsoft.com/office/drawing/2016/5/9/chartex" xmlns:cx4="http://schemas.microsoft.com/office/drawing/2016/5/10/chartex" xmlns:cx5="http://schemas.microsoft.com/office/drawing/2016/5/11/chartex" xmlns:cx6="http://schemas.microsoft.com/office/drawing/2016/5/12/chartex" xmlns:cx7="http://schemas.microsoft.com/office/drawing/2016/5/13/chartex" xmlns:cx8="http://schemas.microsoft.com/office/drawing/2016/5/14/chartex" xmlns:mc="http://schemas.openxmlformats.org/markup-compatibility/2006" xmlns:aink="http://schemas.microsoft.com/office/drawing/2016/ink" xmlns:am3d="http://schemas.microsoft.com/office/drawing/2017/model3d" xmlns:o="urn:schemas-microsoft-com:office:office" xmlns:oel="http://schemas.microsoft.com/office/2019/extlst" xmlns:r="http://schemas.openxmlformats.org/officeDocument/2006/relationships" xmlns:m="http://schemas.openxmlformats.org/officeDocument/2006/math" xmlns:v="urn:schemas-microsoft-com:vml" xmlns:wp14="http://schemas.microsoft.com/office/word/2010/wordprocessingDrawing" xmlns:wp="http://schemas.openxmlformats.org/drawingml/2006/wordprocessingDrawing" xmlns:w10="urn:schemas-microsoft-com:office:word" xmlns:w="http://schemas.openxmlformats.org/wordprocessingml/2006/main" xmlns:w14="http://schemas.microsoft.com/office/word/2010/wordml" xmlns:w15="http://schemas.microsoft.com/office/word/2012/wordml" xmlns:w16cex="http://schemas.microsoft.com/office/word/2018/wordml/cex" xmlns:w16cid="http://schemas.microsoft.com/office/word/2016/wordml/cid" xmlns:w16="http://schemas.microsoft.com/office/word/2018/wordml" xmlns:w16sdtdh="http://schemas.microsoft.com/office/word/2020/wordml/sdtdatahash" xmlns:w16se="http://schemas.microsoft.com/office/word/2015/wordml/symex" xmlns:wpg="http://schemas.microsoft.com/office/word/2010/wordprocessingGroup" xmlns:wpi="http://schemas.microsoft.com/office/word/2010/wordprocessingInk" xmlns:wne="http://schemas.microsoft.com/office/word/2006/wordml" xmlns:wps="http://schemas.microsoft.com/office/word/2010/wordprocessingShape" mc:Ignorable="w14 w15 w16se w16cid w16 w16cex w16sdtdh wp14">
+<w:ftr xmlns:wpc="http://schemas.microsoft.com/office/word/2010/wordprocessingCanvas" xmlns:cx="http://schemas.microsoft.com/office/drawing/2014/chartex" xmlns:cx1="http://schemas.microsoft.com/office/drawing/2015/9/8/chartex" xmlns:cx2="http://schemas.microsoft.com/office/drawing/2015/10/21/chartex" xmlns:cx3="http://schemas.microsoft.com/office/drawing/2016/5/9/chartex" xmlns:cx4="http://schemas.microsoft.com/office/drawing/2016/5/10/chartex" xmlns:cx5="http://schemas.microsoft.com/office/drawing/2016/5/11/chartex" xmlns:cx6="http://schemas.microsoft.com/office/drawing/2016/5/12/chartex" xmlns:cx7="http://schemas.microsoft.com/office/drawing/2016/5/13/chartex" xmlns:cx8="http://schemas.microsoft.com/office/drawing/2016/5/14/chartex" xmlns:mc="http://schemas.openxmlformats.org/markup-compatibility/2006" xmlns:aink="http://schemas.microsoft.com/office/drawing/2016/ink" xmlns:am3d="http://schemas.microsoft.com/office/drawing/2017/model3d" xmlns:o="urn:schemas-microsoft-com:office:office" xmlns:oel="http://schemas.microsoft.com/office/2019/extlst" xmlns:r="http://schemas.openxmlformats.org/officeDocument/2006/relationships" xmlns:m="http://schemas.openxmlformats.org/officeDocument/2006/math" xmlns:v="urn:schemas-microsoft-com:vml" xmlns:wp14="http://schemas.microsoft.com/office/word/2010/wordprocessingDrawing" xmlns:wp="http://schemas.openxmlformats.org/drawingml/2006/wordprocessingDrawing" xmlns:w10="urn:schemas-microsoft-com:office:word" xmlns:w="http://schemas.openxmlformats.org/wordprocessingml/2006/main" xmlns:w14="http://schemas.microsoft.com/office/word/2010/wordml" xmlns:w15="http://schemas.microsoft.com/office/word/2012/wordml" xmlns:w16cex="http://schemas.microsoft.com/office/word/2018/wordml/cex" xmlns:w16cid="http://schemas.microsoft.com/office/word/2016/wordml/cid" xmlns:w16="http://schemas.microsoft.com/office/word/2018/wordml" xmlns:w16du="http://schemas.microsoft.com/office/word/2023/wordml/word16du" xmlns:w16sdtdh="http://schemas.microsoft.com/office/word/2020/wordml/sdtdatahash" xmlns:w16sdtfl="http://schemas.microsoft.com/office/word/2024/wordml/sdtformatlock" xmlns:w16se="http://schemas.microsoft.com/office/word/2015/wordml/symex" xmlns:wpg="http://schemas.microsoft.com/office/word/2010/wordprocessingGroup" xmlns:wpi="http://schemas.microsoft.com/office/word/2010/wordprocessingInk" xmlns:wne="http://schemas.microsoft.com/office/word/2006/wordml" xmlns:wps="http://schemas.microsoft.com/office/word/2010/wordprocessingShape" mc:Ignorable="w14 w15 w16se w16cid w16 w16cex w16sdtdh w16sdtfl w16du wp14">
   <w:p>
     <w:pPr>
       <w:pStyle w:val="Footer"/>
@@ -957,7 +1057,7 @@
 </file>
 
 <file path=word/footer3.xml><?xml version="1.0" encoding="utf-8"?>
-<w:ftr xmlns:wpc="http://schemas.microsoft.com/office/word/2010/wordprocessingCanvas" xmlns:cx="http://schemas.microsoft.com/office/drawing/2014/chartex" xmlns:cx1="http://schemas.microsoft.com/office/drawing/2015/9/8/chartex" xmlns:cx2="http://schemas.microsoft.com/office/drawing/2015/10/21/chartex" xmlns:cx3="http://schemas.microsoft.com/office/drawing/2016/5/9/chartex" xmlns:cx4="http://schemas.microsoft.com/office/drawing/2016/5/10/chartex" xmlns:cx5="http://schemas.microsoft.com/office/drawing/2016/5/11/chartex" xmlns:cx6="http://schemas.microsoft.com/office/drawing/2016/5/12/chartex" xmlns:cx7="http://schemas.microsoft.com/office/drawing/2016/5/13/chartex" xmlns:cx8="http://schemas.microsoft.com/office/drawing/2016/5/14/chartex" xmlns:mc="http://schemas.openxmlformats.org/markup-compatibility/2006" xmlns:aink="http://schemas.microsoft.com/office/drawing/2016/ink" xmlns:am3d="http://schemas.microsoft.com/office/drawing/2017/model3d" xmlns:o="urn:schemas-microsoft-com:office:office" xmlns:oel="http://schemas.microsoft.com/office/2019/extlst" xmlns:r="http://schemas.openxmlformats.org/officeDocument/2006/relationships" xmlns:m="http://schemas.openxmlformats.org/officeDocument/2006/math" xmlns:v="urn:schemas-microsoft-com:vml" xmlns:wp14="http://schemas.microsoft.com/office/word/2010/wordprocessingDrawing" xmlns:wp="http://schemas.openxmlformats.org/drawingml/2006/wordprocessingDrawing" xmlns:w10="urn:schemas-microsoft-com:office:word" xmlns:w="http://schemas.openxmlformats.org/wordprocessingml/2006/main" xmlns:w14="http://schemas.microsoft.com/office/word/2010/wordml" xmlns:w15="http://schemas.microsoft.com/office/word/2012/wordml" xmlns:w16cex="http://schemas.microsoft.com/office/word/2018/wordml/cex" xmlns:w16cid="http://schemas.microsoft.com/office/word/2016/wordml/cid" xmlns:w16="http://schemas.microsoft.com/office/word/2018/wordml" xmlns:w16sdtdh="http://schemas.microsoft.com/office/word/2020/wordml/sdtdatahash" xmlns:w16se="http://schemas.microsoft.com/office/word/2015/wordml/symex" xmlns:wpg="http://schemas.microsoft.com/office/word/2010/wordprocessingGroup" xmlns:wpi="http://schemas.microsoft.com/office/word/2010/wordprocessingInk" xmlns:wne="http://schemas.microsoft.com/office/word/2006/wordml" xmlns:wps="http://schemas.microsoft.com/office/word/2010/wordprocessingShape" mc:Ignorable="w14 w15 w16se w16cid w16 w16cex w16sdtdh wp14">
+<w:ftr xmlns:wpc="http://schemas.microsoft.com/office/word/2010/wordprocessingCanvas" xmlns:cx="http://schemas.microsoft.com/office/drawing/2014/chartex" xmlns:cx1="http://schemas.microsoft.com/office/drawing/2015/9/8/chartex" xmlns:cx2="http://schemas.microsoft.com/office/drawing/2015/10/21/chartex" xmlns:cx3="http://schemas.microsoft.com/office/drawing/2016/5/9/chartex" xmlns:cx4="http://schemas.microsoft.com/office/drawing/2016/5/10/chartex" xmlns:cx5="http://schemas.microsoft.com/office/drawing/2016/5/11/chartex" xmlns:cx6="http://schemas.microsoft.com/office/drawing/2016/5/12/chartex" xmlns:cx7="http://schemas.microsoft.com/office/drawing/2016/5/13/chartex" xmlns:cx8="http://schemas.microsoft.com/office/drawing/2016/5/14/chartex" xmlns:mc="http://schemas.openxmlformats.org/markup-compatibility/2006" xmlns:aink="http://schemas.microsoft.com/office/drawing/2016/ink" xmlns:am3d="http://schemas.microsoft.com/office/drawing/2017/model3d" xmlns:o="urn:schemas-microsoft-com:office:office" xmlns:oel="http://schemas.microsoft.com/office/2019/extlst" xmlns:r="http://schemas.openxmlformats.org/officeDocument/2006/relationships" xmlns:m="http://schemas.openxmlformats.org/officeDocument/2006/math" xmlns:v="urn:schemas-microsoft-com:vml" xmlns:wp14="http://schemas.microsoft.com/office/word/2010/wordprocessingDrawing" xmlns:wp="http://schemas.openxmlformats.org/drawingml/2006/wordprocessingDrawing" xmlns:w10="urn:schemas-microsoft-com:office:word" xmlns:w="http://schemas.openxmlformats.org/wordprocessingml/2006/main" xmlns:w14="http://schemas.microsoft.com/office/word/2010/wordml" xmlns:w15="http://schemas.microsoft.com/office/word/2012/wordml" xmlns:w16cex="http://schemas.microsoft.com/office/word/2018/wordml/cex" xmlns:w16cid="http://schemas.microsoft.com/office/word/2016/wordml/cid" xmlns:w16="http://schemas.microsoft.com/office/word/2018/wordml" xmlns:w16du="http://schemas.microsoft.com/office/word/2023/wordml/word16du" xmlns:w16sdtdh="http://schemas.microsoft.com/office/word/2020/wordml/sdtdatahash" xmlns:w16sdtfl="http://schemas.microsoft.com/office/word/2024/wordml/sdtformatlock" xmlns:w16se="http://schemas.microsoft.com/office/word/2015/wordml/symex" xmlns:wpg="http://schemas.microsoft.com/office/word/2010/wordprocessingGroup" xmlns:wpi="http://schemas.microsoft.com/office/word/2010/wordprocessingInk" xmlns:wne="http://schemas.microsoft.com/office/word/2006/wordml" xmlns:wps="http://schemas.microsoft.com/office/word/2010/wordprocessingShape" mc:Ignorable="w14 w15 w16se w16cid w16 w16cex w16sdtdh w16sdtfl w16du wp14">
   <w:p>
     <w:pPr>
       <w:pStyle w:val="Footer"/>
@@ -967,7 +1067,7 @@
 </file>
 
 <file path=word/footnotes.xml><?xml version="1.0" encoding="utf-8"?>
-<w:footnotes xmlns:wpc="http://schemas.microsoft.com/office/word/2010/wordprocessingCanvas" xmlns:cx="http://schemas.microsoft.com/office/drawing/2014/chartex" xmlns:cx1="http://schemas.microsoft.com/office/drawing/2015/9/8/chartex" xmlns:cx2="http://schemas.microsoft.com/office/drawing/2015/10/21/chartex" xmlns:cx3="http://schemas.microsoft.com/office/drawing/2016/5/9/chartex" xmlns:cx4="http://schemas.microsoft.com/office/drawing/2016/5/10/chartex" xmlns:cx5="http://schemas.microsoft.com/office/drawing/2016/5/11/chartex" xmlns:cx6="http://schemas.microsoft.com/office/drawing/2016/5/12/chartex" xmlns:cx7="http://schemas.microsoft.com/office/drawing/2016/5/13/chartex" xmlns:cx8="http://schemas.microsoft.com/office/drawing/2016/5/14/chartex" xmlns:mc="http://schemas.openxmlformats.org/markup-compatibility/2006" xmlns:aink="http://schemas.microsoft.com/office/drawing/2016/ink" xmlns:am3d="http://schemas.microsoft.com/office/drawing/2017/model3d" xmlns:o="urn:schemas-microsoft-com:office:office" xmlns:oel="http://schemas.microsoft.com/office/2019/extlst" xmlns:r="http://schemas.openxmlformats.org/officeDocument/2006/relationships" xmlns:m="http://schemas.openxmlformats.org/officeDocument/2006/math" xmlns:v="urn:schemas-microsoft-com:vml" xmlns:wp14="http://schemas.microsoft.com/office/word/2010/wordprocessingDrawing" xmlns:wp="http://schemas.openxmlformats.org/drawingml/2006/wordprocessingDrawing" xmlns:w10="urn:schemas-microsoft-com:office:word" xmlns:w="http://schemas.openxmlformats.org/wordprocessingml/2006/main" xmlns:w14="http://schemas.microsoft.com/office/word/2010/wordml" xmlns:w15="http://schemas.microsoft.com/office/word/2012/wordml" xmlns:w16cex="http://schemas.microsoft.com/office/word/2018/wordml/cex" xmlns:w16cid="http://schemas.microsoft.com/office/word/2016/wordml/cid" xmlns:w16="http://schemas.microsoft.com/office/word/2018/wordml" xmlns:w16sdtdh="http://schemas.microsoft.com/office/word/2020/wordml/sdtdatahash" xmlns:w16se="http://schemas.microsoft.com/office/word/2015/wordml/symex" xmlns:wpg="http://schemas.microsoft.com/office/word/2010/wordprocessingGroup" xmlns:wpi="http://schemas.microsoft.com/office/word/2010/wordprocessingInk" xmlns:wne="http://schemas.microsoft.com/office/word/2006/wordml" xmlns:wps="http://schemas.microsoft.com/office/word/2010/wordprocessingShape" mc:Ignorable="w14 w15 w16se w16cid w16 w16cex w16sdtdh wp14">
+<w:footnotes xmlns:wpc="http://schemas.microsoft.com/office/word/2010/wordprocessingCanvas" xmlns:cx="http://schemas.microsoft.com/office/drawing/2014/chartex" xmlns:cx1="http://schemas.microsoft.com/office/drawing/2015/9/8/chartex" xmlns:cx2="http://schemas.microsoft.com/office/drawing/2015/10/21/chartex" xmlns:cx3="http://schemas.microsoft.com/office/drawing/2016/5/9/chartex" xmlns:cx4="http://schemas.microsoft.com/office/drawing/2016/5/10/chartex" xmlns:cx5="http://schemas.microsoft.com/office/drawing/2016/5/11/chartex" xmlns:cx6="http://schemas.microsoft.com/office/drawing/2016/5/12/chartex" xmlns:cx7="http://schemas.microsoft.com/office/drawing/2016/5/13/chartex" xmlns:cx8="http://schemas.microsoft.com/office/drawing/2016/5/14/chartex" xmlns:mc="http://schemas.openxmlformats.org/markup-compatibility/2006" xmlns:aink="http://schemas.microsoft.com/office/drawing/2016/ink" xmlns:am3d="http://schemas.microsoft.com/office/drawing/2017/model3d" xmlns:o="urn:schemas-microsoft-com:office:office" xmlns:oel="http://schemas.microsoft.com/office/2019/extlst" xmlns:r="http://schemas.openxmlformats.org/officeDocument/2006/relationships" xmlns:m="http://schemas.openxmlformats.org/officeDocument/2006/math" xmlns:v="urn:schemas-microsoft-com:vml" xmlns:wp14="http://schemas.microsoft.com/office/word/2010/wordprocessingDrawing" xmlns:wp="http://schemas.openxmlformats.org/drawingml/2006/wordprocessingDrawing" xmlns:w10="urn:schemas-microsoft-com:office:word" xmlns:w="http://schemas.openxmlformats.org/wordprocessingml/2006/main" xmlns:w14="http://schemas.microsoft.com/office/word/2010/wordml" xmlns:w15="http://schemas.microsoft.com/office/word/2012/wordml" xmlns:w16cex="http://schemas.microsoft.com/office/word/2018/wordml/cex" xmlns:w16cid="http://schemas.microsoft.com/office/word/2016/wordml/cid" xmlns:w16="http://schemas.microsoft.com/office/word/2018/wordml" xmlns:w16du="http://schemas.microsoft.com/office/word/2023/wordml/word16du" xmlns:w16sdtdh="http://schemas.microsoft.com/office/word/2020/wordml/sdtdatahash" xmlns:w16sdtfl="http://schemas.microsoft.com/office/word/2024/wordml/sdtformatlock" xmlns:w16se="http://schemas.microsoft.com/office/word/2015/wordml/symex" xmlns:wpg="http://schemas.microsoft.com/office/word/2010/wordprocessingGroup" xmlns:wpi="http://schemas.microsoft.com/office/word/2010/wordprocessingInk" xmlns:wne="http://schemas.microsoft.com/office/word/2006/wordml" xmlns:wps="http://schemas.microsoft.com/office/word/2010/wordprocessingShape" mc:Ignorable="w14 w15 w16se w16cid w16 w16cex w16sdtdh w16sdtfl w16du wp14">
   <w:footnote w:type="separator" w:id="-1">
     <w:p>
       <w:pPr>
@@ -992,7 +1092,7 @@
 </file>
 
 <file path=word/header1.xml><?xml version="1.0" encoding="utf-8"?>
-<w:hdr xmlns:wpc="http://schemas.microsoft.com/office/word/2010/wordprocessingCanvas" xmlns:cx="http://schemas.microsoft.com/office/drawing/2014/chartex" xmlns:cx1="http://schemas.microsoft.com/office/drawing/2015/9/8/chartex" xmlns:cx2="http://schemas.microsoft.com/office/drawing/2015/10/21/chartex" xmlns:cx3="http://schemas.microsoft.com/office/drawing/2016/5/9/chartex" xmlns:cx4="http://schemas.microsoft.com/office/drawing/2016/5/10/chartex" xmlns:cx5="http://schemas.microsoft.com/office/drawing/2016/5/11/chartex" xmlns:cx6="http://schemas.microsoft.com/office/drawing/2016/5/12/chartex" xmlns:cx7="http://schemas.microsoft.com/office/drawing/2016/5/13/chartex" xmlns:cx8="http://schemas.microsoft.com/office/drawing/2016/5/14/chartex" xmlns:mc="http://schemas.openxmlformats.org/markup-compatibility/2006" xmlns:aink="http://schemas.microsoft.com/office/drawing/2016/ink" xmlns:am3d="http://schemas.microsoft.com/office/drawing/2017/model3d" xmlns:o="urn:schemas-microsoft-com:office:office" xmlns:oel="http://schemas.microsoft.com/office/2019/extlst" xmlns:r="http://schemas.openxmlformats.org/officeDocument/2006/relationships" xmlns:m="http://schemas.openxmlformats.org/officeDocument/2006/math" xmlns:v="urn:schemas-microsoft-com:vml" xmlns:wp14="http://schemas.microsoft.com/office/word/2010/wordprocessingDrawing" xmlns:wp="http://schemas.openxmlformats.org/drawingml/2006/wordprocessingDrawing" xmlns:w10="urn:schemas-microsoft-com:office:word" xmlns:w="http://schemas.openxmlformats.org/wordprocessingml/2006/main" xmlns:w14="http://schemas.microsoft.com/office/word/2010/wordml" xmlns:w15="http://schemas.microsoft.com/office/word/2012/wordml" xmlns:w16cex="http://schemas.microsoft.com/office/word/2018/wordml/cex" xmlns:w16cid="http://schemas.microsoft.com/office/word/2016/wordml/cid" xmlns:w16="http://schemas.microsoft.com/office/word/2018/wordml" xmlns:w16sdtdh="http://schemas.microsoft.com/office/word/2020/wordml/sdtdatahash" xmlns:w16se="http://schemas.microsoft.com/office/word/2015/wordml/symex" xmlns:wpg="http://schemas.microsoft.com/office/word/2010/wordprocessingGroup" xmlns:wpi="http://schemas.microsoft.com/office/word/2010/wordprocessingInk" xmlns:wne="http://schemas.microsoft.com/office/word/2006/wordml" xmlns:wps="http://schemas.microsoft.com/office/word/2010/wordprocessingShape" mc:Ignorable="w14 w15 w16se w16cid w16 w16cex w16sdtdh wp14">
+<w:hdr xmlns:wpc="http://schemas.microsoft.com/office/word/2010/wordprocessingCanvas" xmlns:cx="http://schemas.microsoft.com/office/drawing/2014/chartex" xmlns:cx1="http://schemas.microsoft.com/office/drawing/2015/9/8/chartex" xmlns:cx2="http://schemas.microsoft.com/office/drawing/2015/10/21/chartex" xmlns:cx3="http://schemas.microsoft.com/office/drawing/2016/5/9/chartex" xmlns:cx4="http://schemas.microsoft.com/office/drawing/2016/5/10/chartex" xmlns:cx5="http://schemas.microsoft.com/office/drawing/2016/5/11/chartex" xmlns:cx6="http://schemas.microsoft.com/office/drawing/2016/5/12/chartex" xmlns:cx7="http://schemas.microsoft.com/office/drawing/2016/5/13/chartex" xmlns:cx8="http://schemas.microsoft.com/office/drawing/2016/5/14/chartex" xmlns:mc="http://schemas.openxmlformats.org/markup-compatibility/2006" xmlns:aink="http://schemas.microsoft.com/office/drawing/2016/ink" xmlns:am3d="http://schemas.microsoft.com/office/drawing/2017/model3d" xmlns:o="urn:schemas-microsoft-com:office:office" xmlns:oel="http://schemas.microsoft.com/office/2019/extlst" xmlns:r="http://schemas.openxmlformats.org/officeDocument/2006/relationships" xmlns:m="http://schemas.openxmlformats.org/officeDocument/2006/math" xmlns:v="urn:schemas-microsoft-com:vml" xmlns:wp14="http://schemas.microsoft.com/office/word/2010/wordprocessingDrawing" xmlns:wp="http://schemas.openxmlformats.org/drawingml/2006/wordprocessingDrawing" xmlns:w10="urn:schemas-microsoft-com:office:word" xmlns:w="http://schemas.openxmlformats.org/wordprocessingml/2006/main" xmlns:w14="http://schemas.microsoft.com/office/word/2010/wordml" xmlns:w15="http://schemas.microsoft.com/office/word/2012/wordml" xmlns:w16cex="http://schemas.microsoft.com/office/word/2018/wordml/cex" xmlns:w16cid="http://schemas.microsoft.com/office/word/2016/wordml/cid" xmlns:w16="http://schemas.microsoft.com/office/word/2018/wordml" xmlns:w16du="http://schemas.microsoft.com/office/word/2023/wordml/word16du" xmlns:w16sdtdh="http://schemas.microsoft.com/office/word/2020/wordml/sdtdatahash" xmlns:w16sdtfl="http://schemas.microsoft.com/office/word/2024/wordml/sdtformatlock" xmlns:w16se="http://schemas.microsoft.com/office/word/2015/wordml/symex" xmlns:wpg="http://schemas.microsoft.com/office/word/2010/wordprocessingGroup" xmlns:wpi="http://schemas.microsoft.com/office/word/2010/wordprocessingInk" xmlns:wne="http://schemas.microsoft.com/office/word/2006/wordml" xmlns:wps="http://schemas.microsoft.com/office/word/2010/wordprocessingShape" mc:Ignorable="w14 w15 w16se w16cid w16 w16cex w16sdtdh w16sdtfl w16du wp14">
   <w:p>
     <w:pPr>
       <w:pStyle w:val="Header"/>
@@ -1002,7 +1102,7 @@
 </file>
 
 <file path=word/header2.xml><?xml version="1.0" encoding="utf-8"?>
-<w:hdr xmlns:wpc="http://schemas.microsoft.com/office/word/2010/wordprocessingCanvas" xmlns:cx="http://schemas.microsoft.com/office/drawing/2014/chartex" xmlns:cx1="http://schemas.microsoft.com/office/drawing/2015/9/8/chartex" xmlns:cx2="http://schemas.microsoft.com/office/drawing/2015/10/21/chartex" xmlns:cx3="http://schemas.microsoft.com/office/drawing/2016/5/9/chartex" xmlns:cx4="http://schemas.microsoft.com/office/drawing/2016/5/10/chartex" xmlns:cx5="http://schemas.microsoft.com/office/drawing/2016/5/11/chartex" xmlns:cx6="http://schemas.microsoft.com/office/drawing/2016/5/12/chartex" xmlns:cx7="http://schemas.microsoft.com/office/drawing/2016/5/13/chartex" xmlns:cx8="http://schemas.microsoft.com/office/drawing/2016/5/14/chartex" xmlns:mc="http://schemas.openxmlformats.org/markup-compatibility/2006" xmlns:aink="http://schemas.microsoft.com/office/drawing/2016/ink" xmlns:am3d="http://schemas.microsoft.com/office/drawing/2017/model3d" xmlns:o="urn:schemas-microsoft-com:office:office" xmlns:oel="http://schemas.microsoft.com/office/2019/extlst" xmlns:r="http://schemas.openxmlformats.org/officeDocument/2006/relationships" xmlns:m="http://schemas.openxmlformats.org/officeDocument/2006/math" xmlns:v="urn:schemas-microsoft-com:vml" xmlns:wp14="http://schemas.microsoft.com/office/word/2010/wordprocessingDrawing" xmlns:wp="http://schemas.openxmlformats.org/drawingml/2006/wordprocessingDrawing" xmlns:w10="urn:schemas-microsoft-com:office:word" xmlns:w="http://schemas.openxmlformats.org/wordprocessingml/2006/main" xmlns:w14="http://schemas.microsoft.com/office/word/2010/wordml" xmlns:w15="http://schemas.microsoft.com/office/word/2012/wordml" xmlns:w16cex="http://schemas.microsoft.com/office/word/2018/wordml/cex" xmlns:w16cid="http://schemas.microsoft.com/office/word/2016/wordml/cid" xmlns:w16="http://schemas.microsoft.com/office/word/2018/wordml" xmlns:w16sdtdh="http://schemas.microsoft.com/office/word/2020/wordml/sdtdatahash" xmlns:w16se="http://schemas.microsoft.com/office/word/2015/wordml/symex" xmlns:wpg="http://schemas.microsoft.com/office/word/2010/wordprocessingGroup" xmlns:wpi="http://schemas.microsoft.com/office/word/2010/wordprocessingInk" xmlns:wne="http://schemas.microsoft.com/office/word/2006/wordml" xmlns:wps="http://schemas.microsoft.com/office/word/2010/wordprocessingShape" mc:Ignorable="w14 w15 w16se w16cid w16 w16cex w16sdtdh wp14">
+<w:hdr xmlns:wpc="http://schemas.microsoft.com/office/word/2010/wordprocessingCanvas" xmlns:cx="http://schemas.microsoft.com/office/drawing/2014/chartex" xmlns:cx1="http://schemas.microsoft.com/office/drawing/2015/9/8/chartex" xmlns:cx2="http://schemas.microsoft.com/office/drawing/2015/10/21/chartex" xmlns:cx3="http://schemas.microsoft.com/office/drawing/2016/5/9/chartex" xmlns:cx4="http://schemas.microsoft.com/office/drawing/2016/5/10/chartex" xmlns:cx5="http://schemas.microsoft.com/office/drawing/2016/5/11/chartex" xmlns:cx6="http://schemas.microsoft.com/office/drawing/2016/5/12/chartex" xmlns:cx7="http://schemas.microsoft.com/office/drawing/2016/5/13/chartex" xmlns:cx8="http://schemas.microsoft.com/office/drawing/2016/5/14/chartex" xmlns:mc="http://schemas.openxmlformats.org/markup-compatibility/2006" xmlns:aink="http://schemas.microsoft.com/office/drawing/2016/ink" xmlns:am3d="http://schemas.microsoft.com/office/drawing/2017/model3d" xmlns:o="urn:schemas-microsoft-com:office:office" xmlns:oel="http://schemas.microsoft.com/office/2019/extlst" xmlns:r="http://schemas.openxmlformats.org/officeDocument/2006/relationships" xmlns:m="http://schemas.openxmlformats.org/officeDocument/2006/math" xmlns:v="urn:schemas-microsoft-com:vml" xmlns:wp14="http://schemas.microsoft.com/office/word/2010/wordprocessingDrawing" xmlns:wp="http://schemas.openxmlformats.org/drawingml/2006/wordprocessingDrawing" xmlns:w10="urn:schemas-microsoft-com:office:word" xmlns:w="http://schemas.openxmlformats.org/wordprocessingml/2006/main" xmlns:w14="http://schemas.microsoft.com/office/word/2010/wordml" xmlns:w15="http://schemas.microsoft.com/office/word/2012/wordml" xmlns:w16cex="http://schemas.microsoft.com/office/word/2018/wordml/cex" xmlns:w16cid="http://schemas.microsoft.com/office/word/2016/wordml/cid" xmlns:w16="http://schemas.microsoft.com/office/word/2018/wordml" xmlns:w16du="http://schemas.microsoft.com/office/word/2023/wordml/word16du" xmlns:w16sdtdh="http://schemas.microsoft.com/office/word/2020/wordml/sdtdatahash" xmlns:w16sdtfl="http://schemas.microsoft.com/office/word/2024/wordml/sdtformatlock" xmlns:w16se="http://schemas.microsoft.com/office/word/2015/wordml/symex" xmlns:wpg="http://schemas.microsoft.com/office/word/2010/wordprocessingGroup" xmlns:wpi="http://schemas.microsoft.com/office/word/2010/wordprocessingInk" xmlns:wne="http://schemas.microsoft.com/office/word/2006/wordml" xmlns:wps="http://schemas.microsoft.com/office/word/2010/wordprocessingShape" mc:Ignorable="w14 w15 w16se w16cid w16 w16cex w16sdtdh w16sdtfl w16du wp14">
   <w:p>
     <w:pPr>
       <w:pStyle w:val="Header"/>
@@ -1013,7 +1113,7 @@
 </file>
 
 <file path=word/header3.xml><?xml version="1.0" encoding="utf-8"?>
-<w:hdr xmlns:wpc="http://schemas.microsoft.com/office/word/2010/wordprocessingCanvas" xmlns:cx="http://schemas.microsoft.com/office/drawing/2014/chartex" xmlns:cx1="http://schemas.microsoft.com/office/drawing/2015/9/8/chartex" xmlns:cx2="http://schemas.microsoft.com/office/drawing/2015/10/21/chartex" xmlns:cx3="http://schemas.microsoft.com/office/drawing/2016/5/9/chartex" xmlns:cx4="http://schemas.microsoft.com/office/drawing/2016/5/10/chartex" xmlns:cx5="http://schemas.microsoft.com/office/drawing/2016/5/11/chartex" xmlns:cx6="http://schemas.microsoft.com/office/drawing/2016/5/12/chartex" xmlns:cx7="http://schemas.microsoft.com/office/drawing/2016/5/13/chartex" xmlns:cx8="http://schemas.microsoft.com/office/drawing/2016/5/14/chartex" xmlns:mc="http://schemas.openxmlformats.org/markup-compatibility/2006" xmlns:aink="http://schemas.microsoft.com/office/drawing/2016/ink" xmlns:am3d="http://schemas.microsoft.com/office/drawing/2017/model3d" xmlns:o="urn:schemas-microsoft-com:office:office" xmlns:oel="http://schemas.microsoft.com/office/2019/extlst" xmlns:r="http://schemas.openxmlformats.org/officeDocument/2006/relationships" xmlns:m="http://schemas.openxmlformats.org/officeDocument/2006/math" xmlns:v="urn:schemas-microsoft-com:vml" xmlns:wp14="http://schemas.microsoft.com/office/word/2010/wordprocessingDrawing" xmlns:wp="http://schemas.openxmlformats.org/drawingml/2006/wordprocessingDrawing" xmlns:w10="urn:schemas-microsoft-com:office:word" xmlns:w="http://schemas.openxmlformats.org/wordprocessingml/2006/main" xmlns:w14="http://schemas.microsoft.com/office/word/2010/wordml" xmlns:w15="http://schemas.microsoft.com/office/word/2012/wordml" xmlns:w16cex="http://schemas.microsoft.com/office/word/2018/wordml/cex" xmlns:w16cid="http://schemas.microsoft.com/office/word/2016/wordml/cid" xmlns:w16="http://schemas.microsoft.com/office/word/2018/wordml" xmlns:w16sdtdh="http://schemas.microsoft.com/office/word/2020/wordml/sdtdatahash" xmlns:w16se="http://schemas.microsoft.com/office/word/2015/wordml/symex" xmlns:wpg="http://schemas.microsoft.com/office/word/2010/wordprocessingGroup" xmlns:wpi="http://schemas.microsoft.com/office/word/2010/wordprocessingInk" xmlns:wne="http://schemas.microsoft.com/office/word/2006/wordml" xmlns:wps="http://schemas.microsoft.com/office/word/2010/wordprocessingShape" mc:Ignorable="w14 w15 w16se w16cid w16 w16cex w16sdtdh wp14">
+<w:hdr xmlns:wpc="http://schemas.microsoft.com/office/word/2010/wordprocessingCanvas" xmlns:cx="http://schemas.microsoft.com/office/drawing/2014/chartex" xmlns:cx1="http://schemas.microsoft.com/office/drawing/2015/9/8/chartex" xmlns:cx2="http://schemas.microsoft.com/office/drawing/2015/10/21/chartex" xmlns:cx3="http://schemas.microsoft.com/office/drawing/2016/5/9/chartex" xmlns:cx4="http://schemas.microsoft.com/office/drawing/2016/5/10/chartex" xmlns:cx5="http://schemas.microsoft.com/office/drawing/2016/5/11/chartex" xmlns:cx6="http://schemas.microsoft.com/office/drawing/2016/5/12/chartex" xmlns:cx7="http://schemas.microsoft.com/office/drawing/2016/5/13/chartex" xmlns:cx8="http://schemas.microsoft.com/office/drawing/2016/5/14/chartex" xmlns:mc="http://schemas.openxmlformats.org/markup-compatibility/2006" xmlns:aink="http://schemas.microsoft.com/office/drawing/2016/ink" xmlns:am3d="http://schemas.microsoft.com/office/drawing/2017/model3d" xmlns:o="urn:schemas-microsoft-com:office:office" xmlns:oel="http://schemas.microsoft.com/office/2019/extlst" xmlns:r="http://schemas.openxmlformats.org/officeDocument/2006/relationships" xmlns:m="http://schemas.openxmlformats.org/officeDocument/2006/math" xmlns:v="urn:schemas-microsoft-com:vml" xmlns:wp14="http://schemas.microsoft.com/office/word/2010/wordprocessingDrawing" xmlns:wp="http://schemas.openxmlformats.org/drawingml/2006/wordprocessingDrawing" xmlns:w10="urn:schemas-microsoft-com:office:word" xmlns:w="http://schemas.openxmlformats.org/wordprocessingml/2006/main" xmlns:w14="http://schemas.microsoft.com/office/word/2010/wordml" xmlns:w15="http://schemas.microsoft.com/office/word/2012/wordml" xmlns:w16cex="http://schemas.microsoft.com/office/word/2018/wordml/cex" xmlns:w16cid="http://schemas.microsoft.com/office/word/2016/wordml/cid" xmlns:w16="http://schemas.microsoft.com/office/word/2018/wordml" xmlns:w16du="http://schemas.microsoft.com/office/word/2023/wordml/word16du" xmlns:w16sdtdh="http://schemas.microsoft.com/office/word/2020/wordml/sdtdatahash" xmlns:w16sdtfl="http://schemas.microsoft.com/office/word/2024/wordml/sdtformatlock" xmlns:w16se="http://schemas.microsoft.com/office/word/2015/wordml/symex" xmlns:wpg="http://schemas.microsoft.com/office/word/2010/wordprocessingGroup" xmlns:wpi="http://schemas.microsoft.com/office/word/2010/wordprocessingInk" xmlns:wne="http://schemas.microsoft.com/office/word/2006/wordml" xmlns:wps="http://schemas.microsoft.com/office/word/2010/wordprocessingShape" mc:Ignorable="w14 w15 w16se w16cid w16 w16cex w16sdtdh w16sdtfl w16du wp14">
   <w:p>
     <w:pPr>
       <w:pStyle w:val="Header"/>
@@ -1022,7 +1122,7 @@
     <w:r>
       <w:tab/>
       <w:tab/>
-      <w:t>2026-06-17</w:t>
+      <w:t>2026-06-18</w:t>
       <w:br/>
       <w:br/>
     </w:r>
@@ -1039,7 +1139,7 @@
 </file>
 
 <file path=word/numbering.xml><?xml version="1.0" encoding="utf-8"?>
-<w:numbering xmlns:wpc="http://schemas.microsoft.com/office/word/2010/wordprocessingCanvas" xmlns:cx="http://schemas.microsoft.com/office/drawing/2014/chartex" xmlns:cx1="http://schemas.microsoft.com/office/drawing/2015/9/8/chartex" xmlns:cx2="http://schemas.microsoft.com/office/drawing/2015/10/21/chartex" xmlns:cx3="http://schemas.microsoft.com/office/drawing/2016/5/9/chartex" xmlns:cx4="http://schemas.microsoft.com/office/drawing/2016/5/10/chartex" xmlns:cx5="http://schemas.microsoft.com/office/drawing/2016/5/11/chartex" xmlns:cx6="http://schemas.microsoft.com/office/drawing/2016/5/12/chartex" xmlns:cx7="http://schemas.microsoft.com/office/drawing/2016/5/13/chartex" xmlns:cx8="http://schemas.microsoft.com/office/drawing/2016/5/14/chartex" xmlns:mc="http://schemas.openxmlformats.org/markup-compatibility/2006" xmlns:aink="http://schemas.microsoft.com/office/drawing/2016/ink" xmlns:am3d="http://schemas.microsoft.com/office/drawing/2017/model3d" xmlns:o="urn:schemas-microsoft-com:office:office" xmlns:oel="http://schemas.microsoft.com/office/2019/extlst" xmlns:r="http://schemas.openxmlformats.org/officeDocument/2006/relationships" xmlns:m="http://schemas.openxmlformats.org/officeDocument/2006/math" xmlns:v="urn:schemas-microsoft-com:vml" xmlns:wp14="http://schemas.microsoft.com/office/word/2010/wordprocessingDrawing" xmlns:wp="http://schemas.openxmlformats.org/drawingml/2006/wordprocessingDrawing" xmlns:w10="urn:schemas-microsoft-com:office:word" xmlns:w="http://schemas.openxmlformats.org/wordprocessingml/2006/main" xmlns:w14="http://schemas.microsoft.com/office/word/2010/wordml" xmlns:w15="http://schemas.microsoft.com/office/word/2012/wordml" xmlns:w16cex="http://schemas.microsoft.com/office/word/2018/wordml/cex" xmlns:w16cid="http://schemas.microsoft.com/office/word/2016/wordml/cid" xmlns:w16="http://schemas.microsoft.com/office/word/2018/wordml" xmlns:w16sdtdh="http://schemas.microsoft.com/office/word/2020/wordml/sdtdatahash" xmlns:w16se="http://schemas.microsoft.com/office/word/2015/wordml/symex" xmlns:wpg="http://schemas.microsoft.com/office/word/2010/wordprocessingGroup" xmlns:wpi="http://schemas.microsoft.com/office/word/2010/wordprocessingInk" xmlns:wne="http://schemas.microsoft.com/office/word/2006/wordml" xmlns:wps="http://schemas.microsoft.com/office/word/2010/wordprocessingShape" mc:Ignorable="w14 w15 w16se w16cid w16 w16cex w16sdtdh wp14">
+<w:numbering xmlns:wpc="http://schemas.microsoft.com/office/word/2010/wordprocessingCanvas" xmlns:cx="http://schemas.microsoft.com/office/drawing/2014/chartex" xmlns:cx1="http://schemas.microsoft.com/office/drawing/2015/9/8/chartex" xmlns:cx2="http://schemas.microsoft.com/office/drawing/2015/10/21/chartex" xmlns:cx3="http://schemas.microsoft.com/office/drawing/2016/5/9/chartex" xmlns:cx4="http://schemas.microsoft.com/office/drawing/2016/5/10/chartex" xmlns:cx5="http://schemas.microsoft.com/office/drawing/2016/5/11/chartex" xmlns:cx6="http://schemas.microsoft.com/office/drawing/2016/5/12/chartex" xmlns:cx7="http://schemas.microsoft.com/office/drawing/2016/5/13/chartex" xmlns:cx8="http://schemas.microsoft.com/office/drawing/2016/5/14/chartex" xmlns:mc="http://schemas.openxmlformats.org/markup-compatibility/2006" xmlns:aink="http://schemas.microsoft.com/office/drawing/2016/ink" xmlns:am3d="http://schemas.microsoft.com/office/drawing/2017/model3d" xmlns:o="urn:schemas-microsoft-com:office:office" xmlns:oel="http://schemas.microsoft.com/office/2019/extlst" xmlns:r="http://schemas.openxmlformats.org/officeDocument/2006/relationships" xmlns:m="http://schemas.openxmlformats.org/officeDocument/2006/math" xmlns:v="urn:schemas-microsoft-com:vml" xmlns:wp14="http://schemas.microsoft.com/office/word/2010/wordprocessingDrawing" xmlns:wp="http://schemas.openxmlformats.org/drawingml/2006/wordprocessingDrawing" xmlns:w10="urn:schemas-microsoft-com:office:word" xmlns:w="http://schemas.openxmlformats.org/wordprocessingml/2006/main" xmlns:w14="http://schemas.microsoft.com/office/word/2010/wordml" xmlns:w15="http://schemas.microsoft.com/office/word/2012/wordml" xmlns:w16cex="http://schemas.microsoft.com/office/word/2018/wordml/cex" xmlns:w16cid="http://schemas.microsoft.com/office/word/2016/wordml/cid" xmlns:w16="http://schemas.microsoft.com/office/word/2018/wordml" xmlns:w16du="http://schemas.microsoft.com/office/word/2023/wordml/word16du" xmlns:w16sdtdh="http://schemas.microsoft.com/office/word/2020/wordml/sdtdatahash" xmlns:w16sdtfl="http://schemas.microsoft.com/office/word/2024/wordml/sdtformatlock" xmlns:w16se="http://schemas.microsoft.com/office/word/2015/wordml/symex" xmlns:wpg="http://schemas.microsoft.com/office/word/2010/wordprocessingGroup" xmlns:wpi="http://schemas.microsoft.com/office/word/2010/wordprocessingInk" xmlns:wne="http://schemas.microsoft.com/office/word/2006/wordml" xmlns:wps="http://schemas.microsoft.com/office/word/2010/wordprocessingShape" mc:Ignorable="w14 w15 w16se w16cid w16 w16cex w16sdtdh w16sdtfl w16du wp14">
   <w:abstractNum w:abstractNumId="0" w15:restartNumberingAfterBreak="0">
     <w:nsid w:val="FFFFFF7C"/>
     <w:multiLevelType w:val="singleLevel"/>
@@ -1242,7 +1342,7 @@
 </file>
 
 <file path=word/styles.xml><?xml version="1.0" encoding="utf-8"?>
-<w:styles xmlns:mc="http://schemas.openxmlformats.org/markup-compatibility/2006" xmlns:r="http://schemas.openxmlformats.org/officeDocument/2006/relationships" xmlns:w="http://schemas.openxmlformats.org/wordprocessingml/2006/main" xmlns:w14="http://schemas.microsoft.com/office/word/2010/wordml" xmlns:w15="http://schemas.microsoft.com/office/word/2012/wordml" xmlns:w16cex="http://schemas.microsoft.com/office/word/2018/wordml/cex" xmlns:w16cid="http://schemas.microsoft.com/office/word/2016/wordml/cid" xmlns:w16="http://schemas.microsoft.com/office/word/2018/wordml" xmlns:w16sdtdh="http://schemas.microsoft.com/office/word/2020/wordml/sdtdatahash" xmlns:w16se="http://schemas.microsoft.com/office/word/2015/wordml/symex" mc:Ignorable="w14 w15 w16se w16cid w16 w16cex w16sdtdh">
+<w:styles xmlns:mc="http://schemas.openxmlformats.org/markup-compatibility/2006" xmlns:r="http://schemas.openxmlformats.org/officeDocument/2006/relationships" xmlns:w="http://schemas.openxmlformats.org/wordprocessingml/2006/main" xmlns:w14="http://schemas.microsoft.com/office/word/2010/wordml" xmlns:w15="http://schemas.microsoft.com/office/word/2012/wordml" xmlns:w16cex="http://schemas.microsoft.com/office/word/2018/wordml/cex" xmlns:w16cid="http://schemas.microsoft.com/office/word/2016/wordml/cid" xmlns:w16="http://schemas.microsoft.com/office/word/2018/wordml" xmlns:w16du="http://schemas.microsoft.com/office/word/2023/wordml/word16du" xmlns:w16sdtdh="http://schemas.microsoft.com/office/word/2020/wordml/sdtdatahash" xmlns:w16sdtfl="http://schemas.microsoft.com/office/word/2024/wordml/sdtformatlock" xmlns:w16se="http://schemas.microsoft.com/office/word/2015/wordml/symex" mc:Ignorable="w14 w15 w16se w16cid w16 w16cex w16sdtdh w16sdtfl w16du">
   <w:docDefaults>
     <w:rPrDefault>
       <w:rPr>
@@ -2000,7 +2100,7 @@
     <w:link w:val="TitleChar"/>
     <w:uiPriority w:val="10"/>
     <w:qFormat/>
-    <w:rsid w:val="007106C8"/>
+    <w:rsid w:val="00E854FA"/>
     <w:pPr>
       <w:spacing w:after="300" w:line="240" w:lineRule="auto"/>
       <w:contextualSpacing/>
@@ -2010,7 +2110,7 @@
       <w:rFonts w:eastAsiaTheme="majorEastAsia" w:cstheme="majorBidi"/>
       <w:spacing w:val="5"/>
       <w:kern w:val="28"/>
-      <w:sz w:val="52"/>
+      <w:sz w:val="40"/>
       <w:szCs w:val="52"/>
       <w:lang w:val="sv-SE" w:eastAsia="en-US" w:bidi="ar-SA"/>
     </w:rPr>
@@ -2020,12 +2120,12 @@
     <w:basedOn w:val="DefaultParagraphFont"/>
     <w:link w:val="Title"/>
     <w:uiPriority w:val="10"/>
-    <w:rsid w:val="007106C8"/>
+    <w:rsid w:val="00E854FA"/>
     <w:rPr>
       <w:rFonts w:ascii="Times New Roman" w:eastAsiaTheme="majorEastAsia" w:hAnsi="Times New Roman" w:cstheme="majorBidi"/>
       <w:spacing w:val="5"/>
       <w:kern w:val="28"/>
-      <w:sz w:val="52"/>
+      <w:sz w:val="40"/>
       <w:szCs w:val="52"/>
       <w:lang w:val="sv-SE" w:eastAsia="en-US" w:bidi="ar-SA"/>
     </w:rPr>

--- a/klagomål/A 14999-2024 FSC-klagomål.docx
+++ b/klagomål/A 14999-2024 FSC-klagomål.docx
@@ -1122,7 +1122,7 @@
     <w:r>
       <w:tab/>
       <w:tab/>
-      <w:t>2026-06-18</w:t>
+      <w:t>2026-06-19</w:t>
       <w:br/>
       <w:br/>
     </w:r>

--- a/klagomål/A 14999-2024 FSC-klagomål.docx
+++ b/klagomål/A 14999-2024 FSC-klagomål.docx
@@ -1122,7 +1122,7 @@
     <w:r>
       <w:tab/>
       <w:tab/>
-      <w:t>2026-06-19</w:t>
+      <w:t>2026-06-20</w:t>
       <w:br/>
       <w:br/>
     </w:r>

--- a/klagomål/A 14999-2024 FSC-klagomål.docx
+++ b/klagomål/A 14999-2024 FSC-klagomål.docx
@@ -168,38 +168,7 @@
     </w:p>
     <w:p>
       <w:r>
-        <w:t>Detta dokument behandlar höga naturvärden i avverkningsanmälan A 14999-2024 i Gällivare kommun som inkom 2024-04-17 och omfattar 12,5 ha.</w:t>
-      </w:r>
-    </w:p>
-    <w:p>
-      <w:r>
-        <w:t>Nedan presenteras fynd av naturvårdsarter och fridlysta arter som gjorts i det avverkningsanmälda området, samt relevanta utdrag ur standarderna för FSC, Chain of Custody, Controlled Wood och PEFC. I BILAGA 1 finns artfakta om fridlysta arter.</w:t>
-      </w:r>
-    </w:p>
-    <w:p>
-      <w:r>
-        <w:t>Vi förväntar oss att ni återkommer med ett skriftligt svar på vårt klagomål och även beskriver vilka korrigerande åtgärder ni satt in för att rätta till identifierade brister i er efterlevnad av den svenska FSC standarden.</w:t>
-      </w:r>
-    </w:p>
-    <w:p>
-      <w:pPr>
-        <w:pStyle w:val="Heading1"/>
-      </w:pPr>
-      <w:r>
-        <w:t>Naturvårdsarter</w:t>
-      </w:r>
-    </w:p>
-    <w:p>
-      <w:r>
-        <w:t>I och inom 22 meter från avverkningsanmälan har följande 11 naturvårdsarter hittats: garnlav (VU, T), talltaggsvamp (NT), äggvaxskivling (NT), lappranunkel (S, T, §7), mörk husmossa (S, T), norrlandslav (S, T), plattlummer (S, T, §9), skogshakmossa (S, T), ögonpyrola (S, T), järpe (T, §4) och revlummer (§9). Av dessa är 3 rödlistade. För rödlistade arter har rödlistekategorin angivits inom parentes. Arter som är signalarter enligt Skogsstyrelsen har markerats med (S). Typiska arter inom Natura 2000 som är kopplade till skogsekosystem har markerats med (T). För fridlysta arter anges även paragrafen i Artskyddsförordningen som arten är fridlyst enligt.</w:t>
-      </w:r>
-    </w:p>
-    <w:p>
-      <w:r>
-        <w:t>De påträffade naturvårdsarterna är ett tydligt kvitto på att det rör sig om en skog med höga naturvärden.</w:t>
-      </w:r>
-      <w:r>
-        <w:t xml:space="preserve"> I Figur 1 visas fyndplatser för naturvårdsarter i området, som finns registrerade på Artportalen.</w:t>
+        <w:t>Detta klagomål behandlar höga naturvärden i avverkningsanmälan A 14999-2024 i Gällivare kommun som inkom 2024-04-17 och omfattar 12,5 ha.</w:t>
       </w:r>
     </w:p>
     <w:p>
@@ -247,7 +216,297 @@
         <w:spacing w:after="240"/>
       </w:pPr>
       <w:r>
-        <w:t>Figur 1. Fyndplatser för naturvårdsarter i och inom 22 meter från avverkningsanmälan (röd linje). Markörer utan svart kant är placerade på fyndplatsen. Markörer med svart kant är placerade vid sidan av fyndplatsen och har ett svart streck som visar fyndplatsens exakta position. Kartans mittpunktskoordinat är N 7456049, E 747823 i SWEREF 99 TM.</w:t>
+        <w:t>Figur 1. Fyndplatser för naturvårdsarter i och inom 22 meter från avverkningsanmälan. Markörer utan svart kant är placerade på fyndplatsen. Markörer med svart kant är placerade vid sidan av fyndplatsen har ett svart streck som visar fyndplatsens exakta position. Kartans mittpunktskoordinat är N 7456049, E 747823 i SWEREF 99 TM.</w:t>
+      </w:r>
+    </w:p>
+    <w:p>
+      <w:r>
+        <w:t>I och inom 22 meter från avverkningsanmälan finns fynd av 11 naturvårdsarter, varav 3 är rödlistade, 4 är fridlysta, 8 är typiska (T) och 6 är signalarter (S): garnlav (VU, T), talltaggsvamp (NT), äggvaxskivling (NT), lappranunkel (S, T, §7), mörk husmossa (S, T), norrlandslav (S, T), plattlummer (S, T, §9), skogshakmossa (S, T), ögonpyrola (S, T), järpe (T, §4) och revlummer (§9). Se Figur 1.</w:t>
+      </w:r>
+    </w:p>
+    <w:p>
+      <w:r>
+        <w:t>Nedan presenteras relevanta utdrag ur standarderna för FSC, Chain of Custody, Controlled Wood och PEFC.</w:t>
+      </w:r>
+    </w:p>
+    <w:p>
+      <w:r>
+        <w:t>Vi förväntar oss att ni återkommer med ett skriftligt svar på vårt klagomål och även beskriver vilka korrigerande åtgärder ni satt in för att rätta till identifierade brister i er efterlevnad av den svenska FSC standarden.</w:t>
+      </w:r>
+    </w:p>
+    <w:p>
+      <w:pPr>
+        <w:pStyle w:val="Heading1"/>
+      </w:pPr>
+      <w:r>
+        <w:t>Naturvårdsarter och fridlysta arter</w:t>
+      </w:r>
+    </w:p>
+    <w:p>
+      <w:r>
+        <w:t>Nedan följer beskrivningar av de naturvårdsarter och fridlysta arter som har sina livsmiljöer och växtplatser i den avverkningsanmälda skogen. Se även ytterligare artfakta i BILAGA 1. De påträffade naturvårdsarterna är ett tydligt kvitto på att det rör sig om en skog med höga naturvärden.</w:t>
+      </w:r>
+    </w:p>
+    <w:p>
+      <w:r>
+        <w:rPr>
+          <w:b/>
+        </w:rPr>
+        <w:t>Garnlav (VU)</w:t>
+      </w:r>
+      <w:r>
+        <w:t xml:space="preserve"> är en utpräglad barrskogsart som ibland kan drapera träden i norrländska grannaturskogar med hög luftfuktighet. Den förekommer även i talldominerade bestånd där den, förutom i trädens grenverk, påträffas hängande över ojämnheter i tallbarken. Arten har minskat starkt i södra och mellersta Sverige och den minskar även i sitt nordliga utbredningsområde. Minskningstakten uppgår till 30 (20–50) % inom 50 år och överstiger gränsvärdet för Sårbar (VU). Orsaken till tillbakagången beror främst på slutavverkningar av naturskogsartade skogar. Bestånd med riklig förekomst bör regelmässigt sparas, vilket även gynnar flera andra sällsynta och rödlistade arter. Garnlav är värdväxt för den mycket sällsynta och akut hotade fjärilen barrskogslavfly (CR) som hör hemma i boreala barrskogar med riklig förekomst av värdväxten. Tidigare kunde arten konstateras årligen på flera platser vid Dala-Floda i Dalarna innan lokalerna kalavverkades. Senaste fyndet i landet av barrskogslavfly är från år 2000 då den påträffades vid Högberget i Sollefteå kommun. Garnlav är typisk art för </w:t>
+      </w:r>
+      <w:r>
+        <w:rPr>
+          <w:i/>
+        </w:rPr>
+        <w:t xml:space="preserve">9010 Taiga </w:t>
+      </w:r>
+      <w:r>
+        <w:t>och</w:t>
+      </w:r>
+      <w:r>
+        <w:rPr>
+          <w:i/>
+        </w:rPr>
+        <w:t xml:space="preserve"> 9070 Trädklädd betesmark</w:t>
+      </w:r>
+      <w:r>
+        <w:t xml:space="preserve"> (SLU Artdatabanken, 2026).</w:t>
+      </w:r>
+    </w:p>
+    <w:p>
+      <w:r>
+        <w:rPr>
+          <w:b/>
+        </w:rPr>
+        <w:t xml:space="preserve">Talltaggsvamp (NT) </w:t>
+      </w:r>
+      <w:r>
+        <w:t>förekommer främst i tallnaturskogar eller tallskogar av kontinuitetsskogskaraktär där den bildar mykorrhiza med tall. Särskilt frekvent är den i sandtallskogar med inslag av gamla träd, t.ex. på grusåsar, stränder och sandhedar. Arten hotas främst av skogsavverkning och tycks försvinna efter slutavverkning, markberedning och plantering. Talltaggsvamp är globalt rödlistad som nära hotad (NT) vilket innebär att Sverige har ett internationellt ansvar för arten (IUCN, 2025; SLU Artdatabanken, 2024).</w:t>
+      </w:r>
+    </w:p>
+    <w:p>
+      <w:r>
+        <w:rPr>
+          <w:b/>
+        </w:rPr>
+        <w:t>Äggvaxskivling (NT)</w:t>
+      </w:r>
+      <w:r>
+        <w:t xml:space="preserve"> bildar mykorrhiza med gran och förekommer huvudsakligen i äldre blåbärsgranskog. Har i Sverige en nordlig utbredningsbild och är relativt vanlig i norra Sverige. Total population i landet bedöms ha minskat kraftigt och fortgående att minska p.g.a. slutavverkningar av kontinuitetsskogar. Skogar med rik förekomst av äggvaxskivling brukar ha en artrik flora av mykorrhizasvampar och kan betraktas som nyckelbiotoper (SLU Artdatabanken, 2024).</w:t>
+      </w:r>
+    </w:p>
+    <w:p>
+      <w:r>
+        <w:rPr>
+          <w:b/>
+        </w:rPr>
+        <w:t>Lappranunkel (§7)</w:t>
+      </w:r>
+      <w:r>
+        <w:t xml:space="preserve"> omfattas av EU:s art- och habitatdirektiv och är fridlyst enligt 7 § artskyddsförordningen vilket innebär att artens livsmiljöer inte får förstöras. Den är knuten till granskogsmiljöer med ytligt liggande markvatten och konstant hög luftfuktighet. Arten är känslig för kalavverkning och markskador men kan kortvarigt står kvar en tid i fuktsvackor efter en avverkning. Lokaler med lappranunkel får inte avverkas. Lappranunkel är typisk art för </w:t>
+      </w:r>
+      <w:r>
+        <w:rPr>
+          <w:i/>
+        </w:rPr>
+        <w:t xml:space="preserve">9010 Taiga, 7160 Källor och källkärr </w:t>
+      </w:r>
+      <w:r>
+        <w:t>och</w:t>
+      </w:r>
+      <w:r>
+        <w:rPr>
+          <w:i/>
+        </w:rPr>
+        <w:t xml:space="preserve"> 9050 Näringsrik granskog</w:t>
+      </w:r>
+      <w:r>
+        <w:t xml:space="preserve"> (Nitare &amp; Skogsstyrelsen, 2019; SLU Artdatabanken, 2024).</w:t>
+      </w:r>
+    </w:p>
+    <w:p>
+      <w:r>
+        <w:rPr>
+          <w:b/>
+        </w:rPr>
+        <w:t xml:space="preserve">Mörk husmossa </w:t>
+      </w:r>
+      <w:r>
+        <w:t xml:space="preserve">är en mycket bra signalart i södra och mellersta Sverige. Den är sannolikt svårspridd och växer huvudsakligen i skog med lång skoglig kontinuitet i områden med konstant hög luftfuktighet. Den är känslig för större avverkningar, men tål plockhuggning som lämnar ett tätare trädskikt och ett obrutet, fukthållande mosstäcke på marken. Ett par studier har klart visat att artens tillväxt försämras när skogen huggs ner intill växtplatsen, och att ett kalhygges påverkan på mörk husmossa avtar både med avståndet från kalhygget och ju fuktigare växtplatsen är. Mörk husmossa är typisk art för </w:t>
+      </w:r>
+      <w:r>
+        <w:rPr>
+          <w:i/>
+        </w:rPr>
+        <w:t xml:space="preserve">9010 Taiga, 9050 Näringsrik granskog, 9080 Lövsumpskog, 9750 Svämlövskog, 9020 Nordlig ädellövskog, 9160 Näringsrik ekskog </w:t>
+      </w:r>
+      <w:r>
+        <w:t>och</w:t>
+      </w:r>
+      <w:r>
+        <w:rPr>
+          <w:i/>
+        </w:rPr>
+        <w:t xml:space="preserve"> 9180 Ädellövskog i branter</w:t>
+      </w:r>
+      <w:r>
+        <w:t xml:space="preserve"> (SLU Artdatabanken, 2024; Nitare &amp; Skogsstyrelsen, 2019).</w:t>
+      </w:r>
+    </w:p>
+    <w:p>
+      <w:r>
+        <w:rPr>
+          <w:b/>
+        </w:rPr>
+        <w:t xml:space="preserve">Norrlandslav </w:t>
+      </w:r>
+      <w:r>
+        <w:t xml:space="preserve">indikerar söder om den naturliga norrlandsgränsen barrskogsbeklädda bergbranter eller andra ostörda skogsmiljöer med höga naturvärden. Norrlandslav är typisk art för </w:t>
+      </w:r>
+      <w:r>
+        <w:rPr>
+          <w:i/>
+        </w:rPr>
+        <w:t xml:space="preserve">9010 Taiga, 8110 Silikatrasmarker </w:t>
+      </w:r>
+      <w:r>
+        <w:t>och</w:t>
+      </w:r>
+      <w:r>
+        <w:rPr>
+          <w:i/>
+        </w:rPr>
+        <w:t xml:space="preserve"> 8120 Kalkrasmarker </w:t>
+      </w:r>
+      <w:r>
+        <w:t>(Nitare &amp; Skogsstyrelsen, 2000; SLU Artdatabanken, 2025).</w:t>
+      </w:r>
+    </w:p>
+    <w:p>
+      <w:r>
+        <w:rPr>
+          <w:b/>
+        </w:rPr>
+        <w:t>Plattlummer (§9)</w:t>
+      </w:r>
+      <w:r>
+        <w:t xml:space="preserve"> växer främst i ljusöppna sandtallskogar eller annan gles, torr och brandpräglad hedbarrskog. Den är mest frekvent i olika typer av naturskogar och kontinuitetsskogar och missgynnas markant av slutavverkning och maskinell markberedning. Söder ut i landet förekommer de närstående arterna cypresslummer (VU, §8) och mellanlummer (VU, §9), vilka båda omfattas av EU:s art- och habitatdirektiv. Plattlummer är typisk art för </w:t>
+      </w:r>
+      <w:r>
+        <w:rPr>
+          <w:i/>
+        </w:rPr>
+        <w:t xml:space="preserve">9010 Taiga </w:t>
+      </w:r>
+      <w:r>
+        <w:t>och</w:t>
+      </w:r>
+      <w:r>
+        <w:rPr>
+          <w:i/>
+        </w:rPr>
+        <w:t xml:space="preserve"> 2320 Rissandhedar </w:t>
+      </w:r>
+      <w:r>
+        <w:t>(Nitare &amp; Skogsstyrelsen, 2019; SLU Artdatabanken, 2025).</w:t>
+      </w:r>
+    </w:p>
+    <w:p>
+      <w:r>
+        <w:rPr>
+          <w:b/>
+        </w:rPr>
+        <w:t>Skogshakmossa</w:t>
+      </w:r>
+      <w:r>
+        <w:t xml:space="preserve"> indikerar lokaler som ofta har en artrik mossflora som kräver jämn och hög markfuktighet, till exempel olika sumpskogar med höga naturvärden. Högst signalvärde har arten i södra och mellersta Sverige. Skogshakmossa är typisk art för </w:t>
+      </w:r>
+      <w:r>
+        <w:rPr>
+          <w:i/>
+        </w:rPr>
+        <w:t xml:space="preserve">9010 Taiga, 9050 Näringsrik granskog, 9080 Lövsumpskog </w:t>
+      </w:r>
+      <w:r>
+        <w:t xml:space="preserve">och </w:t>
+      </w:r>
+      <w:r>
+        <w:rPr>
+          <w:i/>
+        </w:rPr>
+        <w:t xml:space="preserve">9750 Svämlövskog </w:t>
+      </w:r>
+      <w:r>
+        <w:t>(Nitare &amp; Skogsstyrelsen, 2019; SLU Artdatabanken, 2025).</w:t>
+      </w:r>
+    </w:p>
+    <w:p>
+      <w:r>
+        <w:rPr>
+          <w:b/>
+        </w:rPr>
+        <w:t xml:space="preserve">Ögonpyrola </w:t>
+      </w:r>
+      <w:r>
+        <w:t xml:space="preserve">är normalt en bra signalart som visar på områden med höga naturvärden och stabila förhållanden, särskilt inom näringsfattiga trakter. Växten är mycket känslig för markskador och försvinner snabbt efter slutavverkning. Den hotas också av skogsgödsling och markavvattning. Ögonpyrola är typisk art för </w:t>
+      </w:r>
+      <w:r>
+        <w:rPr>
+          <w:i/>
+        </w:rPr>
+        <w:t>9010 Taiga</w:t>
+      </w:r>
+      <w:r>
+        <w:t xml:space="preserve"> och</w:t>
+      </w:r>
+      <w:r>
+        <w:rPr>
+          <w:i/>
+        </w:rPr>
+        <w:t xml:space="preserve"> 9070 Trädklädd betesmark</w:t>
+      </w:r>
+      <w:r>
+        <w:t xml:space="preserve"> (Nitare &amp; Skogsstyrelsen, 2019; SLU Artdatabanken, 2024).</w:t>
+      </w:r>
+    </w:p>
+    <w:p>
+      <w:r>
+        <w:rPr>
+          <w:b/>
+        </w:rPr>
+        <w:t>Järpe (§4)</w:t>
+      </w:r>
+      <w:r>
+        <w:t xml:space="preserve">, som är upptagen i bilaga 1 och 2 EU:s fågeldirektiv, är mycket stationär inom sitt revir som är minst 25 hektar stort. Livsmiljöerna utgörs av tät barrskog med inblandning av lövträd och en väl utvecklad flerskiktad struktur med bärris och yngre eller undertryckta, täta granar i ett lägre skikt, ofta utmed bäckar och åar inne i den skyddande granskogen. Den överlever inte om dess livsmiljö kalavverkas och är även känslig för röjning, gallring och avverkning där unga granar och lövträd inte sparas i tillräcklig omfattning. Arten finns i sammanhängande grandominerad skog över hela Sverige men förekomsterna är betydligt glesare i Götaland än i övriga landet. Järpe är typisk art för </w:t>
+      </w:r>
+      <w:r>
+        <w:rPr>
+          <w:i/>
+        </w:rPr>
+        <w:t xml:space="preserve">9010 Taiga, 9080 Lövsumpskog </w:t>
+      </w:r>
+      <w:r>
+        <w:t xml:space="preserve">och </w:t>
+      </w:r>
+      <w:r>
+        <w:rPr>
+          <w:i/>
+        </w:rPr>
+        <w:t xml:space="preserve">9740 Skogsbevuxen myr </w:t>
+      </w:r>
+      <w:r>
+        <w:t>(SLU Artdatabanken, 2026).</w:t>
+      </w:r>
+    </w:p>
+    <w:p>
+      <w:pPr>
+        <w:pStyle w:val="Heading1"/>
+      </w:pPr>
+      <w:r>
+        <w:t>Certifiering</w:t>
       </w:r>
     </w:p>
     <w:p>
@@ -255,26 +514,18 @@
         <w:pStyle w:val="Heading2"/>
       </w:pPr>
       <w:r>
-        <w:t>Fridlysta arter</w:t>
+        <w:t>Ur FSC-standarden</w:t>
       </w:r>
     </w:p>
     <w:p>
-      <w:r>
-        <w:t>Följande fridlysta arter har sina livsmiljöer och växtplatser i den avverkningsanmälda skogen: lappranunkel (S, T, §7), plattlummer (S, T, §9), järpe (T, §4) och revlummer (§9).</w:t>
-      </w:r>
-    </w:p>
-    <w:p>
-      <w:r>
-        <w:t xml:space="preserve">Observera att medlemsländerna är skyldiga att agera i enlighet med EU:s fågeldirektiv där det uttryckligen står att direktivet gäller för fåglar samt för deras ägg, bon och </w:t>
-      </w:r>
       <w:r>
         <w:rPr>
           <w:b/>
         </w:rPr>
-        <w:t xml:space="preserve">livsmiljöer </w:t>
-      </w:r>
-      <w:r>
-        <w:t>(artikel 1). Vidare att de åtgärder som vidtas inte får leda till en försämring av den nuvarande situationen beträffande bevarandet av de fågelarter som avses i artikel 1 (artikel 13). Fågeldirektivet är styrande för tillsynsansvariga myndigheters ärendehantering, ställningstaganden och beslutsfattande.</w:t>
+        <w:t xml:space="preserve">PRINCIP 1: LAGEFTERLEVNAD: </w:t>
+      </w:r>
+      <w:r>
+        <w:t>Certifikatsinnehavaren ska följa alla tillämpliga lagar, förordningar och nationellt ratificerade internationella avtal, konventioner och överenskommelser.</w:t>
       </w:r>
     </w:p>
     <w:p>
@@ -282,91 +533,81 @@
         <w:rPr>
           <w:b/>
         </w:rPr>
-        <w:t>Järpe (§4)</w:t>
-      </w:r>
-      <w:r>
-        <w:t xml:space="preserve">, som är upptagen i bilaga 1 och 2 EU:s fågeldirektiv, är mycket stationär inom sitt revir som är minst 25 hektar stort. Livsmiljöerna utgörs av tät barrskog med inblandning av lövträd och en väl utvecklad flerskiktad struktur med bärris och yngre eller undertryckta, täta granar i ett lägre skikt, ofta utmed bäckar och åar inne i den skyddande granskogen. Den överlever inte om dess livsmiljö kalavverkas och är även känslig för röjning, gallring och avverkning där unga granar och lövträd inte sparas i tillräcklig omfattning. Arten finns i sammanhängande grandominerad skog över hela Sverige men förekomsterna är betydligt glesare i Götaland än i övriga landet. Järpe är typisk art för </w:t>
+        <w:t xml:space="preserve">1.3.1 </w:t>
+      </w:r>
+      <w:r>
+        <w:t>Tillämpliga lagar och föreskrifter för brukandet av skogen följs.</w:t>
+      </w:r>
+    </w:p>
+    <w:p>
+      <w:pPr>
+        <w:pStyle w:val="ListBullet"/>
+      </w:pPr>
+      <w:r>
+        <w:rPr>
+          <w:b/>
+          <w:i/>
+        </w:rPr>
+        <w:t xml:space="preserve">Kommentar: </w:t>
+      </w:r>
+      <w:r>
+        <w:t>I den avverkningsanmälda skogen har fridlysta arter sina livsmiljöer och växtplatser. Att skada de fridlysta arternas livsmiljöer, växtplatser eller ekologiska funktion är inte tillåtet enligt artskyddsförordningen.</w:t>
       </w:r>
       <w:r>
         <w:rPr>
           <w:i/>
         </w:rPr>
-        <w:t xml:space="preserve">9010 Taiga, 9080 Lövsumpskog </w:t>
-      </w:r>
-      <w:r>
-        <w:t xml:space="preserve">och </w:t>
+        <w:t xml:space="preserve"> EU:s medlemsländer och skogsbolag är skyldiga att agera i enlighet med EU:s fågeldirektiv där det uttryckligen står att direktivet gäller för fåglar samt för deras ägg, bon och </w:t>
+      </w:r>
+      <w:r>
+        <w:rPr>
+          <w:b/>
+          <w:i/>
+        </w:rPr>
+        <w:t xml:space="preserve">livsmiljöer </w:t>
+      </w:r>
+      <w:r>
+        <w:t>(artikel 1). Vidare att de åtgärder som vidtas inte får leda till en försämring av den nuvarande situationen beträffande bevarandet av de fågelarter som avses i artikel 1 (artikel 13).</w:t>
+      </w:r>
+    </w:p>
+    <w:p>
+      <w:r>
+        <w:rPr>
+          <w:b/>
+        </w:rPr>
+        <w:t xml:space="preserve">6.4 </w:t>
+      </w:r>
+      <w:r>
+        <w:t>Certifikatsinnehavaren ska skydda sällsynta arter och hotade arter samt deras livsmiljöer inom skogsbruksenheten. Det ska ske genom avsättningar, andra skyddade områden och genom att skapa konnektivitet och/eller genom andra direkta åtgärder som gynnar dessa arters överlevnad och livskraft. Åtgärderna ska stå i förhållande till brukandets skala, intensitet och risk, samt till sällsynta och hotade arters bevarandestatus och ekologiska krav. Certifikatsinnehavaren ska beakta den geografiska spridningen och ekologiska krav hos sällsynta och hotade arter utanför skogsbruksenhetens gränser när beslut om åtgärder inom skogsbruksenheten ska fattas.</w:t>
+      </w:r>
+    </w:p>
+    <w:p>
+      <w:r>
+        <w:rPr>
+          <w:b/>
+        </w:rPr>
+        <w:t xml:space="preserve">6.4.3 </w:t>
+      </w:r>
+      <w:r>
+        <w:t>Bevarandeåtgärder genomförs för de kända förekomster av rödlistade arter som påverkas av skogsbruk.</w:t>
+      </w:r>
+    </w:p>
+    <w:p>
+      <w:pPr>
+        <w:pStyle w:val="ListBullet"/>
+      </w:pPr>
+      <w:r>
+        <w:rPr>
+          <w:b/>
+          <w:i/>
+        </w:rPr>
+        <w:t xml:space="preserve">Kommentar: </w:t>
       </w:r>
       <w:r>
         <w:rPr>
           <w:i/>
         </w:rPr>
-        <w:t xml:space="preserve">9740 Skogsbevuxen myr </w:t>
-      </w:r>
-      <w:r>
-        <w:t>(SLU Artdatabanken, 2026).</w:t>
-      </w:r>
-    </w:p>
-    <w:p>
-      <w:r>
-        <w:rPr>
-          <w:b/>
-        </w:rPr>
-        <w:t>Lappranunkel (§7)</w:t>
-      </w:r>
-      <w:r>
-        <w:t xml:space="preserve"> omfattas av EU:s art- och habitatdirektiv och är fridlyst enligt 7 § artskyddsförordningen vilket innebär att artens livsmiljöer inte får förstöras. Den är knuten till granskogsmiljöer med ytligt liggande markvatten och konstant hög luftfuktighet. Arten är känslig för kalavverkning och markskador men kan kortvarigt står kvar en tid i fuktsvackor efter en avverkning. Lokaler med lappranunkel får inte avverkas. Lappranunkel är typisk art för </w:t>
-      </w:r>
-      <w:r>
-        <w:rPr>
-          <w:i/>
-        </w:rPr>
-        <w:t xml:space="preserve">9010 Taiga, 7160 Källor och källkärr </w:t>
-      </w:r>
-      <w:r>
-        <w:t>och</w:t>
-      </w:r>
-      <w:r>
-        <w:rPr>
-          <w:i/>
-        </w:rPr>
-        <w:t xml:space="preserve"> 9050 Näringsrik granskog</w:t>
-      </w:r>
-      <w:r>
-        <w:t xml:space="preserve"> (Nitare &amp; Skogsstyrelsen, 2019; SLU Artdatabanken, 2024).</w:t>
-      </w:r>
-    </w:p>
-    <w:p>
-      <w:r>
-        <w:rPr>
-          <w:b/>
-        </w:rPr>
-        <w:t>Plattlummer (§9)</w:t>
-      </w:r>
-      <w:r>
-        <w:t xml:space="preserve"> växer främst i ljusöppna sandtallskogar eller annan gles, torr och brandpräglad hedbarrskog. Den är mest frekvent i olika typer av naturskogar och kontinuitetsskogar och missgynnas markant av slutavverkning och maskinell markberedning. Söder ut i landet förekommer de närstående arterna cypresslummer (VU, §8) och mellanlummer (VU, §9), vilka båda omfattas av EU:s art- och habitatdirektiv. Plattlummer är typisk art för </w:t>
-      </w:r>
-      <w:r>
-        <w:rPr>
-          <w:i/>
-        </w:rPr>
-        <w:t xml:space="preserve">9010 Taiga </w:t>
-      </w:r>
-      <w:r>
-        <w:t>och</w:t>
-      </w:r>
-      <w:r>
-        <w:rPr>
-          <w:i/>
-        </w:rPr>
-        <w:t xml:space="preserve"> 2320 Rissandhedar </w:t>
-      </w:r>
-      <w:r>
-        <w:t>(Nitare &amp; Skogsstyrelsen, 2019; SLU Artdatabanken, 2025).</w:t>
-      </w:r>
-    </w:p>
-    <w:p>
-      <w:r>
-        <w:t>I BILAGA 1 finns mer detaljerad information om ekologi samt krav på livsmiljö hos fridlysta arter.</w:t>
+        <w:t>I det avverkningsanmälda skogsområdet har 11 naturvårdsarter varav 3 rödlistade arter sina livsmiljöer och växtplatser.</w:t>
       </w:r>
     </w:p>
     <w:p>
@@ -374,7 +615,7 @@
         <w:pStyle w:val="Heading2"/>
       </w:pPr>
       <w:r>
-        <w:t>Övriga naturvårdsarter</w:t>
+        <w:t>Ur Chain of Custody Certification (FSC-STD-40-004 ver 3.0)</w:t>
       </w:r>
     </w:p>
     <w:p>
@@ -382,166 +623,144 @@
         <w:rPr>
           <w:b/>
         </w:rPr>
-        <w:t>Garnlav (VU)</w:t>
-      </w:r>
-      <w:r>
-        <w:t xml:space="preserve"> är en utpräglad barrskogsart som ibland kan drapera träden i norrländska grannaturskogar med hög luftfuktighet. Den förekommer även i talldominerade bestånd där den, förutom i trädens grenverk, påträffas hängande över ojämnheter i tallbarken. Arten har minskat starkt i södra och mellersta Sverige och den minskar även i sitt nordliga utbredningsområde. Minskningstakten uppgår till 30 (20–50) % inom 50 år och överstiger gränsvärdet för Sårbar (VU). Orsaken till tillbakagången beror främst på slutavverkningar av naturskogsartade skogar. Bestånd med riklig förekomst bör regelmässigt sparas, vilket även gynnar flera andra sällsynta och rödlistade arter. Garnlav är värdväxt för den mycket sällsynta och akut hotade fjärilen barrskogslavfly (CR) som hör hemma i boreala barrskogar med riklig förekomst av värdväxten. Tidigare kunde arten konstateras årligen på flera platser vid Dala-Floda i Dalarna innan lokalerna kalavverkades. Senaste fyndet i landet av barrskogslavfly är från år 2000 då den påträffades vid Högberget i Sollefteå kommun. Garnlav är typisk art för </w:t>
+        <w:t xml:space="preserve">1.3 </w:t>
+      </w:r>
+      <w:r>
+        <w:t xml:space="preserve">The organization shall commit to the FSC values as defined in FSC-POL-01-004 Policy for the Association of Organizations with FSC. </w:t>
+      </w:r>
+    </w:p>
+    <w:p>
+      <w:pPr>
+        <w:pStyle w:val="Heading2"/>
+      </w:pPr>
+      <w:r>
+        <w:t>Ur FSC:s policy för associerade organisationer (FSC-POL-01-004)</w:t>
+      </w:r>
+    </w:p>
+    <w:p>
+      <w:r>
+        <w:t xml:space="preserve">Som “Chain of Custody”-certifierad organisation är skogsbolaget bunden av de fastställda reglerna i Del 1 Punkt 1 c) i Policy för organisationer associerade med FSC (FSC-POL-01-004 V2-0 EN + SVE version 2012-03-02): </w:t>
+      </w:r>
+    </w:p>
+    <w:p>
+      <w:pPr>
+        <w:pStyle w:val="ListNumber"/>
+      </w:pPr>
+      <w:r>
+        <w:t>De organisationer FSC kan acceptera association med får inte direkt eller indirekt ha några kopplingar till nedanstående, oacceptabla aktiviteter:</w:t>
+      </w:r>
+    </w:p>
+    <w:p>
+      <w:pPr>
+        <w:ind w:left="357"/>
+      </w:pPr>
+      <w:r>
+        <w:t>a) Olaglig skogsavverkning och handel med olagligt avverkat virke eller skogsprodukter</w:t>
+      </w:r>
+    </w:p>
+    <w:p>
+      <w:pPr>
+        <w:ind w:left="357"/>
+      </w:pPr>
+      <w:r>
+        <w:t>...</w:t>
+      </w:r>
+    </w:p>
+    <w:p>
+      <w:pPr>
+        <w:ind w:left="357"/>
+      </w:pPr>
+      <w:r>
+        <w:t>c) Skogsbruk som förstör höga naturvärden</w:t>
+      </w:r>
+    </w:p>
+    <w:p>
+      <w:pPr>
+        <w:ind w:left="357"/>
+      </w:pPr>
+      <w:r>
+        <w:t>d) Betydande omvandling av skog till plantager eller annan, icke skoglig, markanvändning</w:t>
+      </w:r>
+    </w:p>
+    <w:p>
+      <w:pPr>
+        <w:pStyle w:val="ListBullet"/>
+      </w:pPr>
+      <w:r>
+        <w:rPr>
+          <w:b/>
+          <w:i/>
+        </w:rPr>
+        <w:t xml:space="preserve">Kommentar: </w:t>
       </w:r>
       <w:r>
         <w:rPr>
           <w:i/>
         </w:rPr>
-        <w:t xml:space="preserve">9010 Taiga </w:t>
-      </w:r>
-      <w:r>
-        <w:t>och</w:t>
+        <w:t>Avverkning av skog med höga naturvärden samt skada på fridlysta arter strider både mot FSC Controlled Wood-standarden och FSC:s policy for associerade organisationer.</w:t>
+      </w:r>
+    </w:p>
+    <w:p>
+      <w:pPr>
+        <w:pStyle w:val="Heading2"/>
+      </w:pPr>
+      <w:r>
+        <w:t>Ur FSC Controlled Wood (FSC-STD-40-005)</w:t>
+      </w:r>
+    </w:p>
+    <w:p>
+      <w:r>
+        <w:t>Virke som inte accepteras i FSC-märkta produkter (oacceptabelt ursprung) enligt FSC Controlled Wood (FSC-STD-40-005):</w:t>
+      </w:r>
+    </w:p>
+    <w:p>
+      <w:pPr>
+        <w:pStyle w:val="ListNumber"/>
+      </w:pPr>
+      <w:r>
+        <w:t>Illegalt avverkat virke.</w:t>
+      </w:r>
+    </w:p>
+    <w:p>
+      <w:pPr>
+        <w:pStyle w:val="ListNumber"/>
+      </w:pPr>
+      <w:r>
+        <w:t>...</w:t>
+      </w:r>
+    </w:p>
+    <w:p>
+      <w:pPr>
+        <w:pStyle w:val="ListNumber"/>
+      </w:pPr>
+      <w:r>
+        <w:t>Virke från avverkningar som hotar höga naturvärden.</w:t>
+      </w:r>
+    </w:p>
+    <w:p>
+      <w:pPr>
+        <w:pStyle w:val="ListNumber"/>
+      </w:pPr>
+      <w:r>
+        <w:t>Virke från skog som konverteras till plantager eller icke-skogligt bruk.</w:t>
+      </w:r>
+    </w:p>
+    <w:p>
+      <w:pPr>
+        <w:pStyle w:val="ListBullet"/>
+      </w:pPr>
+      <w:r>
+        <w:rPr>
+          <w:b/>
+          <w:i/>
+        </w:rPr>
+        <w:t xml:space="preserve">Kommentar: </w:t>
       </w:r>
       <w:r>
         <w:rPr>
           <w:i/>
         </w:rPr>
-        <w:t xml:space="preserve"> 9070 Trädklädd betesmark</w:t>
-      </w:r>
-      <w:r>
-        <w:t xml:space="preserve"> (SLU Artdatabanken, 2026).</w:t>
-      </w:r>
-    </w:p>
-    <w:p>
-      <w:r>
-        <w:rPr>
-          <w:b/>
-        </w:rPr>
-        <w:t xml:space="preserve">Mörk husmossa </w:t>
-      </w:r>
-      <w:r>
-        <w:t xml:space="preserve">är en mycket bra signalart i södra och mellersta Sverige. Den är sannolikt svårspridd och växer huvudsakligen i skog med lång skoglig kontinuitet i områden med konstant hög luftfuktighet. Den är känslig för större avverkningar, men tål plockhuggning som lämnar ett tätare trädskikt och ett obrutet, fukthållande mosstäcke på marken. Ett par studier har klart visat att artens tillväxt försämras när skogen huggs ner intill växtplatsen, och att ett kalhygges påverkan på mörk husmossa avtar både med avståndet från kalhygget och ju fuktigare växtplatsen är. Mörk husmossa är typisk art för </w:t>
-      </w:r>
-      <w:r>
-        <w:rPr>
-          <w:i/>
-        </w:rPr>
-        <w:t xml:space="preserve">9010 Taiga, 9050 Näringsrik granskog, 9080 Lövsumpskog, 9750 Svämlövskog, 9020 Nordlig ädellövskog, 9160 Näringsrik ekskog </w:t>
-      </w:r>
-      <w:r>
-        <w:t>och</w:t>
-      </w:r>
-      <w:r>
-        <w:rPr>
-          <w:i/>
-        </w:rPr>
-        <w:t xml:space="preserve"> 9180 Ädellövskog i branter</w:t>
-      </w:r>
-      <w:r>
-        <w:t xml:space="preserve"> (SLU Artdatabanken, 2024; Nitare &amp; Skogsstyrelsen, 2019).</w:t>
-      </w:r>
-    </w:p>
-    <w:p>
-      <w:r>
-        <w:rPr>
-          <w:b/>
-        </w:rPr>
-        <w:t xml:space="preserve">Norrlandslav </w:t>
-      </w:r>
-      <w:r>
-        <w:t xml:space="preserve">indikerar söder om den naturliga norrlandsgränsen barrskogsbeklädda bergbranter eller andra ostörda skogsmiljöer med höga naturvärden. Norrlandslav är typisk art för </w:t>
-      </w:r>
-      <w:r>
-        <w:rPr>
-          <w:i/>
-        </w:rPr>
-        <w:t xml:space="preserve">9010 Taiga, 8110 Silikatrasmarker </w:t>
-      </w:r>
-      <w:r>
-        <w:t>och</w:t>
-      </w:r>
-      <w:r>
-        <w:rPr>
-          <w:i/>
-        </w:rPr>
-        <w:t xml:space="preserve"> 8120 Kalkrasmarker </w:t>
-      </w:r>
-      <w:r>
-        <w:t>(Nitare &amp; Skogsstyrelsen, 2000; SLU Artdatabanken, 2025).</w:t>
-      </w:r>
-    </w:p>
-    <w:p>
-      <w:r>
-        <w:rPr>
-          <w:b/>
-        </w:rPr>
-        <w:t>Skogshakmossa</w:t>
-      </w:r>
-      <w:r>
-        <w:t xml:space="preserve"> indikerar lokaler som ofta har en artrik mossflora som kräver jämn och hög markfuktighet, till exempel olika sumpskogar med höga naturvärden. Högst signalvärde har arten i södra och mellersta Sverige. Skogshakmossa är typisk art för </w:t>
-      </w:r>
-      <w:r>
-        <w:rPr>
-          <w:i/>
-        </w:rPr>
-        <w:t xml:space="preserve">9010 Taiga, 9050 Näringsrik granskog, 9080 Lövsumpskog </w:t>
-      </w:r>
-      <w:r>
-        <w:t xml:space="preserve">och </w:t>
-      </w:r>
-      <w:r>
-        <w:rPr>
-          <w:i/>
-        </w:rPr>
-        <w:t xml:space="preserve">9750 Svämlövskog </w:t>
-      </w:r>
-      <w:r>
-        <w:t>(Nitare &amp; Skogsstyrelsen, 2019; SLU Artdatabanken, 2025).</w:t>
-      </w:r>
-    </w:p>
-    <w:p>
-      <w:r>
-        <w:rPr>
-          <w:b/>
-        </w:rPr>
-        <w:t xml:space="preserve">Talltaggsvamp (NT) </w:t>
-      </w:r>
-      <w:r>
-        <w:t>förekommer främst i tallnaturskogar eller tallskogar av kontinuitetsskogskaraktär där den bildar mykorrhiza med tall. Särskilt frekvent är den i sandtallskogar med inslag av gamla träd, t.ex. på grusåsar, stränder och sandhedar. Arten hotas främst av skogsavverkning och tycks försvinna efter slutavverkning, markberedning och plantering. Talltaggsvamp är globalt rödlistad som nära hotad (NT) vilket innebär att Sverige har ett internationellt ansvar för arten (IUCN, 2025; SLU Artdatabanken, 2024).</w:t>
-      </w:r>
-    </w:p>
-    <w:p>
-      <w:r>
-        <w:rPr>
-          <w:b/>
-        </w:rPr>
-        <w:t>Äggvaxskivling (NT)</w:t>
-      </w:r>
-      <w:r>
-        <w:t xml:space="preserve"> bildar mykorrhiza med gran och förekommer huvudsakligen i äldre blåbärsgranskog. Har i Sverige en nordlig utbredningsbild och är relativt vanlig i norra Sverige. Total population i landet bedöms ha minskat kraftigt och fortgående att minska p.g.a. slutavverkningar av kontinuitetsskogar. Skogar med rik förekomst av äggvaxskivling brukar ha en artrik flora av mykorrhizasvampar och kan betraktas som nyckelbiotoper (SLU Artdatabanken, 2024).</w:t>
-      </w:r>
-    </w:p>
-    <w:p>
-      <w:r>
-        <w:rPr>
-          <w:b/>
-        </w:rPr>
-        <w:t xml:space="preserve">Ögonpyrola </w:t>
-      </w:r>
-      <w:r>
-        <w:t xml:space="preserve">är normalt en bra signalart som visar på områden med höga naturvärden och stabila förhållanden, särskilt inom näringsfattiga trakter. Växten är mycket känslig för markskador och försvinner snabbt efter slutavverkning. Den hotas också av skogsgödsling och markavvattning. Ögonpyrola är typisk art för </w:t>
-      </w:r>
-      <w:r>
-        <w:rPr>
-          <w:i/>
-        </w:rPr>
-        <w:t>9010 Taiga</w:t>
-      </w:r>
-      <w:r>
-        <w:t xml:space="preserve"> och</w:t>
-      </w:r>
-      <w:r>
-        <w:rPr>
-          <w:i/>
-        </w:rPr>
-        <w:t xml:space="preserve"> 9070 Trädklädd betesmark</w:t>
-      </w:r>
-      <w:r>
-        <w:t xml:space="preserve"> (Nitare &amp; Skogsstyrelsen, 2019; SLU Artdatabanken, 2024).</w:t>
+        <w:t>Avverkning av skog med höga naturvärden samt skada på fridlysta arter strider både mot FSC Controlled Wood-standarden och FSC:s policy for associerade organisationer.</w:t>
       </w:r>
     </w:p>
     <w:p>
@@ -549,7 +768,93 @@
         <w:pStyle w:val="Heading1"/>
       </w:pPr>
       <w:r>
-        <w:t>Certifiering</w:t>
+        <w:t>Ur PEFC-standarden gällande lagefterlevnad</w:t>
+      </w:r>
+    </w:p>
+    <w:p>
+      <w:r>
+        <w:t>PEFC-standarden förutsätter att tillämplig svensk lagstiftning följs. Det är utsedd tillsynsmyndighet som ansvarar för tillsyn av lagens efterlevnad. PEFC-standarden återger innehållet i vissa certifieringskritiska lag- och föreskriftskrav vilka ska ingå i granskning av PEFC-systemets efterlevnad.</w:t>
+      </w:r>
+    </w:p>
+    <w:p>
+      <w:pPr>
+        <w:pStyle w:val="ListBullet"/>
+      </w:pPr>
+      <w:r>
+        <w:rPr>
+          <w:b/>
+          <w:i/>
+        </w:rPr>
+        <w:t xml:space="preserve">Kommentar: </w:t>
+      </w:r>
+      <w:r>
+        <w:rPr>
+          <w:i/>
+        </w:rPr>
+        <w:t>I den avverkningsanmälda skogen har fridlysta arter sina livsmiljöer och växtplatser. Att skada de fridlysta arternas livsmiljöer, växtplatser eller ekologiska funktion är inte tillåtet enligt artskyddsförordningen</w:t>
+      </w:r>
+    </w:p>
+    <w:p>
+      <w:r>
+        <w:br w:type="page"/>
+      </w:r>
+    </w:p>
+    <w:p>
+      <w:pPr>
+        <w:pStyle w:val="Title"/>
+      </w:pPr>
+      <w:r>
+        <w:t>BILAGA 1 – Fridlysta arter</w:t>
+      </w:r>
+    </w:p>
+    <w:p>
+      <w:pPr>
+        <w:pStyle w:val="Heading1"/>
+      </w:pPr>
+      <w:r>
+        <w:t>Lappranunkel – ekologi samt krav på livsmiljön</w:t>
+      </w:r>
+    </w:p>
+    <w:p>
+      <w:r>
+        <w:t>Lappranunkel (§7) omfattas av EU:s art- och habitatdirektiv och fridlyst enligt 7 § artskyddsförordningen vilket innebär att artens livsmiljöer inte får förstöras.</w:t>
+      </w:r>
+    </w:p>
+    <w:p>
+      <w:pPr>
+        <w:pStyle w:val="ListBullet"/>
+      </w:pPr>
+      <w:r>
+        <w:t xml:space="preserve">7 § </w:t>
+      </w:r>
+      <w:r>
+        <w:rPr>
+          <w:i/>
+        </w:rPr>
+        <w:t>I fråga om sådana växtarter som i bilaga 1 till denna förordning har markerats med N är det förbjudet att avsiktligt plocka, samla in, skära av, dra upp med rötterna eller förstöra växter i deras naturliga utbredningsområde i naturen. Förbudet gäller alla stadier i växternas biologiska cykel.</w:t>
+      </w:r>
+    </w:p>
+    <w:p>
+      <w:r>
+        <w:t xml:space="preserve">Lappranunkel är knuten till granskogsmiljöer med ytligt liggande markvatten och konstant hög luftfuktighet. Arten är känslig för kalavverkning och markskador men kan kortvarigt står kvar en tid i fuktsvackor efter en avverkning. Dikade lokaler bör restaureras hydrologiskt. Lokaler med lappranunkel får inte avverkas. Lappranunkel är typisk art för </w:t>
+      </w:r>
+      <w:r>
+        <w:rPr>
+          <w:i/>
+        </w:rPr>
+        <w:t xml:space="preserve">9010 Taiga, 7160 Källor och källkärr </w:t>
+      </w:r>
+      <w:r>
+        <w:t>och</w:t>
+      </w:r>
+      <w:r>
+        <w:rPr>
+          <w:i/>
+        </w:rPr>
+        <w:t xml:space="preserve"> 9050 Näringsrik granskog</w:t>
+      </w:r>
+      <w:r>
+        <w:t xml:space="preserve"> (Nitare &amp; Skogsstyrelsen, 2019; SLU Artdatabanken, 2024).</w:t>
       </w:r>
     </w:p>
     <w:p>
@@ -557,100 +862,71 @@
         <w:pStyle w:val="Heading2"/>
       </w:pPr>
       <w:r>
-        <w:t>Ur FSC-standarden</w:t>
+        <w:t>Referenser – lappranunkel</w:t>
       </w:r>
     </w:p>
     <w:p>
       <w:r>
+        <w:t xml:space="preserve">Nitare, J. &amp; Skogsstyrelsen, 2019. </w:t>
+      </w:r>
+      <w:r>
         <w:rPr>
-          <w:b/>
+          <w:i/>
         </w:rPr>
-        <w:t xml:space="preserve">PRINCIP 1: LAGEFTERLEVNAD: </w:t>
-      </w:r>
-      <w:r>
-        <w:t>Certifikatsinnehavaren ska följa alla tillämpliga lagar, förordningar och nationellt ratificerade internationella avtal, konventioner och överenskommelser.</w:t>
+        <w:t xml:space="preserve">Skyddsvärd skog – Naturvårdsarter och andra kriterier för naturvärdesbedömning. </w:t>
+      </w:r>
+      <w:r>
+        <w:t>Skogsstyrelsen.</w:t>
       </w:r>
     </w:p>
     <w:p>
       <w:r>
+        <w:t xml:space="preserve">SLU Artdatabanken, 2024. </w:t>
+      </w:r>
+      <w:r>
         <w:rPr>
-          <w:b/>
+          <w:i/>
         </w:rPr>
-        <w:t xml:space="preserve">1.3.1 </w:t>
-      </w:r>
-      <w:r>
-        <w:t>Tillämpliga lagar och föreskrifter för brukandet av skogen följs.</w:t>
+        <w:t xml:space="preserve">Artfaktablad. Naturvård – artfakta. </w:t>
+      </w:r>
+      <w:r>
+        <w:t>SLU Artdatabanken, Uppsala</w:t>
       </w:r>
     </w:p>
     <w:p>
       <w:pPr>
-        <w:pStyle w:val="ListBullet"/>
+        <w:pStyle w:val="Heading1"/>
       </w:pPr>
       <w:r>
-        <w:rPr>
-          <w:b/>
-          <w:i/>
-        </w:rPr>
-        <w:t xml:space="preserve">Kommentar: </w:t>
-      </w:r>
-      <w:r>
-        <w:t>I den avverkningsanmälda skogen har fridlysta arter sina livsmiljöer och växtplatser. Att skada de fridlysta arternas livsmiljöer, växtplatser eller ekologiska funktion är inte tillåtet enligt artskyddsförordningen.</w:t>
+        <w:t>Järpe – ekologi samt krav på livsmiljön</w:t>
+      </w:r>
+    </w:p>
+    <w:p>
+      <w:r>
+        <w:t>Järpe är fridlyst enligt 4§ artskyddsförordningen och upptagen i bilaga 1 och 2 EU:s fågeldirektiv. Den finns i sammanhängande grandominerad skog över hela Sverige men förekomsterna är betydligt glesare i Götaland än i övriga landet. Järpen har sina livsmiljöer i tät barrskog med inblandning av lövträd och en väl utvecklad flerskiktad struktur med bärris och yngre eller undertryckta, täta granar i ett lägre skikt, ofta utmed bäckar och åar inne i den skyddande granskogen (SLU Artdatabanken, 2026).</w:t>
+      </w:r>
+    </w:p>
+    <w:p>
+      <w:r>
+        <w:t xml:space="preserve">Arten behöver lämpliga skogsbestånd om sammanlagt minst 25 hektar. Den är mycket stationär inom sitt revir och när ett par etablerat sig stannar de så länge miljön är intakt. Den undviker öppen mark och förﬂyttar sig sällan över större öppna myrar eller åkermark, och är därför känslig för fragmentering. Järpen överlever inte om dess livsmiljö kalavverkas och är även känslig för röjning, gallring och avverkning där unga granar och lövträd inte sparas i tillräcklig omfattning.  Järpe är typisk art för </w:t>
       </w:r>
       <w:r>
         <w:rPr>
           <w:i/>
         </w:rPr>
-        <w:t xml:space="preserve"> EU:s medlemsländer och skogsbolag är skyldiga att agera i enlighet med EU:s fågeldirektiv där det uttryckligen står att direktivet gäller för fåglar samt för deras ägg, bon och </w:t>
-      </w:r>
-      <w:r>
-        <w:rPr>
-          <w:b/>
-          <w:i/>
-        </w:rPr>
-        <w:t xml:space="preserve">livsmiljöer </w:t>
-      </w:r>
-      <w:r>
-        <w:t>(artikel 1). Vidare att de åtgärder som vidtas inte får leda till en försämring av den nuvarande situationen beträffande bevarandet av de fågelarter som avses i artikel 1 (artikel 13).</w:t>
-      </w:r>
-    </w:p>
-    <w:p>
-      <w:r>
-        <w:rPr>
-          <w:b/>
-        </w:rPr>
-        <w:t xml:space="preserve">6.4 </w:t>
-      </w:r>
-      <w:r>
-        <w:t>Certifikatsinnehavaren ska skydda sällsynta arter och hotade arter samt deras livsmiljöer inom skogsbruksenheten. Det ska ske genom avsättningar, andra skyddade områden och genom att skapa konnektivitet och/eller genom andra direkta åtgärder som gynnar dessa arters överlevnad och livskraft. Åtgärderna ska stå i förhållande till brukandets skala, intensitet och risk, samt till sällsynta och hotade arters bevarandestatus och ekologiska krav. Certifikatsinnehavaren ska beakta den geografiska spridningen och ekologiska krav hos sällsynta och hotade arter utanför skogsbruksenhetens gränser när beslut om åtgärder inom skogsbruksenheten ska fattas.</w:t>
-      </w:r>
-    </w:p>
-    <w:p>
-      <w:r>
-        <w:rPr>
-          <w:b/>
-        </w:rPr>
-        <w:t xml:space="preserve">6.4.3 </w:t>
-      </w:r>
-      <w:r>
-        <w:t>Bevarandeåtgärder genomförs för de kända förekomster av rödlistade arter som påverkas av skogsbruk.</w:t>
-      </w:r>
-    </w:p>
-    <w:p>
-      <w:pPr>
-        <w:pStyle w:val="ListBullet"/>
-      </w:pPr>
-      <w:r>
-        <w:rPr>
-          <w:b/>
-          <w:i/>
-        </w:rPr>
-        <w:t xml:space="preserve">Kommentar: </w:t>
+        <w:t>9010 Taiga, 9740 Skogsbevuxen myr</w:t>
+      </w:r>
+      <w:r>
+        <w:t xml:space="preserve"> och </w:t>
       </w:r>
       <w:r>
         <w:rPr>
           <w:i/>
         </w:rPr>
-        <w:t>I det avverkningsanmälda skogsområdet har 11 naturvårdsarter varav 3 rödlistade arter sina livsmiljöer och växtplatser.</w:t>
+        <w:t>9080 Lövsumpskog</w:t>
+      </w:r>
+      <w:r>
+        <w:t xml:space="preserve"> (SLU Artdatabanken, 2026).</w:t>
       </w:r>
     </w:p>
     <w:p>
@@ -658,331 +934,12 @@
         <w:pStyle w:val="Heading2"/>
       </w:pPr>
       <w:r>
-        <w:t>Ur Chain of Custody Certification (FSC-STD-40-004 ver 3.0)</w:t>
+        <w:t>Referenser – järpe</w:t>
       </w:r>
     </w:p>
     <w:p>
       <w:r>
-        <w:rPr>
-          <w:b/>
-        </w:rPr>
-        <w:t xml:space="preserve">1.3 </w:t>
-      </w:r>
-      <w:r>
-        <w:t xml:space="preserve">The organization shall commit to the FSC values as defined in FSC-POL-01-004 Policy for the Association of Organizations with FSC. </w:t>
-      </w:r>
-    </w:p>
-    <w:p>
-      <w:pPr>
-        <w:pStyle w:val="Heading2"/>
-      </w:pPr>
-      <w:r>
-        <w:t>Ur FSC:s policy för associerade organisationer (FSC-POL-01-004)</w:t>
-      </w:r>
-    </w:p>
-    <w:p>
-      <w:r>
-        <w:t xml:space="preserve">Som “Chain of Custody”-certifierad organisation är skogsbolaget bunden av de fastställda reglerna i Del 1 Punkt 1 c) i Policy för organisationer associerade med FSC (FSC-POL-01-004 V2-0 EN + SVE version 2012-03-02): </w:t>
-      </w:r>
-    </w:p>
-    <w:p>
-      <w:pPr>
-        <w:pStyle w:val="ListNumber"/>
-      </w:pPr>
-      <w:r>
-        <w:t>De organisationer FSC kan acceptera association med får inte direkt eller indirekt ha några kopplingar till nedanstående, oacceptabla aktiviteter:</w:t>
-      </w:r>
-    </w:p>
-    <w:p>
-      <w:pPr>
-        <w:ind w:left="357"/>
-      </w:pPr>
-      <w:r>
-        <w:t>a) Olaglig skogsavverkning och handel med olagligt avverkat virke eller skogsprodukter</w:t>
-      </w:r>
-    </w:p>
-    <w:p>
-      <w:pPr>
-        <w:ind w:left="357"/>
-      </w:pPr>
-      <w:r>
-        <w:t>...</w:t>
-      </w:r>
-    </w:p>
-    <w:p>
-      <w:pPr>
-        <w:ind w:left="357"/>
-      </w:pPr>
-      <w:r>
-        <w:t>c) Skogsbruk som förstör höga naturvärden</w:t>
-      </w:r>
-    </w:p>
-    <w:p>
-      <w:pPr>
-        <w:ind w:left="357"/>
-      </w:pPr>
-      <w:r>
-        <w:t>d) Betydande omvandling av skog till plantager eller annan, icke skoglig, markanvändning</w:t>
-      </w:r>
-    </w:p>
-    <w:p>
-      <w:pPr>
-        <w:pStyle w:val="ListBullet"/>
-      </w:pPr>
-      <w:r>
-        <w:rPr>
-          <w:b/>
-          <w:i/>
-        </w:rPr>
-        <w:t xml:space="preserve">Kommentar: </w:t>
-      </w:r>
-      <w:r>
-        <w:rPr>
-          <w:i/>
-        </w:rPr>
-        <w:t>Avverkning av skog med höga naturvärden samt skada på fridlysta arter strider både mot FSC Controlled Wood-standarden och FSC:s policy for associerade organisationer.</w:t>
-      </w:r>
-    </w:p>
-    <w:p>
-      <w:pPr>
-        <w:pStyle w:val="Heading2"/>
-      </w:pPr>
-      <w:r>
-        <w:t>Ur FSC Controlled Wood (FSC-STD-40-005)</w:t>
-      </w:r>
-    </w:p>
-    <w:p>
-      <w:r>
-        <w:t>Virke som inte accepteras i FSC-märkta produkter (oacceptabelt ursprung) enligt FSC Controlled Wood (FSC-STD-40-005):</w:t>
-      </w:r>
-    </w:p>
-    <w:p>
-      <w:pPr>
-        <w:pStyle w:val="ListNumber"/>
-      </w:pPr>
-      <w:r>
-        <w:t>Illegalt avverkat virke.</w:t>
-      </w:r>
-    </w:p>
-    <w:p>
-      <w:pPr>
-        <w:pStyle w:val="ListNumber"/>
-      </w:pPr>
-      <w:r>
-        <w:t>...</w:t>
-      </w:r>
-    </w:p>
-    <w:p>
-      <w:pPr>
-        <w:pStyle w:val="ListNumber"/>
-      </w:pPr>
-      <w:r>
-        <w:t>Virke från avverkningar som hotar höga naturvärden.</w:t>
-      </w:r>
-    </w:p>
-    <w:p>
-      <w:pPr>
-        <w:pStyle w:val="ListNumber"/>
-      </w:pPr>
-      <w:r>
-        <w:t>Virke från skog som konverteras till plantager eller icke-skogligt bruk.</w:t>
-      </w:r>
-    </w:p>
-    <w:p>
-      <w:pPr>
-        <w:pStyle w:val="ListBullet"/>
-      </w:pPr>
-      <w:r>
-        <w:rPr>
-          <w:b/>
-          <w:i/>
-        </w:rPr>
-        <w:t xml:space="preserve">Kommentar: </w:t>
-      </w:r>
-      <w:r>
-        <w:rPr>
-          <w:i/>
-        </w:rPr>
-        <w:t>Avverkning av skog med höga naturvärden samt skada på fridlysta arter strider både mot FSC Controlled Wood-standarden och FSC:s policy for associerade organisationer.</w:t>
-      </w:r>
-    </w:p>
-    <w:p>
-      <w:pPr>
-        <w:pStyle w:val="Heading1"/>
-      </w:pPr>
-      <w:r>
-        <w:t>Ur PEFC-standarden gällande lagefterlevnad</w:t>
-      </w:r>
-    </w:p>
-    <w:p>
-      <w:r>
-        <w:t>PEFC-standarden förutsätter att tillämplig svensk lagstiftning följs. Det är utsedd tillsynsmyndighet som ansvarar för tillsyn av lagens efterlevnad. PEFC-standarden återger innehållet i vissa certifieringskritiska lag- och föreskriftskrav vilka ska ingå i granskning av PEFC-systemets efterlevnad.</w:t>
-      </w:r>
-    </w:p>
-    <w:p>
-      <w:pPr>
-        <w:pStyle w:val="ListBullet"/>
-      </w:pPr>
-      <w:r>
-        <w:rPr>
-          <w:b/>
-          <w:i/>
-        </w:rPr>
-        <w:t xml:space="preserve">Kommentar: </w:t>
-      </w:r>
-      <w:r>
-        <w:rPr>
-          <w:i/>
-        </w:rPr>
-        <w:t>I den avverkningsanmälda skogen har fridlysta arter sina livsmiljöer och växtplatser. Att skada de fridlysta arternas livsmiljöer, växtplatser eller ekologiska funktion är inte tillåtet enligt artskyddsförordningen</w:t>
-      </w:r>
-    </w:p>
-    <w:p>
-      <w:r>
-        <w:br w:type="page"/>
-      </w:r>
-    </w:p>
-    <w:p>
-      <w:pPr>
-        <w:pStyle w:val="Title"/>
-      </w:pPr>
-      <w:r>
-        <w:t>BILAGA 1 – Fridlysta arter</w:t>
-      </w:r>
-    </w:p>
-    <w:p>
-      <w:pPr>
-        <w:pStyle w:val="Heading1"/>
-      </w:pPr>
-      <w:r>
-        <w:t>Järpe – ekologi samt krav på livsmiljön</w:t>
-      </w:r>
-    </w:p>
-    <w:p>
-      <w:r>
-        <w:t>Järpe är fridlyst enligt 4§ artskyddsförordningen och upptagen i bilaga 1 och 2 EU:s fågeldirektiv. Den finns i sammanhängande grandominerad skog över hela Sverige men förekomsterna är betydligt glesare i Götaland än i övriga landet. Järpen har sina livsmiljöer i tät barrskog med inblandning av lövträd och en väl utvecklad flerskiktad struktur med bärris och yngre eller undertryckta, täta granar i ett lägre skikt, ofta utmed bäckar och åar inne i den skyddande granskogen (SLU Artdatabanken, 2026).</w:t>
-      </w:r>
-    </w:p>
-    <w:p>
-      <w:r>
-        <w:t xml:space="preserve">Arten behöver lämpliga skogsbestånd om sammanlagt minst 25 hektar. Den är mycket stationär inom sitt revir och när ett par etablerat sig stannar de så länge miljön är intakt. Den undviker öppen mark och förﬂyttar sig sällan över större öppna myrar eller åkermark, och är därför känslig för fragmentering. Järpen överlever inte om dess livsmiljö kalavverkas och är även känslig för röjning, gallring och avverkning där unga granar och lövträd inte sparas i tillräcklig omfattning.  Järpe är typisk art för </w:t>
-      </w:r>
-      <w:r>
-        <w:rPr>
-          <w:i/>
-        </w:rPr>
-        <w:t>9010 Taiga, 9740 Skogsbevuxen myr</w:t>
-      </w:r>
-      <w:r>
-        <w:t xml:space="preserve"> och </w:t>
-      </w:r>
-      <w:r>
-        <w:rPr>
-          <w:i/>
-        </w:rPr>
-        <w:t>9080 Lövsumpskog</w:t>
-      </w:r>
-      <w:r>
-        <w:t xml:space="preserve"> (SLU Artdatabanken, 2026).</w:t>
-      </w:r>
-    </w:p>
-    <w:p>
-      <w:pPr>
-        <w:pStyle w:val="Heading2"/>
-      </w:pPr>
-      <w:r>
-        <w:t>Referenser – järpe</w:t>
-      </w:r>
-    </w:p>
-    <w:p>
-      <w:r>
         <w:t xml:space="preserve">SLU Artdatabanken, 2026. </w:t>
-      </w:r>
-      <w:r>
-        <w:rPr>
-          <w:i/>
-        </w:rPr>
-        <w:t xml:space="preserve">Artfaktablad. Naturvård – artfakta. </w:t>
-      </w:r>
-      <w:r>
-        <w:t>SLU Artdatabanken, Uppsala</w:t>
-      </w:r>
-    </w:p>
-    <w:p>
-      <w:pPr>
-        <w:pStyle w:val="Heading1"/>
-      </w:pPr>
-      <w:r>
-        <w:t>Lappranunkel – ekologi samt krav på livsmiljön</w:t>
-      </w:r>
-    </w:p>
-    <w:p>
-      <w:r>
-        <w:t>Lappranunkel (§7) omfattas av EU:s art- och habitatdirektiv och fridlyst enligt 7 § artskyddsförordningen vilket innebär att artens livsmiljöer inte får förstöras.</w:t>
-      </w:r>
-    </w:p>
-    <w:p>
-      <w:pPr>
-        <w:pStyle w:val="ListBullet"/>
-      </w:pPr>
-      <w:r>
-        <w:t xml:space="preserve">7 § </w:t>
-      </w:r>
-      <w:r>
-        <w:rPr>
-          <w:i/>
-        </w:rPr>
-        <w:t>I fråga om sådana växtarter som i bilaga 1 till denna förordning har markerats med N är det förbjudet att avsiktligt plocka, samla in, skära av, dra upp med rötterna eller förstöra växter i deras naturliga utbredningsområde i naturen. Förbudet gäller alla stadier i växternas biologiska cykel.</w:t>
-      </w:r>
-    </w:p>
-    <w:p>
-      <w:r>
-        <w:t xml:space="preserve">Lappranunkel är knuten till granskogsmiljöer med ytligt liggande markvatten och konstant hög luftfuktighet. Arten är känslig för kalavverkning och markskador men kan kortvarigt står kvar en tid i fuktsvackor efter en avverkning. Dikade lokaler bör restaureras hydrologiskt. Lokaler med lappranunkel får inte avverkas. Lappranunkel är typisk art för </w:t>
-      </w:r>
-      <w:r>
-        <w:rPr>
-          <w:i/>
-        </w:rPr>
-        <w:t xml:space="preserve">9010 Taiga, 7160 Källor och källkärr </w:t>
-      </w:r>
-      <w:r>
-        <w:t>och</w:t>
-      </w:r>
-      <w:r>
-        <w:rPr>
-          <w:i/>
-        </w:rPr>
-        <w:t xml:space="preserve"> 9050 Näringsrik granskog</w:t>
-      </w:r>
-      <w:r>
-        <w:t xml:space="preserve"> (Nitare &amp; Skogsstyrelsen, 2019; SLU Artdatabanken, 2024).</w:t>
-      </w:r>
-    </w:p>
-    <w:p>
-      <w:pPr>
-        <w:pStyle w:val="Heading2"/>
-      </w:pPr>
-      <w:r>
-        <w:t>Referenser – lappranunkel</w:t>
-      </w:r>
-    </w:p>
-    <w:p>
-      <w:r>
-        <w:t xml:space="preserve">Nitare, J. &amp; Skogsstyrelsen, 2019. </w:t>
-      </w:r>
-      <w:r>
-        <w:rPr>
-          <w:i/>
-        </w:rPr>
-        <w:t xml:space="preserve">Skyddsvärd skog – Naturvårdsarter och andra kriterier för naturvärdesbedömning. </w:t>
-      </w:r>
-      <w:r>
-        <w:t>Skogsstyrelsen.</w:t>
-      </w:r>
-    </w:p>
-    <w:p>
-      <w:r>
-        <w:t xml:space="preserve">SLU Artdatabanken, 2024. </w:t>
       </w:r>
       <w:r>
         <w:rPr>
@@ -1122,7 +1079,7 @@
     <w:r>
       <w:tab/>
       <w:tab/>
-      <w:t>2026-06-20</w:t>
+      <w:t>2026-06-21</w:t>
       <w:br/>
       <w:br/>
     </w:r>

--- a/klagomål/A 14999-2024 FSC-klagomål.docx
+++ b/klagomål/A 14999-2024 FSC-klagomål.docx
@@ -1079,7 +1079,7 @@
     <w:r>
       <w:tab/>
       <w:tab/>
-      <w:t>2026-06-21</w:t>
+      <w:t>2026-06-22</w:t>
       <w:br/>
       <w:br/>
     </w:r>

--- a/klagomål/A 14999-2024 FSC-klagomål.docx
+++ b/klagomål/A 14999-2024 FSC-klagomål.docx
@@ -1079,7 +1079,7 @@
     <w:r>
       <w:tab/>
       <w:tab/>
-      <w:t>2026-06-22</w:t>
+      <w:t>2026-06-23</w:t>
       <w:br/>
       <w:br/>
     </w:r>

--- a/klagomål/A 14999-2024 FSC-klagomål.docx
+++ b/klagomål/A 14999-2024 FSC-klagomål.docx
@@ -1079,7 +1079,7 @@
     <w:r>
       <w:tab/>
       <w:tab/>
-      <w:t>2026-06-23</w:t>
+      <w:t>2026-06-24</w:t>
       <w:br/>
       <w:br/>
     </w:r>

--- a/klagomål/A 14999-2024 FSC-klagomål.docx
+++ b/klagomål/A 14999-2024 FSC-klagomål.docx
@@ -1079,7 +1079,7 @@
     <w:r>
       <w:tab/>
       <w:tab/>
-      <w:t>2026-06-24</w:t>
+      <w:t>2026-06-25</w:t>
       <w:br/>
       <w:br/>
     </w:r>

--- a/klagomål/A 14999-2024 FSC-klagomål.docx
+++ b/klagomål/A 14999-2024 FSC-klagomål.docx
@@ -1079,7 +1079,7 @@
     <w:r>
       <w:tab/>
       <w:tab/>
-      <w:t>2026-06-25</w:t>
+      <w:t>2026-06-26</w:t>
       <w:br/>
       <w:br/>
     </w:r>

--- a/klagomål/A 14999-2024 FSC-klagomål.docx
+++ b/klagomål/A 14999-2024 FSC-klagomål.docx
@@ -1079,7 +1079,7 @@
     <w:r>
       <w:tab/>
       <w:tab/>
-      <w:t>2026-06-26</w:t>
+      <w:t>2026-06-27</w:t>
       <w:br/>
       <w:br/>
     </w:r>

--- a/klagomål/A 14999-2024 FSC-klagomål.docx
+++ b/klagomål/A 14999-2024 FSC-klagomål.docx
@@ -1079,7 +1079,7 @@
     <w:r>
       <w:tab/>
       <w:tab/>
-      <w:t>2026-06-27</w:t>
+      <w:t>2026-06-28</w:t>
       <w:br/>
       <w:br/>
     </w:r>

--- a/klagomål/A 14999-2024 FSC-klagomål.docx
+++ b/klagomål/A 14999-2024 FSC-klagomål.docx
@@ -1079,7 +1079,7 @@
     <w:r>
       <w:tab/>
       <w:tab/>
-      <w:t>2026-06-28</w:t>
+      <w:t>2026-06-29</w:t>
       <w:br/>
       <w:br/>
     </w:r>

--- a/klagomål/A 14999-2024 FSC-klagomål.docx
+++ b/klagomål/A 14999-2024 FSC-klagomål.docx
@@ -1079,7 +1079,7 @@
     <w:r>
       <w:tab/>
       <w:tab/>
-      <w:t>2026-06-29</w:t>
+      <w:t>2026-06-30</w:t>
       <w:br/>
       <w:br/>
     </w:r>

--- a/klagomål/A 14999-2024 FSC-klagomål.docx
+++ b/klagomål/A 14999-2024 FSC-klagomål.docx
@@ -1079,7 +1079,7 @@
     <w:r>
       <w:tab/>
       <w:tab/>
-      <w:t>2026-06-30</w:t>
+      <w:t>2026-07-01</w:t>
       <w:br/>
       <w:br/>
     </w:r>

--- a/klagomål/A 14999-2024 FSC-klagomål.docx
+++ b/klagomål/A 14999-2024 FSC-klagomål.docx
@@ -1079,7 +1079,7 @@
     <w:r>
       <w:tab/>
       <w:tab/>
-      <w:t>2026-07-01</w:t>
+      <w:t>2026-07-02</w:t>
       <w:br/>
       <w:br/>
     </w:r>

--- a/klagomål/A 14999-2024 FSC-klagomål.docx
+++ b/klagomål/A 14999-2024 FSC-klagomål.docx
@@ -1079,7 +1079,7 @@
     <w:r>
       <w:tab/>
       <w:tab/>
-      <w:t>2026-07-13</w:t>
+      <w:t>2026-07-14</w:t>
       <w:br/>
       <w:br/>
     </w:r>

--- a/klagomål/A 14999-2024 FSC-klagomål.docx
+++ b/klagomål/A 14999-2024 FSC-klagomål.docx
@@ -1079,7 +1079,7 @@
     <w:r>
       <w:tab/>
       <w:tab/>
-      <w:t>2026-07-14</w:t>
+      <w:t>2026-07-15</w:t>
       <w:br/>
       <w:br/>
     </w:r>

--- a/klagomål/A 14999-2024 FSC-klagomål.docx
+++ b/klagomål/A 14999-2024 FSC-klagomål.docx
@@ -1079,7 +1079,7 @@
     <w:r>
       <w:tab/>
       <w:tab/>
-      <w:t>2026-07-15</w:t>
+      <w:t>2026-07-16</w:t>
       <w:br/>
       <w:br/>
     </w:r>

--- a/klagomål/A 14999-2024 FSC-klagomål.docx
+++ b/klagomål/A 14999-2024 FSC-klagomål.docx
@@ -1079,7 +1079,7 @@
     <w:r>
       <w:tab/>
       <w:tab/>
-      <w:t>2026-07-16</w:t>
+      <w:t>2026-07-17</w:t>
       <w:br/>
       <w:br/>
     </w:r>

--- a/klagomål/A 14999-2024 FSC-klagomål.docx
+++ b/klagomål/A 14999-2024 FSC-klagomål.docx
@@ -1079,7 +1079,7 @@
     <w:r>
       <w:tab/>
       <w:tab/>
-      <w:t>2026-07-17</w:t>
+      <w:t>2026-07-18</w:t>
       <w:br/>
       <w:br/>
     </w:r>

--- a/klagomål/A 14999-2024 FSC-klagomål.docx
+++ b/klagomål/A 14999-2024 FSC-klagomål.docx
@@ -1079,7 +1079,7 @@
     <w:r>
       <w:tab/>
       <w:tab/>
-      <w:t>2026-07-18</w:t>
+      <w:t>2026-07-19</w:t>
       <w:br/>
       <w:br/>
     </w:r>

--- a/klagomål/A 14999-2024 FSC-klagomål.docx
+++ b/klagomål/A 14999-2024 FSC-klagomål.docx
@@ -1079,7 +1079,7 @@
     <w:r>
       <w:tab/>
       <w:tab/>
-      <w:t>2026-07-19</w:t>
+      <w:t>2026-07-20</w:t>
       <w:br/>
       <w:br/>
     </w:r>

--- a/klagomål/A 14999-2024 FSC-klagomål.docx
+++ b/klagomål/A 14999-2024 FSC-klagomål.docx
@@ -1079,7 +1079,7 @@
     <w:r>
       <w:tab/>
       <w:tab/>
-      <w:t>2026-07-20</w:t>
+      <w:t>2026-07-21</w:t>
       <w:br/>
       <w:br/>
     </w:r>

--- a/klagomål/A 14999-2024 FSC-klagomål.docx
+++ b/klagomål/A 14999-2024 FSC-klagomål.docx
@@ -1079,7 +1079,7 @@
     <w:r>
       <w:tab/>
       <w:tab/>
-      <w:t>2026-07-21</w:t>
+      <w:t>2026-07-22</w:t>
       <w:br/>
       <w:br/>
     </w:r>

--- a/klagomål/A 14999-2024 FSC-klagomål.docx
+++ b/klagomål/A 14999-2024 FSC-klagomål.docx
@@ -1079,7 +1079,7 @@
     <w:r>
       <w:tab/>
       <w:tab/>
-      <w:t>2026-07-22</w:t>
+      <w:t>2026-07-23</w:t>
       <w:br/>
       <w:br/>
     </w:r>

--- a/klagomål/A 14999-2024 FSC-klagomål.docx
+++ b/klagomål/A 14999-2024 FSC-klagomål.docx
@@ -1079,7 +1079,7 @@
     <w:r>
       <w:tab/>
       <w:tab/>
-      <w:t>2026-07-23</w:t>
+      <w:t>2026-07-24</w:t>
       <w:br/>
       <w:br/>
     </w:r>

--- a/klagomål/A 14999-2024 FSC-klagomål.docx
+++ b/klagomål/A 14999-2024 FSC-klagomål.docx
@@ -1079,7 +1079,7 @@
     <w:r>
       <w:tab/>
       <w:tab/>
-      <w:t>2026-07-24</w:t>
+      <w:t>2026-07-25</w:t>
       <w:br/>
       <w:br/>
     </w:r>

--- a/klagomål/A 14999-2024 FSC-klagomål.docx
+++ b/klagomål/A 14999-2024 FSC-klagomål.docx
@@ -1079,7 +1079,7 @@
     <w:r>
       <w:tab/>
       <w:tab/>
-      <w:t>2026-07-25</w:t>
+      <w:t>2026-07-26</w:t>
       <w:br/>
       <w:br/>
     </w:r>

--- a/klagomål/A 14999-2024 FSC-klagomål.docx
+++ b/klagomål/A 14999-2024 FSC-klagomål.docx
@@ -1079,7 +1079,7 @@
     <w:r>
       <w:tab/>
       <w:tab/>
-      <w:t>2026-07-26</w:t>
+      <w:t>2026-07-27</w:t>
       <w:br/>
       <w:br/>
     </w:r>

--- a/klagomål/A 14999-2024 FSC-klagomål.docx
+++ b/klagomål/A 14999-2024 FSC-klagomål.docx
@@ -1079,7 +1079,7 @@
     <w:r>
       <w:tab/>
       <w:tab/>
-      <w:t>2026-07-27</w:t>
+      <w:t>2026-07-28</w:t>
       <w:br/>
       <w:br/>
     </w:r>

--- a/klagomål/A 14999-2024 FSC-klagomål.docx
+++ b/klagomål/A 14999-2024 FSC-klagomål.docx
@@ -1079,7 +1079,7 @@
     <w:r>
       <w:tab/>
       <w:tab/>
-      <w:t>2026-07-28</w:t>
+      <w:t>2026-07-29</w:t>
       <w:br/>
       <w:br/>
     </w:r>

--- a/klagomål/A 14999-2024 FSC-klagomål.docx
+++ b/klagomål/A 14999-2024 FSC-klagomål.docx
@@ -1079,7 +1079,7 @@
     <w:r>
       <w:tab/>
       <w:tab/>
-      <w:t>2026-07-29</w:t>
+      <w:t>2026-07-30</w:t>
       <w:br/>
       <w:br/>
     </w:r>

--- a/klagomål/A 14999-2024 FSC-klagomål.docx
+++ b/klagomål/A 14999-2024 FSC-klagomål.docx
@@ -1079,7 +1079,7 @@
     <w:r>
       <w:tab/>
       <w:tab/>
-      <w:t>2026-07-30</w:t>
+      <w:t>2026-07-31</w:t>
       <w:br/>
       <w:br/>
     </w:r>

--- a/klagomål/A 14999-2024 FSC-klagomål.docx
+++ b/klagomål/A 14999-2024 FSC-klagomål.docx
@@ -1079,7 +1079,7 @@
     <w:r>
       <w:tab/>
       <w:tab/>
-      <w:t>2026-07-31</w:t>
+      <w:t>2026-08-01</w:t>
       <w:br/>
       <w:br/>
     </w:r>

--- a/klagomål/A 14999-2024 FSC-klagomål.docx
+++ b/klagomål/A 14999-2024 FSC-klagomål.docx
@@ -1079,7 +1079,7 @@
     <w:r>
       <w:tab/>
       <w:tab/>
-      <w:t>2026-08-01</w:t>
+      <w:t>2026-08-02</w:t>
       <w:br/>
       <w:br/>
     </w:r>

--- a/klagomål/A 14999-2024 FSC-klagomål.docx
+++ b/klagomål/A 14999-2024 FSC-klagomål.docx
@@ -1079,7 +1079,7 @@
     <w:r>
       <w:tab/>
       <w:tab/>
-      <w:t>2026-08-02</w:t>
+      <w:t>2026-08-03</w:t>
       <w:br/>
       <w:br/>
     </w:r>

--- a/klagomål/A 14999-2024 FSC-klagomål.docx
+++ b/klagomål/A 14999-2024 FSC-klagomål.docx
@@ -1079,7 +1079,7 @@
     <w:r>
       <w:tab/>
       <w:tab/>
-      <w:t>2026-08-03</w:t>
+      <w:t>2026-08-05</w:t>
       <w:br/>
       <w:br/>
     </w:r>

--- a/klagomål/A 14999-2024 FSC-klagomål.docx
+++ b/klagomål/A 14999-2024 FSC-klagomål.docx
@@ -1079,7 +1079,7 @@
     <w:r>
       <w:tab/>
       <w:tab/>
-      <w:t>2026-08-05</w:t>
+      <w:t>2026-08-07</w:t>
       <w:br/>
       <w:br/>
     </w:r>

--- a/klagomål/A 14999-2024 FSC-klagomål.docx
+++ b/klagomål/A 14999-2024 FSC-klagomål.docx
@@ -1079,7 +1079,7 @@
     <w:r>
       <w:tab/>
       <w:tab/>
-      <w:t>2026-08-07</w:t>
+      <w:t>2026-08-08</w:t>
       <w:br/>
       <w:br/>
     </w:r>

--- a/klagomål/A 14999-2024 FSC-klagomål.docx
+++ b/klagomål/A 14999-2024 FSC-klagomål.docx
@@ -216,7 +216,7 @@
         <w:spacing w:after="240"/>
       </w:pPr>
       <w:r>
-        <w:t>Figur 1. Fyndplatser för naturvårdsarter i och inom 22 meter från avverkningsanmälan. Markörer utan svart kant är placerade på fyndplatsen. Markörer med svart kant är placerade vid sidan av fyndplatsen har ett svart streck som visar fyndplatsens exakta position. Kartans mittpunktskoordinat är N 7456049, E 747823 i SWEREF 99 TM.</w:t>
+        <w:t>Figur 1. Fyndplatser för naturvårdsarter i och inom 22 meter från avverkningsanmälan. Markörer utan svart kant är placerade på fyndplatsen. Markörer med svart kant är placerade vid sidan av fyndplatsen och har ett svart streck som visar fyndplatsens exakta position. Kartans mittpunktskoordinat är N 7456049, E 747823 i SWEREF 99 TM.</w:t>
       </w:r>
     </w:p>
     <w:p>
@@ -1079,7 +1079,7 @@
     <w:r>
       <w:tab/>
       <w:tab/>
-      <w:t>2026-08-14</w:t>
+      <w:t>2026-08-15</w:t>
       <w:br/>
       <w:br/>
     </w:r>

--- a/klagomål/A 14999-2024 FSC-klagomål.docx
+++ b/klagomål/A 14999-2024 FSC-klagomål.docx
@@ -1079,7 +1079,7 @@
     <w:r>
       <w:tab/>
       <w:tab/>
-      <w:t>2026-08-15</w:t>
+      <w:t>2026-08-16</w:t>
       <w:br/>
       <w:br/>
     </w:r>

--- a/klagomål/A 14999-2024 FSC-klagomål.docx
+++ b/klagomål/A 14999-2024 FSC-klagomål.docx
@@ -1079,7 +1079,7 @@
     <w:r>
       <w:tab/>
       <w:tab/>
-      <w:t>2026-08-16</w:t>
+      <w:t>2026-08-17</w:t>
       <w:br/>
       <w:br/>
     </w:r>

--- a/klagomål/A 14999-2024 FSC-klagomål.docx
+++ b/klagomål/A 14999-2024 FSC-klagomål.docx
@@ -1079,7 +1079,7 @@
     <w:r>
       <w:tab/>
       <w:tab/>
-      <w:t>2026-08-17</w:t>
+      <w:t>2026-08-18</w:t>
       <w:br/>
       <w:br/>
     </w:r>

--- a/klagomål/A 14999-2024 FSC-klagomål.docx
+++ b/klagomål/A 14999-2024 FSC-klagomål.docx
@@ -1079,7 +1079,7 @@
     <w:r>
       <w:tab/>
       <w:tab/>
-      <w:t>2026-08-18</w:t>
+      <w:t>2026-08-19</w:t>
       <w:br/>
       <w:br/>
     </w:r>

--- a/klagomål/A 14999-2024 FSC-klagomål.docx
+++ b/klagomål/A 14999-2024 FSC-klagomål.docx
@@ -1079,7 +1079,7 @@
     <w:r>
       <w:tab/>
       <w:tab/>
-      <w:t>2026-08-19</w:t>
+      <w:t>2026-08-20</w:t>
       <w:br/>
       <w:br/>
     </w:r>

--- a/klagomål/A 14999-2024 FSC-klagomål.docx
+++ b/klagomål/A 14999-2024 FSC-klagomål.docx
@@ -1079,7 +1079,7 @@
     <w:r>
       <w:tab/>
       <w:tab/>
-      <w:t>2026-08-20</w:t>
+      <w:t>2026-08-21</w:t>
       <w:br/>
       <w:br/>
     </w:r>

--- a/klagomål/A 14999-2024 FSC-klagomål.docx
+++ b/klagomål/A 14999-2024 FSC-klagomål.docx
@@ -1079,7 +1079,7 @@
     <w:r>
       <w:tab/>
       <w:tab/>
-      <w:t>2026-08-21</w:t>
+      <w:t>2026-08-22</w:t>
       <w:br/>
       <w:br/>
     </w:r>

--- a/klagomål/A 14999-2024 FSC-klagomål.docx
+++ b/klagomål/A 14999-2024 FSC-klagomål.docx
@@ -1079,7 +1079,7 @@
     <w:r>
       <w:tab/>
       <w:tab/>
-      <w:t>2026-08-22</w:t>
+      <w:t>2026-08-23</w:t>
       <w:br/>
       <w:br/>
     </w:r>

--- a/klagomål/A 14999-2024 FSC-klagomål.docx
+++ b/klagomål/A 14999-2024 FSC-klagomål.docx
@@ -1079,7 +1079,7 @@
     <w:r>
       <w:tab/>
       <w:tab/>
-      <w:t>2026-08-23</w:t>
+      <w:t>2026-08-24</w:t>
       <w:br/>
       <w:br/>
     </w:r>

--- a/klagomål/A 14999-2024 FSC-klagomål.docx
+++ b/klagomål/A 14999-2024 FSC-klagomål.docx
@@ -1079,7 +1079,7 @@
     <w:r>
       <w:tab/>
       <w:tab/>
-      <w:t>2026-08-24</w:t>
+      <w:t>2026-08-25</w:t>
       <w:br/>
       <w:br/>
     </w:r>

--- a/klagomål/A 14999-2024 FSC-klagomål.docx
+++ b/klagomål/A 14999-2024 FSC-klagomål.docx
@@ -1079,7 +1079,7 @@
     <w:r>
       <w:tab/>
       <w:tab/>
-      <w:t>2026-08-25</w:t>
+      <w:t>2026-08-26</w:t>
       <w:br/>
       <w:br/>
     </w:r>

--- a/klagomål/A 14999-2024 FSC-klagomål.docx
+++ b/klagomål/A 14999-2024 FSC-klagomål.docx
@@ -1079,7 +1079,7 @@
     <w:r>
       <w:tab/>
       <w:tab/>
-      <w:t>2026-08-26</w:t>
+      <w:t>2026-08-27</w:t>
       <w:br/>
       <w:br/>
     </w:r>

--- a/klagomål/A 14999-2024 FSC-klagomål.docx
+++ b/klagomål/A 14999-2024 FSC-klagomål.docx
@@ -1079,7 +1079,7 @@
     <w:r>
       <w:tab/>
       <w:tab/>
-      <w:t>2026-08-27</w:t>
+      <w:t>2026-08-28</w:t>
       <w:br/>
       <w:br/>
     </w:r>

--- a/klagomål/A 14999-2024 FSC-klagomål.docx
+++ b/klagomål/A 14999-2024 FSC-klagomål.docx
@@ -1079,7 +1079,7 @@
     <w:r>
       <w:tab/>
       <w:tab/>
-      <w:t>2026-08-28</w:t>
+      <w:t>2026-08-29</w:t>
       <w:br/>
       <w:br/>
     </w:r>

--- a/klagomål/A 14999-2024 FSC-klagomål.docx
+++ b/klagomål/A 14999-2024 FSC-klagomål.docx
@@ -1079,7 +1079,7 @@
     <w:r>
       <w:tab/>
       <w:tab/>
-      <w:t>2026-08-29</w:t>
+      <w:t>2026-08-31</w:t>
       <w:br/>
       <w:br/>
     </w:r>

--- a/klagomål/A 14999-2024 FSC-klagomål.docx
+++ b/klagomål/A 14999-2024 FSC-klagomål.docx
@@ -1079,7 +1079,7 @@
     <w:r>
       <w:tab/>
       <w:tab/>
-      <w:t>2026-08-31</w:t>
+      <w:t>2026-09-01</w:t>
       <w:br/>
       <w:br/>
     </w:r>

--- a/klagomål/A 14999-2024 FSC-klagomål.docx
+++ b/klagomål/A 14999-2024 FSC-klagomål.docx
@@ -1079,7 +1079,7 @@
     <w:r>
       <w:tab/>
       <w:tab/>
-      <w:t>2026-09-01</w:t>
+      <w:t>2026-09-02</w:t>
       <w:br/>
       <w:br/>
     </w:r>

--- a/klagomål/A 14999-2024 FSC-klagomål.docx
+++ b/klagomål/A 14999-2024 FSC-klagomål.docx
@@ -1079,7 +1079,7 @@
     <w:r>
       <w:tab/>
       <w:tab/>
-      <w:t>2026-09-02</w:t>
+      <w:t>2026-09-03</w:t>
       <w:br/>
       <w:br/>
     </w:r>

--- a/klagomål/A 14999-2024 FSC-klagomål.docx
+++ b/klagomål/A 14999-2024 FSC-klagomål.docx
@@ -1079,7 +1079,7 @@
     <w:r>
       <w:tab/>
       <w:tab/>
-      <w:t>2026-09-03</w:t>
+      <w:t>2026-09-04</w:t>
       <w:br/>
       <w:br/>
     </w:r>

--- a/klagomål/A 14999-2024 FSC-klagomål.docx
+++ b/klagomål/A 14999-2024 FSC-klagomål.docx
@@ -1079,7 +1079,7 @@
     <w:r>
       <w:tab/>
       <w:tab/>
-      <w:t>2026-09-04</w:t>
+      <w:t>2026-09-05</w:t>
       <w:br/>
       <w:br/>
     </w:r>

--- a/klagomål/A 14999-2024 FSC-klagomål.docx
+++ b/klagomål/A 14999-2024 FSC-klagomål.docx
@@ -1079,7 +1079,7 @@
     <w:r>
       <w:tab/>
       <w:tab/>
-      <w:t>2026-09-05</w:t>
+      <w:t>2026-09-06</w:t>
       <w:br/>
       <w:br/>
     </w:r>

--- a/klagomål/A 14999-2024 FSC-klagomål.docx
+++ b/klagomål/A 14999-2024 FSC-klagomål.docx
@@ -1079,7 +1079,7 @@
     <w:r>
       <w:tab/>
       <w:tab/>
-      <w:t>2026-09-06</w:t>
+      <w:t>2026-09-07</w:t>
       <w:br/>
       <w:br/>
     </w:r>

--- a/klagomål/A 14999-2024 FSC-klagomål.docx
+++ b/klagomål/A 14999-2024 FSC-klagomål.docx
@@ -1079,7 +1079,7 @@
     <w:r>
       <w:tab/>
       <w:tab/>
-      <w:t>2026-09-07</w:t>
+      <w:t>2026-09-08</w:t>
       <w:br/>
       <w:br/>
     </w:r>

--- a/klagomål/A 14999-2024 FSC-klagomål.docx
+++ b/klagomål/A 14999-2024 FSC-klagomål.docx
@@ -1079,7 +1079,7 @@
     <w:r>
       <w:tab/>
       <w:tab/>
-      <w:t>2026-09-08</w:t>
+      <w:t>2026-09-09</w:t>
       <w:br/>
       <w:br/>
     </w:r>

--- a/klagomål/A 14999-2024 FSC-klagomål.docx
+++ b/klagomål/A 14999-2024 FSC-klagomål.docx
@@ -1079,7 +1079,7 @@
     <w:r>
       <w:tab/>
       <w:tab/>
-      <w:t>2026-09-09</w:t>
+      <w:t>2026-09-10</w:t>
       <w:br/>
       <w:br/>
     </w:r>

--- a/klagomål/A 14999-2024 FSC-klagomål.docx
+++ b/klagomål/A 14999-2024 FSC-klagomål.docx
@@ -1079,7 +1079,7 @@
     <w:r>
       <w:tab/>
       <w:tab/>
-      <w:t>2026-09-10</w:t>
+      <w:t>2026-09-11</w:t>
       <w:br/>
       <w:br/>
     </w:r>

--- a/klagomål/A 14999-2024 FSC-klagomål.docx
+++ b/klagomål/A 14999-2024 FSC-klagomål.docx
@@ -1079,7 +1079,7 @@
     <w:r>
       <w:tab/>
       <w:tab/>
-      <w:t>2026-09-11</w:t>
+      <w:t>2026-09-12</w:t>
       <w:br/>
       <w:br/>
     </w:r>

--- a/klagomål/A 14999-2024 FSC-klagomål.docx
+++ b/klagomål/A 14999-2024 FSC-klagomål.docx
@@ -1079,7 +1079,7 @@
     <w:r>
       <w:tab/>
       <w:tab/>
-      <w:t>2026-09-12</w:t>
+      <w:t>2026-09-13</w:t>
       <w:br/>
       <w:br/>
     </w:r>
